--- a/22nd_Improve_Visual.docx
+++ b/22nd_Improve_Visual.docx
@@ -15747,6 +15747,66 @@
       </w:pPr>
       <w:r>
         <w:rPr>
+          <w:noProof/>
+        </w:rPr>
+        <w:drawing>
+          <wp:anchor distT="0" distB="0" distL="114300" distR="114300" simplePos="0" relativeHeight="251662336" behindDoc="1" locked="0" layoutInCell="1" allowOverlap="1" wp14:anchorId="73D34266" wp14:editId="728CC8DF">
+            <wp:simplePos x="0" y="0"/>
+            <wp:positionH relativeFrom="column">
+              <wp:posOffset>42234</wp:posOffset>
+            </wp:positionH>
+            <wp:positionV relativeFrom="page">
+              <wp:posOffset>2559670</wp:posOffset>
+            </wp:positionV>
+            <wp:extent cx="6645910" cy="3738245"/>
+            <wp:effectExtent l="0" t="0" r="2540" b="0"/>
+            <wp:wrapSquare wrapText="bothSides"/>
+            <wp:docPr id="985009181" name="Picture 1"/>
+            <wp:cNvGraphicFramePr>
+              <a:graphicFrameLocks xmlns:a="http://schemas.openxmlformats.org/drawingml/2006/main" noChangeAspect="1"/>
+            </wp:cNvGraphicFramePr>
+            <a:graphic xmlns:a="http://schemas.openxmlformats.org/drawingml/2006/main">
+              <a:graphicData uri="http://schemas.openxmlformats.org/drawingml/2006/picture">
+                <pic:pic xmlns:pic="http://schemas.openxmlformats.org/drawingml/2006/picture">
+                  <pic:nvPicPr>
+                    <pic:cNvPr id="985009181" name=""/>
+                    <pic:cNvPicPr/>
+                  </pic:nvPicPr>
+                  <pic:blipFill>
+                    <a:blip r:embed="rId10" cstate="print">
+                      <a:extLst>
+                        <a:ext uri="{28A0092B-C50C-407E-A947-70E740481C1C}">
+                          <a14:useLocalDpi xmlns:a14="http://schemas.microsoft.com/office/drawing/2010/main" val="0"/>
+                        </a:ext>
+                      </a:extLst>
+                    </a:blip>
+                    <a:stretch>
+                      <a:fillRect/>
+                    </a:stretch>
+                  </pic:blipFill>
+                  <pic:spPr>
+                    <a:xfrm>
+                      <a:off x="0" y="0"/>
+                      <a:ext cx="6645910" cy="3738245"/>
+                    </a:xfrm>
+                    <a:prstGeom prst="rect">
+                      <a:avLst/>
+                    </a:prstGeom>
+                  </pic:spPr>
+                </pic:pic>
+              </a:graphicData>
+            </a:graphic>
+            <wp14:sizeRelH relativeFrom="page">
+              <wp14:pctWidth>0</wp14:pctWidth>
+            </wp14:sizeRelH>
+            <wp14:sizeRelV relativeFrom="page">
+              <wp14:pctHeight>0</wp14:pctHeight>
+            </wp14:sizeRelV>
+          </wp:anchor>
+        </w:drawing>
+      </w:r>
+      <w:r>
+        <w:rPr>
           <w:rFonts w:ascii="Times New Roman" w:hAnsi="Times New Roman" w:cs="Times New Roman"/>
           <w:sz w:val="28"/>
           <w:szCs w:val="28"/>
@@ -15789,6 +15849,5898 @@
         </w:rPr>
         <w:t>.: 0%</w:t>
       </w:r>
+    </w:p>
+    <w:p>
+      <w:pPr>
+        <w:ind w:right="0"/>
+        <w:rPr>
+          <w:rFonts w:ascii="Times New Roman" w:hAnsi="Times New Roman" w:cs="Times New Roman"/>
+          <w:sz w:val="28"/>
+          <w:szCs w:val="28"/>
+        </w:rPr>
+      </w:pPr>
+    </w:p>
+    <w:p>
+      <w:pPr>
+        <w:ind w:right="0"/>
+        <w:rPr>
+          <w:rFonts w:ascii="Times New Roman" w:hAnsi="Times New Roman" w:cs="Times New Roman"/>
+          <w:sz w:val="28"/>
+          <w:szCs w:val="28"/>
+        </w:rPr>
+      </w:pPr>
+      <w:r>
+        <w:rPr>
+          <w:rFonts w:ascii="Times New Roman" w:hAnsi="Times New Roman" w:cs="Times New Roman"/>
+          <w:sz w:val="24"/>
+          <w:szCs w:val="24"/>
+          <w:lang w:val="en-US"/>
+        </w:rPr>
+        <w:t xml:space="preserve">Then I clicked </w:t>
+      </w:r>
+      <w:proofErr w:type="spellStart"/>
+      <w:r>
+        <w:rPr>
+          <w:rFonts w:ascii="Times New Roman" w:hAnsi="Times New Roman" w:cs="Times New Roman"/>
+          <w:sz w:val="24"/>
+          <w:szCs w:val="24"/>
+          <w:lang w:val="en-US"/>
+        </w:rPr>
+        <w:t>Cltr</w:t>
+      </w:r>
+      <w:proofErr w:type="spellEnd"/>
+      <w:r>
+        <w:rPr>
+          <w:rFonts w:ascii="Times New Roman" w:hAnsi="Times New Roman" w:cs="Times New Roman"/>
+          <w:sz w:val="24"/>
+          <w:szCs w:val="24"/>
+          <w:lang w:val="en-US"/>
+        </w:rPr>
+        <w:t xml:space="preserve"> + C to exit and check the </w:t>
+      </w:r>
+      <w:r>
+        <w:rPr>
+          <w:rFonts w:ascii="Times New Roman" w:hAnsi="Times New Roman" w:cs="Times New Roman"/>
+          <w:sz w:val="24"/>
+          <w:szCs w:val="24"/>
+          <w:lang w:val="en-US"/>
+        </w:rPr>
+        <w:t>System</w:t>
+      </w:r>
+      <w:r>
+        <w:rPr>
+          <w:rFonts w:ascii="Times New Roman" w:hAnsi="Times New Roman" w:cs="Times New Roman"/>
+          <w:sz w:val="28"/>
+          <w:szCs w:val="28"/>
+        </w:rPr>
+        <w:t xml:space="preserve"> </w:t>
+      </w:r>
+      <w:r>
+        <w:rPr>
+          <w:rFonts w:ascii="Times New Roman" w:hAnsi="Times New Roman" w:cs="Times New Roman"/>
+          <w:sz w:val="28"/>
+          <w:szCs w:val="28"/>
+        </w:rPr>
+        <w:drawing>
+          <wp:anchor distT="0" distB="0" distL="114300" distR="114300" simplePos="0" relativeHeight="251663360" behindDoc="0" locked="0" layoutInCell="1" allowOverlap="1" wp14:anchorId="620D88FE" wp14:editId="1E886B65">
+            <wp:simplePos x="0" y="0"/>
+            <wp:positionH relativeFrom="margin">
+              <wp:align>right</wp:align>
+            </wp:positionH>
+            <wp:positionV relativeFrom="page">
+              <wp:posOffset>7095446</wp:posOffset>
+            </wp:positionV>
+            <wp:extent cx="6645910" cy="1397000"/>
+            <wp:effectExtent l="0" t="0" r="2540" b="0"/>
+            <wp:wrapSquare wrapText="bothSides"/>
+            <wp:docPr id="13069133" name="Picture 1"/>
+            <wp:cNvGraphicFramePr>
+              <a:graphicFrameLocks xmlns:a="http://schemas.openxmlformats.org/drawingml/2006/main" noChangeAspect="1"/>
+            </wp:cNvGraphicFramePr>
+            <a:graphic xmlns:a="http://schemas.openxmlformats.org/drawingml/2006/main">
+              <a:graphicData uri="http://schemas.openxmlformats.org/drawingml/2006/picture">
+                <pic:pic xmlns:pic="http://schemas.openxmlformats.org/drawingml/2006/picture">
+                  <pic:nvPicPr>
+                    <pic:cNvPr id="13069133" name=""/>
+                    <pic:cNvPicPr/>
+                  </pic:nvPicPr>
+                  <pic:blipFill>
+                    <a:blip r:embed="rId11" cstate="print">
+                      <a:extLst>
+                        <a:ext uri="{28A0092B-C50C-407E-A947-70E740481C1C}">
+                          <a14:useLocalDpi xmlns:a14="http://schemas.microsoft.com/office/drawing/2010/main" val="0"/>
+                        </a:ext>
+                      </a:extLst>
+                    </a:blip>
+                    <a:stretch>
+                      <a:fillRect/>
+                    </a:stretch>
+                  </pic:blipFill>
+                  <pic:spPr>
+                    <a:xfrm>
+                      <a:off x="0" y="0"/>
+                      <a:ext cx="6645910" cy="1397000"/>
+                    </a:xfrm>
+                    <a:prstGeom prst="rect">
+                      <a:avLst/>
+                    </a:prstGeom>
+                  </pic:spPr>
+                </pic:pic>
+              </a:graphicData>
+            </a:graphic>
+            <wp14:sizeRelH relativeFrom="page">
+              <wp14:pctWidth>0</wp14:pctWidth>
+            </wp14:sizeRelH>
+            <wp14:sizeRelV relativeFrom="page">
+              <wp14:pctHeight>0</wp14:pctHeight>
+            </wp14:sizeRelV>
+          </wp:anchor>
+        </w:drawing>
+      </w:r>
+    </w:p>
+    <w:p>
+      <w:pPr>
+        <w:ind w:right="0"/>
+        <w:rPr>
+          <w:rFonts w:ascii="Times New Roman" w:hAnsi="Times New Roman" w:cs="Times New Roman"/>
+          <w:sz w:val="28"/>
+          <w:szCs w:val="28"/>
+        </w:rPr>
+      </w:pPr>
+    </w:p>
+    <w:p>
+      <w:pPr>
+        <w:ind w:right="0"/>
+        <w:rPr>
+          <w:rFonts w:ascii="Times New Roman" w:hAnsi="Times New Roman" w:cs="Times New Roman"/>
+          <w:sz w:val="28"/>
+          <w:szCs w:val="28"/>
+        </w:rPr>
+      </w:pPr>
+      <w:r>
+        <w:rPr>
+          <w:rFonts w:ascii="Times New Roman" w:hAnsi="Times New Roman" w:cs="Times New Roman"/>
+          <w:sz w:val="28"/>
+          <w:szCs w:val="28"/>
+        </w:rPr>
+        <w:t>Git add, commit and push:</w:t>
+      </w:r>
+    </w:p>
+    <w:p>
+      <w:pPr>
+        <w:ind w:right="0"/>
+        <w:rPr>
+          <w:rFonts w:ascii="Times New Roman" w:hAnsi="Times New Roman" w:cs="Times New Roman"/>
+          <w:sz w:val="28"/>
+          <w:szCs w:val="28"/>
+        </w:rPr>
+      </w:pPr>
+      <w:r>
+        <w:rPr>
+          <w:rFonts w:ascii="Times New Roman" w:hAnsi="Times New Roman" w:cs="Times New Roman"/>
+          <w:sz w:val="28"/>
+          <w:szCs w:val="28"/>
+        </w:rPr>
+        <w:t>D:\robot-navigation&gt;git add .</w:t>
+      </w:r>
+    </w:p>
+    <w:p>
+      <w:pPr>
+        <w:ind w:right="0"/>
+        <w:rPr>
+          <w:rFonts w:ascii="Times New Roman" w:hAnsi="Times New Roman" w:cs="Times New Roman"/>
+          <w:sz w:val="28"/>
+          <w:szCs w:val="28"/>
+        </w:rPr>
+      </w:pPr>
+    </w:p>
+    <w:p>
+      <w:pPr>
+        <w:ind w:right="0"/>
+        <w:rPr>
+          <w:rFonts w:ascii="Times New Roman" w:hAnsi="Times New Roman" w:cs="Times New Roman"/>
+          <w:sz w:val="28"/>
+          <w:szCs w:val="28"/>
+        </w:rPr>
+      </w:pPr>
+      <w:r>
+        <w:rPr>
+          <w:rFonts w:ascii="Times New Roman" w:hAnsi="Times New Roman" w:cs="Times New Roman"/>
+          <w:sz w:val="28"/>
+          <w:szCs w:val="28"/>
+        </w:rPr>
+        <w:t>D:\robot-navigation&gt;git commit -m "Overhaul: Implemented Cyberpunk TUI dashboard with A* frontiers, chroma-depth, and moving hazards"</w:t>
+      </w:r>
+    </w:p>
+    <w:p>
+      <w:pPr>
+        <w:ind w:right="0"/>
+        <w:rPr>
+          <w:rFonts w:ascii="Times New Roman" w:hAnsi="Times New Roman" w:cs="Times New Roman"/>
+          <w:sz w:val="28"/>
+          <w:szCs w:val="28"/>
+        </w:rPr>
+      </w:pPr>
+      <w:r>
+        <w:rPr>
+          <w:rFonts w:ascii="Times New Roman" w:hAnsi="Times New Roman" w:cs="Times New Roman"/>
+          <w:sz w:val="28"/>
+          <w:szCs w:val="28"/>
+        </w:rPr>
+        <w:lastRenderedPageBreak/>
+        <w:t>[main 73df247] Overhaul: Implemented Cyberpunk TUI dashboard with A* frontiers, chroma-depth, and moving hazards</w:t>
+      </w:r>
+    </w:p>
+    <w:p>
+      <w:pPr>
+        <w:ind w:right="0"/>
+        <w:rPr>
+          <w:rFonts w:ascii="Times New Roman" w:hAnsi="Times New Roman" w:cs="Times New Roman"/>
+          <w:sz w:val="28"/>
+          <w:szCs w:val="28"/>
+        </w:rPr>
+      </w:pPr>
+      <w:r>
+        <w:rPr>
+          <w:rFonts w:ascii="Times New Roman" w:hAnsi="Times New Roman" w:cs="Times New Roman"/>
+          <w:sz w:val="28"/>
+          <w:szCs w:val="28"/>
+        </w:rPr>
+        <w:t xml:space="preserve"> 16 files changed, 1673 insertions(+), 105 deletions(-)</w:t>
+      </w:r>
+    </w:p>
+    <w:p>
+      <w:pPr>
+        <w:ind w:right="0"/>
+        <w:rPr>
+          <w:rFonts w:ascii="Times New Roman" w:hAnsi="Times New Roman" w:cs="Times New Roman"/>
+          <w:sz w:val="28"/>
+          <w:szCs w:val="28"/>
+        </w:rPr>
+      </w:pPr>
+      <w:r>
+        <w:rPr>
+          <w:rFonts w:ascii="Times New Roman" w:hAnsi="Times New Roman" w:cs="Times New Roman"/>
+          <w:sz w:val="28"/>
+          <w:szCs w:val="28"/>
+        </w:rPr>
+        <w:t xml:space="preserve"> create mode 100644 22nd_Improve_Visual.docx</w:t>
+      </w:r>
+    </w:p>
+    <w:p>
+      <w:pPr>
+        <w:ind w:right="0"/>
+        <w:rPr>
+          <w:rFonts w:ascii="Times New Roman" w:hAnsi="Times New Roman" w:cs="Times New Roman"/>
+          <w:sz w:val="28"/>
+          <w:szCs w:val="28"/>
+        </w:rPr>
+      </w:pPr>
+      <w:r>
+        <w:rPr>
+          <w:rFonts w:ascii="Times New Roman" w:hAnsi="Times New Roman" w:cs="Times New Roman"/>
+          <w:sz w:val="28"/>
+          <w:szCs w:val="28"/>
+        </w:rPr>
+        <w:t xml:space="preserve"> create mode 100644 CYBERPUNK_FEATURES.md</w:t>
+      </w:r>
+    </w:p>
+    <w:p>
+      <w:pPr>
+        <w:ind w:right="0"/>
+        <w:rPr>
+          <w:rFonts w:ascii="Times New Roman" w:hAnsi="Times New Roman" w:cs="Times New Roman"/>
+          <w:sz w:val="28"/>
+          <w:szCs w:val="28"/>
+        </w:rPr>
+      </w:pPr>
+      <w:r>
+        <w:rPr>
+          <w:rFonts w:ascii="Times New Roman" w:hAnsi="Times New Roman" w:cs="Times New Roman"/>
+          <w:sz w:val="28"/>
+          <w:szCs w:val="28"/>
+        </w:rPr>
+        <w:t xml:space="preserve"> create mode 100644 DELIVERY_SUMMARY_CYBERPUNK.md</w:t>
+      </w:r>
+    </w:p>
+    <w:p>
+      <w:pPr>
+        <w:ind w:right="0"/>
+        <w:rPr>
+          <w:rFonts w:ascii="Times New Roman" w:hAnsi="Times New Roman" w:cs="Times New Roman"/>
+          <w:sz w:val="28"/>
+          <w:szCs w:val="28"/>
+        </w:rPr>
+      </w:pPr>
+      <w:r>
+        <w:rPr>
+          <w:rFonts w:ascii="Times New Roman" w:hAnsi="Times New Roman" w:cs="Times New Roman"/>
+          <w:sz w:val="28"/>
+          <w:szCs w:val="28"/>
+        </w:rPr>
+        <w:t xml:space="preserve"> create mode 100644 QUICK_START.md</w:t>
+      </w:r>
+    </w:p>
+    <w:p>
+      <w:pPr>
+        <w:ind w:right="0"/>
+        <w:rPr>
+          <w:rFonts w:ascii="Times New Roman" w:hAnsi="Times New Roman" w:cs="Times New Roman"/>
+          <w:sz w:val="28"/>
+          <w:szCs w:val="28"/>
+        </w:rPr>
+      </w:pPr>
+      <w:r>
+        <w:rPr>
+          <w:rFonts w:ascii="Times New Roman" w:hAnsi="Times New Roman" w:cs="Times New Roman"/>
+          <w:sz w:val="28"/>
+          <w:szCs w:val="28"/>
+        </w:rPr>
+        <w:t xml:space="preserve"> create mode 100644 Visuality notepad.txt</w:t>
+      </w:r>
+    </w:p>
+    <w:p>
+      <w:pPr>
+        <w:ind w:right="0"/>
+        <w:rPr>
+          <w:rFonts w:ascii="Times New Roman" w:hAnsi="Times New Roman" w:cs="Times New Roman"/>
+          <w:sz w:val="28"/>
+          <w:szCs w:val="28"/>
+        </w:rPr>
+      </w:pPr>
+      <w:r>
+        <w:rPr>
+          <w:rFonts w:ascii="Times New Roman" w:hAnsi="Times New Roman" w:cs="Times New Roman"/>
+          <w:sz w:val="28"/>
+          <w:szCs w:val="28"/>
+        </w:rPr>
+        <w:t xml:space="preserve"> create mode 100644 quick_test.py</w:t>
+      </w:r>
+    </w:p>
+    <w:p>
+      <w:pPr>
+        <w:ind w:right="0"/>
+        <w:rPr>
+          <w:rFonts w:ascii="Times New Roman" w:hAnsi="Times New Roman" w:cs="Times New Roman"/>
+          <w:sz w:val="28"/>
+          <w:szCs w:val="28"/>
+        </w:rPr>
+      </w:pPr>
+      <w:r>
+        <w:rPr>
+          <w:rFonts w:ascii="Times New Roman" w:hAnsi="Times New Roman" w:cs="Times New Roman"/>
+          <w:sz w:val="28"/>
+          <w:szCs w:val="28"/>
+        </w:rPr>
+        <w:t xml:space="preserve"> create mode 100644 test_cyberpunk.py</w:t>
+      </w:r>
+    </w:p>
+    <w:p>
+      <w:pPr>
+        <w:ind w:right="0"/>
+        <w:rPr>
+          <w:rFonts w:ascii="Times New Roman" w:hAnsi="Times New Roman" w:cs="Times New Roman"/>
+          <w:sz w:val="28"/>
+          <w:szCs w:val="28"/>
+        </w:rPr>
+      </w:pPr>
+      <w:r>
+        <w:rPr>
+          <w:rFonts w:ascii="Times New Roman" w:hAnsi="Times New Roman" w:cs="Times New Roman"/>
+          <w:sz w:val="28"/>
+          <w:szCs w:val="28"/>
+        </w:rPr>
+        <w:t xml:space="preserve"> create mode 100644 test_integration.py</w:t>
+      </w:r>
+    </w:p>
+    <w:p>
+      <w:pPr>
+        <w:ind w:right="0"/>
+        <w:rPr>
+          <w:rFonts w:ascii="Times New Roman" w:hAnsi="Times New Roman" w:cs="Times New Roman"/>
+          <w:sz w:val="28"/>
+          <w:szCs w:val="28"/>
+        </w:rPr>
+      </w:pPr>
+      <w:r>
+        <w:rPr>
+          <w:rFonts w:ascii="Times New Roman" w:hAnsi="Times New Roman" w:cs="Times New Roman"/>
+          <w:sz w:val="28"/>
+          <w:szCs w:val="28"/>
+        </w:rPr>
+        <w:t xml:space="preserve"> create mode 100644 test_syntax.py</w:t>
+      </w:r>
+    </w:p>
+    <w:p>
+      <w:pPr>
+        <w:ind w:right="0"/>
+        <w:rPr>
+          <w:rFonts w:ascii="Times New Roman" w:hAnsi="Times New Roman" w:cs="Times New Roman"/>
+          <w:sz w:val="28"/>
+          <w:szCs w:val="28"/>
+        </w:rPr>
+      </w:pPr>
+      <w:r>
+        <w:rPr>
+          <w:rFonts w:ascii="Times New Roman" w:hAnsi="Times New Roman" w:cs="Times New Roman"/>
+          <w:sz w:val="28"/>
+          <w:szCs w:val="28"/>
+        </w:rPr>
+        <w:t xml:space="preserve"> create mode 100644 validate_features.py</w:t>
+      </w:r>
+    </w:p>
+    <w:p>
+      <w:pPr>
+        <w:ind w:right="0"/>
+        <w:rPr>
+          <w:rFonts w:ascii="Times New Roman" w:hAnsi="Times New Roman" w:cs="Times New Roman"/>
+          <w:sz w:val="28"/>
+          <w:szCs w:val="28"/>
+        </w:rPr>
+      </w:pPr>
+      <w:r>
+        <w:rPr>
+          <w:rFonts w:ascii="Times New Roman" w:hAnsi="Times New Roman" w:cs="Times New Roman"/>
+          <w:sz w:val="28"/>
+          <w:szCs w:val="28"/>
+        </w:rPr>
+        <w:t xml:space="preserve"> create mode 100644 ~$nd_Improve_Visual.docx</w:t>
+      </w:r>
+    </w:p>
+    <w:p>
+      <w:pPr>
+        <w:ind w:right="0"/>
+        <w:rPr>
+          <w:rFonts w:ascii="Times New Roman" w:hAnsi="Times New Roman" w:cs="Times New Roman"/>
+          <w:sz w:val="28"/>
+          <w:szCs w:val="28"/>
+        </w:rPr>
+      </w:pPr>
+      <w:r>
+        <w:rPr>
+          <w:rFonts w:ascii="Times New Roman" w:hAnsi="Times New Roman" w:cs="Times New Roman"/>
+          <w:sz w:val="28"/>
+          <w:szCs w:val="28"/>
+        </w:rPr>
+        <w:t xml:space="preserve"> create mode 100644 ~WRL2305.tmp</w:t>
+      </w:r>
+    </w:p>
+    <w:p>
+      <w:pPr>
+        <w:ind w:right="0"/>
+        <w:rPr>
+          <w:rFonts w:ascii="Times New Roman" w:hAnsi="Times New Roman" w:cs="Times New Roman"/>
+          <w:sz w:val="28"/>
+          <w:szCs w:val="28"/>
+        </w:rPr>
+      </w:pPr>
+    </w:p>
+    <w:p>
+      <w:pPr>
+        <w:ind w:right="0"/>
+        <w:rPr>
+          <w:rFonts w:ascii="Times New Roman" w:hAnsi="Times New Roman" w:cs="Times New Roman"/>
+          <w:sz w:val="28"/>
+          <w:szCs w:val="28"/>
+        </w:rPr>
+      </w:pPr>
+      <w:r>
+        <w:rPr>
+          <w:rFonts w:ascii="Times New Roman" w:hAnsi="Times New Roman" w:cs="Times New Roman"/>
+          <w:sz w:val="28"/>
+          <w:szCs w:val="28"/>
+        </w:rPr>
+        <w:t>D:\robot-navigation&gt;git push origin main</w:t>
+      </w:r>
+    </w:p>
+    <w:p>
+      <w:pPr>
+        <w:ind w:right="0"/>
+        <w:rPr>
+          <w:rFonts w:ascii="Times New Roman" w:hAnsi="Times New Roman" w:cs="Times New Roman"/>
+          <w:sz w:val="28"/>
+          <w:szCs w:val="28"/>
+        </w:rPr>
+      </w:pPr>
+      <w:r>
+        <w:rPr>
+          <w:rFonts w:ascii="Times New Roman" w:hAnsi="Times New Roman" w:cs="Times New Roman"/>
+          <w:sz w:val="28"/>
+          <w:szCs w:val="28"/>
+        </w:rPr>
+        <w:t>Enumerating objects: 22, done.</w:t>
+      </w:r>
+    </w:p>
+    <w:p>
+      <w:pPr>
+        <w:ind w:right="0"/>
+        <w:rPr>
+          <w:rFonts w:ascii="Times New Roman" w:hAnsi="Times New Roman" w:cs="Times New Roman"/>
+          <w:sz w:val="28"/>
+          <w:szCs w:val="28"/>
+        </w:rPr>
+      </w:pPr>
+      <w:r>
+        <w:rPr>
+          <w:rFonts w:ascii="Times New Roman" w:hAnsi="Times New Roman" w:cs="Times New Roman"/>
+          <w:sz w:val="28"/>
+          <w:szCs w:val="28"/>
+        </w:rPr>
+        <w:t>Counting objects: 100% (22/22), done.</w:t>
+      </w:r>
+    </w:p>
+    <w:p>
+      <w:pPr>
+        <w:ind w:right="0"/>
+        <w:rPr>
+          <w:rFonts w:ascii="Times New Roman" w:hAnsi="Times New Roman" w:cs="Times New Roman"/>
+          <w:sz w:val="28"/>
+          <w:szCs w:val="28"/>
+        </w:rPr>
+      </w:pPr>
+      <w:r>
+        <w:rPr>
+          <w:rFonts w:ascii="Times New Roman" w:hAnsi="Times New Roman" w:cs="Times New Roman"/>
+          <w:sz w:val="28"/>
+          <w:szCs w:val="28"/>
+        </w:rPr>
+        <w:t>Delta compression using up to 4 threads</w:t>
+      </w:r>
+    </w:p>
+    <w:p>
+      <w:pPr>
+        <w:ind w:right="0"/>
+        <w:rPr>
+          <w:rFonts w:ascii="Times New Roman" w:hAnsi="Times New Roman" w:cs="Times New Roman"/>
+          <w:sz w:val="28"/>
+          <w:szCs w:val="28"/>
+        </w:rPr>
+      </w:pPr>
+      <w:r>
+        <w:rPr>
+          <w:rFonts w:ascii="Times New Roman" w:hAnsi="Times New Roman" w:cs="Times New Roman"/>
+          <w:sz w:val="28"/>
+          <w:szCs w:val="28"/>
+        </w:rPr>
+        <w:t>Compressing objects: 100% (18/18), done.</w:t>
+      </w:r>
+    </w:p>
+    <w:p>
+      <w:pPr>
+        <w:ind w:right="0"/>
+        <w:rPr>
+          <w:rFonts w:ascii="Times New Roman" w:hAnsi="Times New Roman" w:cs="Times New Roman"/>
+          <w:sz w:val="28"/>
+          <w:szCs w:val="28"/>
+        </w:rPr>
+      </w:pPr>
+      <w:r>
+        <w:rPr>
+          <w:rFonts w:ascii="Times New Roman" w:hAnsi="Times New Roman" w:cs="Times New Roman"/>
+          <w:sz w:val="28"/>
+          <w:szCs w:val="28"/>
+        </w:rPr>
+        <w:t>Writing objects: 100% (18/18), 2.42 MiB | 1.15 MiB/s, done.</w:t>
+      </w:r>
+    </w:p>
+    <w:p>
+      <w:pPr>
+        <w:ind w:right="0"/>
+        <w:rPr>
+          <w:rFonts w:ascii="Times New Roman" w:hAnsi="Times New Roman" w:cs="Times New Roman"/>
+          <w:sz w:val="28"/>
+          <w:szCs w:val="28"/>
+        </w:rPr>
+      </w:pPr>
+      <w:r>
+        <w:rPr>
+          <w:rFonts w:ascii="Times New Roman" w:hAnsi="Times New Roman" w:cs="Times New Roman"/>
+          <w:sz w:val="28"/>
+          <w:szCs w:val="28"/>
+        </w:rPr>
+        <w:t>Total 18 (delta 3), reused 0 (delta 0), pack-reused 0 (from 0)</w:t>
+      </w:r>
+    </w:p>
+    <w:p>
+      <w:pPr>
+        <w:ind w:right="0"/>
+        <w:rPr>
+          <w:rFonts w:ascii="Times New Roman" w:hAnsi="Times New Roman" w:cs="Times New Roman"/>
+          <w:sz w:val="28"/>
+          <w:szCs w:val="28"/>
+        </w:rPr>
+      </w:pPr>
+      <w:r>
+        <w:rPr>
+          <w:rFonts w:ascii="Times New Roman" w:hAnsi="Times New Roman" w:cs="Times New Roman"/>
+          <w:sz w:val="28"/>
+          <w:szCs w:val="28"/>
+        </w:rPr>
+        <w:t>remote: Resolving deltas: 100% (3/3), completed with 2 local objects.</w:t>
+      </w:r>
+    </w:p>
+    <w:p>
+      <w:pPr>
+        <w:ind w:right="0"/>
+        <w:rPr>
+          <w:rFonts w:ascii="Times New Roman" w:hAnsi="Times New Roman" w:cs="Times New Roman"/>
+          <w:sz w:val="28"/>
+          <w:szCs w:val="28"/>
+        </w:rPr>
+      </w:pPr>
+      <w:r>
+        <w:rPr>
+          <w:rFonts w:ascii="Times New Roman" w:hAnsi="Times New Roman" w:cs="Times New Roman"/>
+          <w:sz w:val="28"/>
+          <w:szCs w:val="28"/>
+        </w:rPr>
+        <w:t>To https://github.com/pritiudata0810-commits/robot-navigation.git</w:t>
+      </w:r>
+    </w:p>
+    <w:p>
+      <w:pPr>
+        <w:ind w:right="0"/>
+        <w:rPr>
+          <w:rFonts w:ascii="Times New Roman" w:hAnsi="Times New Roman" w:cs="Times New Roman"/>
+          <w:sz w:val="28"/>
+          <w:szCs w:val="28"/>
+        </w:rPr>
+      </w:pPr>
+      <w:r>
+        <w:rPr>
+          <w:rFonts w:ascii="Times New Roman" w:hAnsi="Times New Roman" w:cs="Times New Roman"/>
+          <w:sz w:val="28"/>
+          <w:szCs w:val="28"/>
+        </w:rPr>
+        <w:t xml:space="preserve">   2d64f3e..73df247  main -&gt; main</w:t>
+      </w:r>
+    </w:p>
+    <w:p>
+      <w:pPr>
+        <w:ind w:right="0"/>
+        <w:rPr>
+          <w:rFonts w:ascii="Times New Roman" w:hAnsi="Times New Roman" w:cs="Times New Roman"/>
+          <w:sz w:val="28"/>
+          <w:szCs w:val="28"/>
+        </w:rPr>
+      </w:pPr>
+    </w:p>
+    <w:p>
+      <w:pPr>
+        <w:ind w:right="0"/>
+        <w:rPr>
+          <w:rFonts w:ascii="Times New Roman" w:hAnsi="Times New Roman" w:cs="Times New Roman"/>
+          <w:sz w:val="28"/>
+          <w:szCs w:val="28"/>
+        </w:rPr>
+      </w:pPr>
+    </w:p>
+    <w:p>
+      <w:pPr>
+        <w:ind w:right="0"/>
+        <w:rPr>
+          <w:rFonts w:ascii="Times New Roman" w:hAnsi="Times New Roman" w:cs="Times New Roman"/>
+          <w:sz w:val="28"/>
+          <w:szCs w:val="28"/>
+        </w:rPr>
+      </w:pPr>
+    </w:p>
+    <w:p>
+      <w:pPr>
+        <w:ind w:right="0"/>
+        <w:rPr>
+          <w:rFonts w:ascii="Times New Roman" w:hAnsi="Times New Roman" w:cs="Times New Roman"/>
+          <w:sz w:val="28"/>
+          <w:szCs w:val="28"/>
+        </w:rPr>
+      </w:pPr>
+    </w:p>
+    <w:p>
+      <w:pPr>
+        <w:ind w:right="0"/>
+        <w:rPr>
+          <w:rFonts w:ascii="Times New Roman" w:hAnsi="Times New Roman" w:cs="Times New Roman"/>
+          <w:sz w:val="28"/>
+          <w:szCs w:val="28"/>
+        </w:rPr>
+      </w:pPr>
+    </w:p>
+    <w:p>
+      <w:pPr>
+        <w:ind w:right="0"/>
+        <w:rPr>
+          <w:rFonts w:ascii="Times New Roman" w:hAnsi="Times New Roman" w:cs="Times New Roman"/>
+          <w:sz w:val="28"/>
+          <w:szCs w:val="28"/>
+        </w:rPr>
+      </w:pPr>
+      <w:r>
+        <w:rPr>
+          <w:noProof/>
+        </w:rPr>
+        <w:lastRenderedPageBreak/>
+        <w:drawing>
+          <wp:anchor distT="0" distB="0" distL="114300" distR="114300" simplePos="0" relativeHeight="251664384" behindDoc="0" locked="0" layoutInCell="1" allowOverlap="1" wp14:anchorId="499BCB95" wp14:editId="3EC82035">
+            <wp:simplePos x="0" y="0"/>
+            <wp:positionH relativeFrom="margin">
+              <wp:align>right</wp:align>
+            </wp:positionH>
+            <wp:positionV relativeFrom="margin">
+              <wp:align>top</wp:align>
+            </wp:positionV>
+            <wp:extent cx="6645910" cy="3738245"/>
+            <wp:effectExtent l="0" t="0" r="2540" b="0"/>
+            <wp:wrapSquare wrapText="bothSides"/>
+            <wp:docPr id="1198948468" name="Picture 1"/>
+            <wp:cNvGraphicFramePr>
+              <a:graphicFrameLocks xmlns:a="http://schemas.openxmlformats.org/drawingml/2006/main" noChangeAspect="1"/>
+            </wp:cNvGraphicFramePr>
+            <a:graphic xmlns:a="http://schemas.openxmlformats.org/drawingml/2006/main">
+              <a:graphicData uri="http://schemas.openxmlformats.org/drawingml/2006/picture">
+                <pic:pic xmlns:pic="http://schemas.openxmlformats.org/drawingml/2006/picture">
+                  <pic:nvPicPr>
+                    <pic:cNvPr id="1198948468" name=""/>
+                    <pic:cNvPicPr/>
+                  </pic:nvPicPr>
+                  <pic:blipFill>
+                    <a:blip r:embed="rId12" cstate="print">
+                      <a:extLst>
+                        <a:ext uri="{28A0092B-C50C-407E-A947-70E740481C1C}">
+                          <a14:useLocalDpi xmlns:a14="http://schemas.microsoft.com/office/drawing/2010/main" val="0"/>
+                        </a:ext>
+                      </a:extLst>
+                    </a:blip>
+                    <a:stretch>
+                      <a:fillRect/>
+                    </a:stretch>
+                  </pic:blipFill>
+                  <pic:spPr>
+                    <a:xfrm>
+                      <a:off x="0" y="0"/>
+                      <a:ext cx="6645910" cy="3738245"/>
+                    </a:xfrm>
+                    <a:prstGeom prst="rect">
+                      <a:avLst/>
+                    </a:prstGeom>
+                  </pic:spPr>
+                </pic:pic>
+              </a:graphicData>
+            </a:graphic>
+            <wp14:sizeRelH relativeFrom="page">
+              <wp14:pctWidth>0</wp14:pctWidth>
+            </wp14:sizeRelH>
+            <wp14:sizeRelV relativeFrom="page">
+              <wp14:pctHeight>0</wp14:pctHeight>
+            </wp14:sizeRelV>
+          </wp:anchor>
+        </w:drawing>
+      </w:r>
+    </w:p>
+    <w:p>
+      <w:pPr>
+        <w:ind w:right="0"/>
+        <w:rPr>
+          <w:rFonts w:ascii="Times New Roman" w:hAnsi="Times New Roman" w:cs="Times New Roman"/>
+          <w:sz w:val="28"/>
+          <w:szCs w:val="28"/>
+        </w:rPr>
+      </w:pPr>
+      <w:r>
+        <w:rPr>
+          <w:rFonts w:ascii="Times New Roman" w:hAnsi="Times New Roman" w:cs="Times New Roman"/>
+          <w:sz w:val="28"/>
+          <w:szCs w:val="28"/>
+        </w:rPr>
+        <w:t>After running the navigator.py file error occurred:</w:t>
+      </w:r>
+    </w:p>
+    <w:p>
+      <w:pPr>
+        <w:ind w:right="0"/>
+        <w:rPr>
+          <w:rFonts w:ascii="Times New Roman" w:hAnsi="Times New Roman" w:cs="Times New Roman"/>
+          <w:sz w:val="28"/>
+          <w:szCs w:val="28"/>
+        </w:rPr>
+      </w:pPr>
+      <w:r>
+        <w:rPr>
+          <w:rFonts w:ascii="Segoe UI Emoji" w:hAnsi="Segoe UI Emoji" w:cs="Segoe UI Emoji"/>
+          <w:sz w:val="28"/>
+          <w:szCs w:val="28"/>
+        </w:rPr>
+        <w:t>❌</w:t>
+      </w:r>
+      <w:r>
+        <w:rPr>
+          <w:rFonts w:ascii="Times New Roman" w:hAnsi="Times New Roman" w:cs="Times New Roman"/>
+          <w:sz w:val="28"/>
+          <w:szCs w:val="28"/>
+        </w:rPr>
+        <w:t xml:space="preserve"> Error: Failed to get style '</w:t>
+      </w:r>
+      <w:proofErr w:type="spellStart"/>
+      <w:r>
+        <w:rPr>
+          <w:rFonts w:ascii="Times New Roman" w:hAnsi="Times New Roman" w:cs="Times New Roman"/>
+          <w:sz w:val="28"/>
+          <w:szCs w:val="28"/>
+        </w:rPr>
+        <w:t>color</w:t>
+      </w:r>
+      <w:proofErr w:type="spellEnd"/>
+      <w:r>
+        <w:rPr>
+          <w:rFonts w:ascii="Times New Roman" w:hAnsi="Times New Roman" w:cs="Times New Roman"/>
+          <w:sz w:val="28"/>
+          <w:szCs w:val="28"/>
+        </w:rPr>
+        <w:t>(#00FFFF)'; unable to parse '</w:t>
+      </w:r>
+      <w:proofErr w:type="spellStart"/>
+      <w:r>
+        <w:rPr>
+          <w:rFonts w:ascii="Times New Roman" w:hAnsi="Times New Roman" w:cs="Times New Roman"/>
+          <w:sz w:val="28"/>
+          <w:szCs w:val="28"/>
+        </w:rPr>
+        <w:t>color</w:t>
+      </w:r>
+      <w:proofErr w:type="spellEnd"/>
+      <w:r>
+        <w:rPr>
+          <w:rFonts w:ascii="Times New Roman" w:hAnsi="Times New Roman" w:cs="Times New Roman"/>
+          <w:sz w:val="28"/>
+          <w:szCs w:val="28"/>
+        </w:rPr>
+        <w:t xml:space="preserve">(#00ffff)' as </w:t>
+      </w:r>
+      <w:proofErr w:type="spellStart"/>
+      <w:r>
+        <w:rPr>
+          <w:rFonts w:ascii="Times New Roman" w:hAnsi="Times New Roman" w:cs="Times New Roman"/>
+          <w:sz w:val="28"/>
+          <w:szCs w:val="28"/>
+        </w:rPr>
+        <w:t>color</w:t>
+      </w:r>
+      <w:proofErr w:type="spellEnd"/>
+      <w:r>
+        <w:rPr>
+          <w:rFonts w:ascii="Times New Roman" w:hAnsi="Times New Roman" w:cs="Times New Roman"/>
+          <w:sz w:val="28"/>
+          <w:szCs w:val="28"/>
+        </w:rPr>
+        <w:t>; '</w:t>
+      </w:r>
+      <w:proofErr w:type="spellStart"/>
+      <w:r>
+        <w:rPr>
+          <w:rFonts w:ascii="Times New Roman" w:hAnsi="Times New Roman" w:cs="Times New Roman"/>
+          <w:sz w:val="28"/>
+          <w:szCs w:val="28"/>
+        </w:rPr>
+        <w:t>color</w:t>
+      </w:r>
+      <w:proofErr w:type="spellEnd"/>
+      <w:r>
+        <w:rPr>
+          <w:rFonts w:ascii="Times New Roman" w:hAnsi="Times New Roman" w:cs="Times New Roman"/>
+          <w:sz w:val="28"/>
+          <w:szCs w:val="28"/>
+        </w:rPr>
+        <w:t xml:space="preserve">(#00ffff)' is not a valid </w:t>
+      </w:r>
+      <w:proofErr w:type="spellStart"/>
+      <w:r>
+        <w:rPr>
+          <w:rFonts w:ascii="Times New Roman" w:hAnsi="Times New Roman" w:cs="Times New Roman"/>
+          <w:sz w:val="28"/>
+          <w:szCs w:val="28"/>
+        </w:rPr>
+        <w:t>color</w:t>
+      </w:r>
+      <w:proofErr w:type="spellEnd"/>
+      <w:r>
+        <w:rPr>
+          <w:rFonts w:ascii="Times New Roman" w:hAnsi="Times New Roman" w:cs="Times New Roman"/>
+          <w:sz w:val="28"/>
+          <w:szCs w:val="28"/>
+        </w:rPr>
+        <w:br/>
+      </w:r>
+    </w:p>
+    <w:p>
+      <w:pPr>
+        <w:ind w:right="0"/>
+        <w:rPr>
+          <w:rFonts w:ascii="Times New Roman" w:hAnsi="Times New Roman" w:cs="Times New Roman"/>
+          <w:sz w:val="28"/>
+          <w:szCs w:val="28"/>
+        </w:rPr>
+      </w:pPr>
+      <w:r>
+        <w:rPr>
+          <w:rFonts w:ascii="Times New Roman" w:hAnsi="Times New Roman" w:cs="Times New Roman"/>
+          <w:sz w:val="28"/>
+          <w:szCs w:val="28"/>
+        </w:rPr>
+        <w:t>Copilot Prompt:</w:t>
+      </w:r>
+    </w:p>
+    <w:p>
+      <w:pPr>
+        <w:ind w:right="0"/>
+        <w:rPr>
+          <w:rFonts w:ascii="Times New Roman" w:hAnsi="Times New Roman" w:cs="Times New Roman"/>
+          <w:sz w:val="28"/>
+          <w:szCs w:val="28"/>
+        </w:rPr>
+      </w:pPr>
+      <w:r>
+        <w:rPr>
+          <w:noProof/>
+        </w:rPr>
+        <w:drawing>
+          <wp:anchor distT="0" distB="0" distL="114300" distR="114300" simplePos="0" relativeHeight="251665408" behindDoc="0" locked="0" layoutInCell="1" allowOverlap="1" wp14:anchorId="6C623641" wp14:editId="4286AA18">
+            <wp:simplePos x="0" y="0"/>
+            <wp:positionH relativeFrom="margin">
+              <wp:align>right</wp:align>
+            </wp:positionH>
+            <wp:positionV relativeFrom="margin">
+              <wp:posOffset>6358255</wp:posOffset>
+            </wp:positionV>
+            <wp:extent cx="6645910" cy="3418840"/>
+            <wp:effectExtent l="0" t="0" r="2540" b="0"/>
+            <wp:wrapSquare wrapText="bothSides"/>
+            <wp:docPr id="1528265987" name="Picture 1"/>
+            <wp:cNvGraphicFramePr>
+              <a:graphicFrameLocks xmlns:a="http://schemas.openxmlformats.org/drawingml/2006/main" noChangeAspect="1"/>
+            </wp:cNvGraphicFramePr>
+            <a:graphic xmlns:a="http://schemas.openxmlformats.org/drawingml/2006/main">
+              <a:graphicData uri="http://schemas.openxmlformats.org/drawingml/2006/picture">
+                <pic:pic xmlns:pic="http://schemas.openxmlformats.org/drawingml/2006/picture">
+                  <pic:nvPicPr>
+                    <pic:cNvPr id="1528265987" name=""/>
+                    <pic:cNvPicPr/>
+                  </pic:nvPicPr>
+                  <pic:blipFill>
+                    <a:blip r:embed="rId13" cstate="print">
+                      <a:extLst>
+                        <a:ext uri="{28A0092B-C50C-407E-A947-70E740481C1C}">
+                          <a14:useLocalDpi xmlns:a14="http://schemas.microsoft.com/office/drawing/2010/main" val="0"/>
+                        </a:ext>
+                      </a:extLst>
+                    </a:blip>
+                    <a:stretch>
+                      <a:fillRect/>
+                    </a:stretch>
+                  </pic:blipFill>
+                  <pic:spPr>
+                    <a:xfrm>
+                      <a:off x="0" y="0"/>
+                      <a:ext cx="6645910" cy="3418840"/>
+                    </a:xfrm>
+                    <a:prstGeom prst="rect">
+                      <a:avLst/>
+                    </a:prstGeom>
+                  </pic:spPr>
+                </pic:pic>
+              </a:graphicData>
+            </a:graphic>
+            <wp14:sizeRelH relativeFrom="page">
+              <wp14:pctWidth>0</wp14:pctWidth>
+            </wp14:sizeRelH>
+            <wp14:sizeRelV relativeFrom="page">
+              <wp14:pctHeight>0</wp14:pctHeight>
+            </wp14:sizeRelV>
+          </wp:anchor>
+        </w:drawing>
+      </w:r>
+      <w:r>
+        <w:rPr>
+          <w:rFonts w:ascii="Times New Roman" w:hAnsi="Times New Roman" w:cs="Times New Roman"/>
+          <w:sz w:val="28"/>
+          <w:szCs w:val="28"/>
+        </w:rPr>
+        <w:t xml:space="preserve">Fix the </w:t>
+      </w:r>
+      <w:proofErr w:type="spellStart"/>
+      <w:r>
+        <w:rPr>
+          <w:rFonts w:ascii="Times New Roman" w:hAnsi="Times New Roman" w:cs="Times New Roman"/>
+          <w:sz w:val="28"/>
+          <w:szCs w:val="28"/>
+        </w:rPr>
+        <w:t>color</w:t>
+      </w:r>
+      <w:proofErr w:type="spellEnd"/>
+      <w:r>
+        <w:rPr>
+          <w:rFonts w:ascii="Times New Roman" w:hAnsi="Times New Roman" w:cs="Times New Roman"/>
+          <w:sz w:val="28"/>
+          <w:szCs w:val="28"/>
+        </w:rPr>
+        <w:t xml:space="preserve"> syntax error in navigator.py. Replace all instances of '</w:t>
+      </w:r>
+      <w:proofErr w:type="spellStart"/>
+      <w:r>
+        <w:rPr>
+          <w:rFonts w:ascii="Times New Roman" w:hAnsi="Times New Roman" w:cs="Times New Roman"/>
+          <w:sz w:val="28"/>
+          <w:szCs w:val="28"/>
+        </w:rPr>
+        <w:t>color</w:t>
+      </w:r>
+      <w:proofErr w:type="spellEnd"/>
+      <w:r>
+        <w:rPr>
+          <w:rFonts w:ascii="Times New Roman" w:hAnsi="Times New Roman" w:cs="Times New Roman"/>
+          <w:sz w:val="28"/>
+          <w:szCs w:val="28"/>
+        </w:rPr>
+        <w:t xml:space="preserve">(#HEXCODE)' with just '#HEXCODE' (for example, change </w:t>
+      </w:r>
+      <w:proofErr w:type="spellStart"/>
+      <w:r>
+        <w:rPr>
+          <w:rFonts w:ascii="Times New Roman" w:hAnsi="Times New Roman" w:cs="Times New Roman"/>
+          <w:sz w:val="28"/>
+          <w:szCs w:val="28"/>
+        </w:rPr>
+        <w:t>color</w:t>
+      </w:r>
+      <w:proofErr w:type="spellEnd"/>
+      <w:r>
+        <w:rPr>
+          <w:rFonts w:ascii="Times New Roman" w:hAnsi="Times New Roman" w:cs="Times New Roman"/>
+          <w:sz w:val="28"/>
+          <w:szCs w:val="28"/>
+        </w:rPr>
+        <w:t>(#00ffff)  to #00ffff so it is compatible with the Rich library. Keep all the cyberpunk layout and features exactly as they are.</w:t>
+      </w:r>
+    </w:p>
+    <w:p>
+      <w:pPr>
+        <w:ind w:right="0"/>
+        <w:rPr>
+          <w:rFonts w:ascii="Times New Roman" w:hAnsi="Times New Roman" w:cs="Times New Roman"/>
+          <w:sz w:val="28"/>
+          <w:szCs w:val="28"/>
+        </w:rPr>
+      </w:pPr>
+      <w:r>
+        <w:rPr>
+          <w:noProof/>
+        </w:rPr>
+        <w:lastRenderedPageBreak/>
+        <w:drawing>
+          <wp:anchor distT="0" distB="0" distL="114300" distR="114300" simplePos="0" relativeHeight="251668480" behindDoc="0" locked="0" layoutInCell="1" allowOverlap="1" wp14:anchorId="5164D247" wp14:editId="325D5B5C">
+            <wp:simplePos x="0" y="0"/>
+            <wp:positionH relativeFrom="margin">
+              <wp:align>right</wp:align>
+            </wp:positionH>
+            <wp:positionV relativeFrom="page">
+              <wp:posOffset>6613304</wp:posOffset>
+            </wp:positionV>
+            <wp:extent cx="6645910" cy="2983230"/>
+            <wp:effectExtent l="0" t="0" r="2540" b="7620"/>
+            <wp:wrapSquare wrapText="bothSides"/>
+            <wp:docPr id="1676909474" name="Picture 1"/>
+            <wp:cNvGraphicFramePr>
+              <a:graphicFrameLocks xmlns:a="http://schemas.openxmlformats.org/drawingml/2006/main" noChangeAspect="1"/>
+            </wp:cNvGraphicFramePr>
+            <a:graphic xmlns:a="http://schemas.openxmlformats.org/drawingml/2006/main">
+              <a:graphicData uri="http://schemas.openxmlformats.org/drawingml/2006/picture">
+                <pic:pic xmlns:pic="http://schemas.openxmlformats.org/drawingml/2006/picture">
+                  <pic:nvPicPr>
+                    <pic:cNvPr id="1676909474" name=""/>
+                    <pic:cNvPicPr/>
+                  </pic:nvPicPr>
+                  <pic:blipFill>
+                    <a:blip r:embed="rId14" cstate="print">
+                      <a:extLst>
+                        <a:ext uri="{28A0092B-C50C-407E-A947-70E740481C1C}">
+                          <a14:useLocalDpi xmlns:a14="http://schemas.microsoft.com/office/drawing/2010/main" val="0"/>
+                        </a:ext>
+                      </a:extLst>
+                    </a:blip>
+                    <a:stretch>
+                      <a:fillRect/>
+                    </a:stretch>
+                  </pic:blipFill>
+                  <pic:spPr>
+                    <a:xfrm>
+                      <a:off x="0" y="0"/>
+                      <a:ext cx="6645910" cy="2983230"/>
+                    </a:xfrm>
+                    <a:prstGeom prst="rect">
+                      <a:avLst/>
+                    </a:prstGeom>
+                  </pic:spPr>
+                </pic:pic>
+              </a:graphicData>
+            </a:graphic>
+            <wp14:sizeRelH relativeFrom="page">
+              <wp14:pctWidth>0</wp14:pctWidth>
+            </wp14:sizeRelH>
+            <wp14:sizeRelV relativeFrom="page">
+              <wp14:pctHeight>0</wp14:pctHeight>
+            </wp14:sizeRelV>
+          </wp:anchor>
+        </w:drawing>
+      </w:r>
+      <w:r>
+        <w:rPr>
+          <w:noProof/>
+        </w:rPr>
+        <w:drawing>
+          <wp:anchor distT="0" distB="0" distL="114300" distR="114300" simplePos="0" relativeHeight="251667456" behindDoc="0" locked="0" layoutInCell="1" allowOverlap="1" wp14:anchorId="0A3E8C0E" wp14:editId="44C0C549">
+            <wp:simplePos x="0" y="0"/>
+            <wp:positionH relativeFrom="margin">
+              <wp:align>right</wp:align>
+            </wp:positionH>
+            <wp:positionV relativeFrom="page">
+              <wp:posOffset>3504919</wp:posOffset>
+            </wp:positionV>
+            <wp:extent cx="6644005" cy="2955290"/>
+            <wp:effectExtent l="0" t="0" r="4445" b="0"/>
+            <wp:wrapSquare wrapText="bothSides"/>
+            <wp:docPr id="896958625" name="Picture 1"/>
+            <wp:cNvGraphicFramePr>
+              <a:graphicFrameLocks xmlns:a="http://schemas.openxmlformats.org/drawingml/2006/main" noChangeAspect="1"/>
+            </wp:cNvGraphicFramePr>
+            <a:graphic xmlns:a="http://schemas.openxmlformats.org/drawingml/2006/main">
+              <a:graphicData uri="http://schemas.openxmlformats.org/drawingml/2006/picture">
+                <pic:pic xmlns:pic="http://schemas.openxmlformats.org/drawingml/2006/picture">
+                  <pic:nvPicPr>
+                    <pic:cNvPr id="896958625" name=""/>
+                    <pic:cNvPicPr/>
+                  </pic:nvPicPr>
+                  <pic:blipFill>
+                    <a:blip r:embed="rId15" cstate="print">
+                      <a:extLst>
+                        <a:ext uri="{28A0092B-C50C-407E-A947-70E740481C1C}">
+                          <a14:useLocalDpi xmlns:a14="http://schemas.microsoft.com/office/drawing/2010/main" val="0"/>
+                        </a:ext>
+                      </a:extLst>
+                    </a:blip>
+                    <a:stretch>
+                      <a:fillRect/>
+                    </a:stretch>
+                  </pic:blipFill>
+                  <pic:spPr>
+                    <a:xfrm>
+                      <a:off x="0" y="0"/>
+                      <a:ext cx="6650208" cy="2958399"/>
+                    </a:xfrm>
+                    <a:prstGeom prst="rect">
+                      <a:avLst/>
+                    </a:prstGeom>
+                  </pic:spPr>
+                </pic:pic>
+              </a:graphicData>
+            </a:graphic>
+            <wp14:sizeRelH relativeFrom="page">
+              <wp14:pctWidth>0</wp14:pctWidth>
+            </wp14:sizeRelH>
+            <wp14:sizeRelV relativeFrom="page">
+              <wp14:pctHeight>0</wp14:pctHeight>
+            </wp14:sizeRelV>
+          </wp:anchor>
+        </w:drawing>
+      </w:r>
+      <w:r>
+        <w:rPr>
+          <w:noProof/>
+        </w:rPr>
+        <w:drawing>
+          <wp:anchor distT="0" distB="0" distL="114300" distR="114300" simplePos="0" relativeHeight="251666432" behindDoc="0" locked="0" layoutInCell="1" allowOverlap="1" wp14:anchorId="36F80E68" wp14:editId="765562EB">
+            <wp:simplePos x="0" y="0"/>
+            <wp:positionH relativeFrom="margin">
+              <wp:align>right</wp:align>
+            </wp:positionH>
+            <wp:positionV relativeFrom="margin">
+              <wp:posOffset>41955</wp:posOffset>
+            </wp:positionV>
+            <wp:extent cx="6645910" cy="2721610"/>
+            <wp:effectExtent l="0" t="0" r="2540" b="2540"/>
+            <wp:wrapSquare wrapText="bothSides"/>
+            <wp:docPr id="480594588" name="Picture 1"/>
+            <wp:cNvGraphicFramePr>
+              <a:graphicFrameLocks xmlns:a="http://schemas.openxmlformats.org/drawingml/2006/main" noChangeAspect="1"/>
+            </wp:cNvGraphicFramePr>
+            <a:graphic xmlns:a="http://schemas.openxmlformats.org/drawingml/2006/main">
+              <a:graphicData uri="http://schemas.openxmlformats.org/drawingml/2006/picture">
+                <pic:pic xmlns:pic="http://schemas.openxmlformats.org/drawingml/2006/picture">
+                  <pic:nvPicPr>
+                    <pic:cNvPr id="480594588" name=""/>
+                    <pic:cNvPicPr/>
+                  </pic:nvPicPr>
+                  <pic:blipFill>
+                    <a:blip r:embed="rId16" cstate="print">
+                      <a:extLst>
+                        <a:ext uri="{28A0092B-C50C-407E-A947-70E740481C1C}">
+                          <a14:useLocalDpi xmlns:a14="http://schemas.microsoft.com/office/drawing/2010/main" val="0"/>
+                        </a:ext>
+                      </a:extLst>
+                    </a:blip>
+                    <a:stretch>
+                      <a:fillRect/>
+                    </a:stretch>
+                  </pic:blipFill>
+                  <pic:spPr>
+                    <a:xfrm>
+                      <a:off x="0" y="0"/>
+                      <a:ext cx="6654254" cy="2725352"/>
+                    </a:xfrm>
+                    <a:prstGeom prst="rect">
+                      <a:avLst/>
+                    </a:prstGeom>
+                  </pic:spPr>
+                </pic:pic>
+              </a:graphicData>
+            </a:graphic>
+            <wp14:sizeRelH relativeFrom="page">
+              <wp14:pctWidth>0</wp14:pctWidth>
+            </wp14:sizeRelH>
+            <wp14:sizeRelV relativeFrom="page">
+              <wp14:pctHeight>0</wp14:pctHeight>
+            </wp14:sizeRelV>
+          </wp:anchor>
+        </w:drawing>
+      </w:r>
+    </w:p>
+    <w:p>
+      <w:pPr>
+        <w:ind w:right="0"/>
+        <w:rPr>
+          <w:rFonts w:ascii="Times New Roman" w:hAnsi="Times New Roman" w:cs="Times New Roman"/>
+          <w:sz w:val="28"/>
+          <w:szCs w:val="28"/>
+        </w:rPr>
+      </w:pPr>
+    </w:p>
+    <w:p>
+      <w:pPr>
+        <w:ind w:right="0"/>
+        <w:rPr>
+          <w:rFonts w:ascii="Times New Roman" w:hAnsi="Times New Roman" w:cs="Times New Roman"/>
+          <w:sz w:val="28"/>
+          <w:szCs w:val="28"/>
+        </w:rPr>
+      </w:pPr>
+    </w:p>
+    <w:p>
+      <w:pPr>
+        <w:ind w:right="0"/>
+        <w:rPr>
+          <w:rFonts w:ascii="Times New Roman" w:hAnsi="Times New Roman" w:cs="Times New Roman"/>
+          <w:sz w:val="28"/>
+          <w:szCs w:val="28"/>
+        </w:rPr>
+      </w:pPr>
+      <w:r>
+        <w:rPr>
+          <w:noProof/>
+        </w:rPr>
+        <w:lastRenderedPageBreak/>
+        <w:drawing>
+          <wp:anchor distT="0" distB="0" distL="114300" distR="114300" simplePos="0" relativeHeight="251670528" behindDoc="0" locked="0" layoutInCell="1" allowOverlap="1" wp14:anchorId="0AD303B2" wp14:editId="47DC980C">
+            <wp:simplePos x="0" y="0"/>
+            <wp:positionH relativeFrom="margin">
+              <wp:align>right</wp:align>
+            </wp:positionH>
+            <wp:positionV relativeFrom="page">
+              <wp:posOffset>3749099</wp:posOffset>
+            </wp:positionV>
+            <wp:extent cx="6645275" cy="2838450"/>
+            <wp:effectExtent l="0" t="0" r="3175" b="0"/>
+            <wp:wrapSquare wrapText="bothSides"/>
+            <wp:docPr id="1863741125" name="Picture 1"/>
+            <wp:cNvGraphicFramePr>
+              <a:graphicFrameLocks xmlns:a="http://schemas.openxmlformats.org/drawingml/2006/main" noChangeAspect="1"/>
+            </wp:cNvGraphicFramePr>
+            <a:graphic xmlns:a="http://schemas.openxmlformats.org/drawingml/2006/main">
+              <a:graphicData uri="http://schemas.openxmlformats.org/drawingml/2006/picture">
+                <pic:pic xmlns:pic="http://schemas.openxmlformats.org/drawingml/2006/picture">
+                  <pic:nvPicPr>
+                    <pic:cNvPr id="1863741125" name=""/>
+                    <pic:cNvPicPr/>
+                  </pic:nvPicPr>
+                  <pic:blipFill>
+                    <a:blip r:embed="rId17" cstate="print">
+                      <a:extLst>
+                        <a:ext uri="{28A0092B-C50C-407E-A947-70E740481C1C}">
+                          <a14:useLocalDpi xmlns:a14="http://schemas.microsoft.com/office/drawing/2010/main" val="0"/>
+                        </a:ext>
+                      </a:extLst>
+                    </a:blip>
+                    <a:stretch>
+                      <a:fillRect/>
+                    </a:stretch>
+                  </pic:blipFill>
+                  <pic:spPr>
+                    <a:xfrm>
+                      <a:off x="0" y="0"/>
+                      <a:ext cx="6657884" cy="2844214"/>
+                    </a:xfrm>
+                    <a:prstGeom prst="rect">
+                      <a:avLst/>
+                    </a:prstGeom>
+                  </pic:spPr>
+                </pic:pic>
+              </a:graphicData>
+            </a:graphic>
+            <wp14:sizeRelH relativeFrom="page">
+              <wp14:pctWidth>0</wp14:pctWidth>
+            </wp14:sizeRelH>
+            <wp14:sizeRelV relativeFrom="page">
+              <wp14:pctHeight>0</wp14:pctHeight>
+            </wp14:sizeRelV>
+          </wp:anchor>
+        </w:drawing>
+      </w:r>
+      <w:r>
+        <w:rPr>
+          <w:noProof/>
+        </w:rPr>
+        <w:drawing>
+          <wp:anchor distT="0" distB="0" distL="114300" distR="114300" simplePos="0" relativeHeight="251669504" behindDoc="0" locked="0" layoutInCell="1" allowOverlap="1" wp14:anchorId="2E877995" wp14:editId="0A1E4F80">
+            <wp:simplePos x="0" y="0"/>
+            <wp:positionH relativeFrom="column">
+              <wp:posOffset>-21132</wp:posOffset>
+            </wp:positionH>
+            <wp:positionV relativeFrom="margin">
+              <wp:align>top</wp:align>
+            </wp:positionV>
+            <wp:extent cx="6645910" cy="3040380"/>
+            <wp:effectExtent l="0" t="0" r="2540" b="7620"/>
+            <wp:wrapSquare wrapText="bothSides"/>
+            <wp:docPr id="1788599811" name="Picture 1"/>
+            <wp:cNvGraphicFramePr>
+              <a:graphicFrameLocks xmlns:a="http://schemas.openxmlformats.org/drawingml/2006/main" noChangeAspect="1"/>
+            </wp:cNvGraphicFramePr>
+            <a:graphic xmlns:a="http://schemas.openxmlformats.org/drawingml/2006/main">
+              <a:graphicData uri="http://schemas.openxmlformats.org/drawingml/2006/picture">
+                <pic:pic xmlns:pic="http://schemas.openxmlformats.org/drawingml/2006/picture">
+                  <pic:nvPicPr>
+                    <pic:cNvPr id="1788599811" name=""/>
+                    <pic:cNvPicPr/>
+                  </pic:nvPicPr>
+                  <pic:blipFill>
+                    <a:blip r:embed="rId18" cstate="print">
+                      <a:extLst>
+                        <a:ext uri="{28A0092B-C50C-407E-A947-70E740481C1C}">
+                          <a14:useLocalDpi xmlns:a14="http://schemas.microsoft.com/office/drawing/2010/main" val="0"/>
+                        </a:ext>
+                      </a:extLst>
+                    </a:blip>
+                    <a:stretch>
+                      <a:fillRect/>
+                    </a:stretch>
+                  </pic:blipFill>
+                  <pic:spPr>
+                    <a:xfrm>
+                      <a:off x="0" y="0"/>
+                      <a:ext cx="6656007" cy="3045532"/>
+                    </a:xfrm>
+                    <a:prstGeom prst="rect">
+                      <a:avLst/>
+                    </a:prstGeom>
+                  </pic:spPr>
+                </pic:pic>
+              </a:graphicData>
+            </a:graphic>
+            <wp14:sizeRelH relativeFrom="page">
+              <wp14:pctWidth>0</wp14:pctWidth>
+            </wp14:sizeRelH>
+            <wp14:sizeRelV relativeFrom="page">
+              <wp14:pctHeight>0</wp14:pctHeight>
+            </wp14:sizeRelV>
+          </wp:anchor>
+        </w:drawing>
+      </w:r>
+    </w:p>
+    <w:p>
+      <w:pPr>
+        <w:ind w:right="0"/>
+        <w:rPr>
+          <w:noProof/>
+        </w:rPr>
+      </w:pPr>
+      <w:r>
+        <w:rPr>
+          <w:noProof/>
+        </w:rPr>
+        <w:drawing>
+          <wp:anchor distT="0" distB="0" distL="114300" distR="114300" simplePos="0" relativeHeight="251671552" behindDoc="0" locked="0" layoutInCell="1" allowOverlap="1" wp14:anchorId="7C537844" wp14:editId="5982CDCE">
+            <wp:simplePos x="0" y="0"/>
+            <wp:positionH relativeFrom="margin">
+              <wp:align>right</wp:align>
+            </wp:positionH>
+            <wp:positionV relativeFrom="page">
+              <wp:posOffset>6900323</wp:posOffset>
+            </wp:positionV>
+            <wp:extent cx="6645910" cy="3216910"/>
+            <wp:effectExtent l="0" t="0" r="2540" b="2540"/>
+            <wp:wrapSquare wrapText="bothSides"/>
+            <wp:docPr id="1980169329" name="Picture 1"/>
+            <wp:cNvGraphicFramePr>
+              <a:graphicFrameLocks xmlns:a="http://schemas.openxmlformats.org/drawingml/2006/main" noChangeAspect="1"/>
+            </wp:cNvGraphicFramePr>
+            <a:graphic xmlns:a="http://schemas.openxmlformats.org/drawingml/2006/main">
+              <a:graphicData uri="http://schemas.openxmlformats.org/drawingml/2006/picture">
+                <pic:pic xmlns:pic="http://schemas.openxmlformats.org/drawingml/2006/picture">
+                  <pic:nvPicPr>
+                    <pic:cNvPr id="1980169329" name=""/>
+                    <pic:cNvPicPr/>
+                  </pic:nvPicPr>
+                  <pic:blipFill>
+                    <a:blip r:embed="rId19" cstate="print">
+                      <a:extLst>
+                        <a:ext uri="{28A0092B-C50C-407E-A947-70E740481C1C}">
+                          <a14:useLocalDpi xmlns:a14="http://schemas.microsoft.com/office/drawing/2010/main" val="0"/>
+                        </a:ext>
+                      </a:extLst>
+                    </a:blip>
+                    <a:stretch>
+                      <a:fillRect/>
+                    </a:stretch>
+                  </pic:blipFill>
+                  <pic:spPr>
+                    <a:xfrm>
+                      <a:off x="0" y="0"/>
+                      <a:ext cx="6645910" cy="3216910"/>
+                    </a:xfrm>
+                    <a:prstGeom prst="rect">
+                      <a:avLst/>
+                    </a:prstGeom>
+                  </pic:spPr>
+                </pic:pic>
+              </a:graphicData>
+            </a:graphic>
+            <wp14:sizeRelH relativeFrom="page">
+              <wp14:pctWidth>0</wp14:pctWidth>
+            </wp14:sizeRelH>
+            <wp14:sizeRelV relativeFrom="page">
+              <wp14:pctHeight>0</wp14:pctHeight>
+            </wp14:sizeRelV>
+          </wp:anchor>
+        </w:drawing>
+      </w:r>
+      <w:r>
+        <w:rPr>
+          <w:noProof/>
+        </w:rPr>
+        <w:t xml:space="preserve"> </w:t>
+      </w:r>
+    </w:p>
+    <w:p>
+      <w:pPr>
+        <w:ind w:right="0"/>
+        <w:rPr>
+          <w:rFonts w:ascii="Times New Roman" w:hAnsi="Times New Roman" w:cs="Times New Roman"/>
+          <w:sz w:val="28"/>
+          <w:szCs w:val="28"/>
+        </w:rPr>
+      </w:pPr>
+      <w:r>
+        <w:rPr>
+          <w:rFonts w:ascii="Times New Roman" w:hAnsi="Times New Roman" w:cs="Times New Roman"/>
+          <w:sz w:val="28"/>
+          <w:szCs w:val="28"/>
+        </w:rPr>
+        <w:lastRenderedPageBreak/>
+        <w:t xml:space="preserve">● Good! Now let me continue with the main </w:t>
+      </w:r>
+      <w:proofErr w:type="spellStart"/>
+      <w:r>
+        <w:rPr>
+          <w:rFonts w:ascii="Times New Roman" w:hAnsi="Times New Roman" w:cs="Times New Roman"/>
+          <w:sz w:val="28"/>
+          <w:szCs w:val="28"/>
+        </w:rPr>
+        <w:t>show_main_menu</w:t>
+      </w:r>
+      <w:proofErr w:type="spellEnd"/>
+      <w:r>
+        <w:rPr>
+          <w:rFonts w:ascii="Times New Roman" w:hAnsi="Times New Roman" w:cs="Times New Roman"/>
+          <w:sz w:val="28"/>
+          <w:szCs w:val="28"/>
+        </w:rPr>
+        <w:t xml:space="preserve"> function:</w:t>
+      </w:r>
+    </w:p>
+    <w:p>
+      <w:pPr>
+        <w:ind w:right="0"/>
+        <w:rPr>
+          <w:rFonts w:ascii="Times New Roman" w:hAnsi="Times New Roman" w:cs="Times New Roman"/>
+          <w:sz w:val="28"/>
+          <w:szCs w:val="28"/>
+        </w:rPr>
+      </w:pPr>
+    </w:p>
+    <w:p>
+      <w:pPr>
+        <w:ind w:right="0"/>
+        <w:rPr>
+          <w:rFonts w:ascii="Times New Roman" w:hAnsi="Times New Roman" w:cs="Times New Roman"/>
+          <w:sz w:val="28"/>
+          <w:szCs w:val="28"/>
+        </w:rPr>
+      </w:pPr>
+      <w:r>
+        <w:rPr>
+          <w:rFonts w:ascii="Times New Roman" w:hAnsi="Times New Roman" w:cs="Times New Roman"/>
+          <w:sz w:val="28"/>
+          <w:szCs w:val="28"/>
+        </w:rPr>
+        <w:t>○ Edit navigator.py</w:t>
+      </w:r>
+    </w:p>
+    <w:p>
+      <w:pPr>
+        <w:ind w:right="0"/>
+        <w:rPr>
+          <w:rFonts w:ascii="Times New Roman" w:hAnsi="Times New Roman" w:cs="Times New Roman"/>
+          <w:sz w:val="28"/>
+          <w:szCs w:val="28"/>
+        </w:rPr>
+      </w:pPr>
+    </w:p>
+    <w:p>
+      <w:pPr>
+        <w:ind w:right="0"/>
+        <w:rPr>
+          <w:rFonts w:ascii="Times New Roman" w:hAnsi="Times New Roman" w:cs="Times New Roman"/>
+          <w:sz w:val="28"/>
+          <w:szCs w:val="28"/>
+        </w:rPr>
+      </w:pPr>
+      <w:r>
+        <w:rPr>
+          <w:rFonts w:ascii="Segoe UI Symbol" w:hAnsi="Segoe UI Symbol" w:cs="Segoe UI Symbol"/>
+          <w:sz w:val="28"/>
+          <w:szCs w:val="28"/>
+        </w:rPr>
+        <w:t>╭</w:t>
+      </w:r>
+      <w:r>
+        <w:rPr>
+          <w:rFonts w:ascii="Times New Roman" w:hAnsi="Times New Roman" w:cs="Times New Roman"/>
+          <w:sz w:val="28"/>
+          <w:szCs w:val="28"/>
+        </w:rPr>
+        <w:t>─────────────────────────────────────────────────────────────────────────────────────────────────────────────────────────────────────────────────</w:t>
+      </w:r>
+      <w:r>
+        <w:rPr>
+          <w:rFonts w:ascii="Segoe UI Symbol" w:hAnsi="Segoe UI Symbol" w:cs="Segoe UI Symbol"/>
+          <w:sz w:val="28"/>
+          <w:szCs w:val="28"/>
+        </w:rPr>
+        <w:t>╮</w:t>
+      </w:r>
+      <w:r>
+        <w:rPr>
+          <w:rFonts w:ascii="Times New Roman" w:hAnsi="Times New Roman" w:cs="Times New Roman"/>
+          <w:sz w:val="28"/>
+          <w:szCs w:val="28"/>
+        </w:rPr>
+        <w:t xml:space="preserve">│ Edit file                                                                                                                                       ││                                                                                                                                                 ││ navigator.py +15 -15                                                                                                                            ││ D:\robot-navigation                                                                                                                             ││                                                                                                                                                 ││ 440                                                                                                                                             ││ 441     # Cyberpunk welcome banner                                                                                                              ││ 442     banner = Panel(                                                                                                                         ││ 443 -       "[bold </w:t>
+      </w:r>
+      <w:proofErr w:type="spellStart"/>
+      <w:r>
+        <w:rPr>
+          <w:rFonts w:ascii="Times New Roman" w:hAnsi="Times New Roman" w:cs="Times New Roman"/>
+          <w:sz w:val="28"/>
+          <w:szCs w:val="28"/>
+        </w:rPr>
+        <w:t>color</w:t>
+      </w:r>
+      <w:proofErr w:type="spellEnd"/>
+      <w:r>
+        <w:rPr>
+          <w:rFonts w:ascii="Times New Roman" w:hAnsi="Times New Roman" w:cs="Times New Roman"/>
+          <w:sz w:val="28"/>
+          <w:szCs w:val="28"/>
+        </w:rPr>
+        <w:t>(#00FFFF)]</w:t>
+      </w:r>
+      <w:r>
+        <w:rPr>
+          <w:rFonts w:ascii="Segoe UI Emoji" w:hAnsi="Segoe UI Emoji" w:cs="Segoe UI Emoji"/>
+          <w:sz w:val="28"/>
+          <w:szCs w:val="28"/>
+        </w:rPr>
+        <w:t>⚡</w:t>
+      </w:r>
+      <w:r>
+        <w:rPr>
+          <w:rFonts w:ascii="Times New Roman" w:hAnsi="Times New Roman" w:cs="Times New Roman"/>
+          <w:sz w:val="28"/>
+          <w:szCs w:val="28"/>
+        </w:rPr>
+        <w:t xml:space="preserve"> MISSION CONTROL OVERRIDE </w:t>
+      </w:r>
+      <w:r>
+        <w:rPr>
+          <w:rFonts w:ascii="Segoe UI Emoji" w:hAnsi="Segoe UI Emoji" w:cs="Segoe UI Emoji"/>
+          <w:sz w:val="28"/>
+          <w:szCs w:val="28"/>
+        </w:rPr>
+        <w:t>⚡</w:t>
+      </w:r>
+      <w:r>
+        <w:rPr>
+          <w:rFonts w:ascii="Times New Roman" w:hAnsi="Times New Roman" w:cs="Times New Roman"/>
+          <w:sz w:val="28"/>
+          <w:szCs w:val="28"/>
+        </w:rPr>
+        <w:t xml:space="preserve">[/bold </w:t>
+      </w:r>
+      <w:proofErr w:type="spellStart"/>
+      <w:r>
+        <w:rPr>
+          <w:rFonts w:ascii="Times New Roman" w:hAnsi="Times New Roman" w:cs="Times New Roman"/>
+          <w:sz w:val="28"/>
+          <w:szCs w:val="28"/>
+        </w:rPr>
+        <w:t>color</w:t>
+      </w:r>
+      <w:proofErr w:type="spellEnd"/>
+      <w:r>
+        <w:rPr>
+          <w:rFonts w:ascii="Times New Roman" w:hAnsi="Times New Roman" w:cs="Times New Roman"/>
+          <w:sz w:val="28"/>
+          <w:szCs w:val="28"/>
+        </w:rPr>
+        <w:t xml:space="preserve">(#00FFFF)]\n"                                                       │  </w:t>
+      </w:r>
+    </w:p>
+    <w:p>
+      <w:pPr>
+        <w:ind w:right="0"/>
+        <w:rPr>
+          <w:rFonts w:ascii="Times New Roman" w:hAnsi="Times New Roman" w:cs="Times New Roman"/>
+          <w:sz w:val="28"/>
+          <w:szCs w:val="28"/>
+        </w:rPr>
+      </w:pPr>
+      <w:r>
+        <w:rPr>
+          <w:rFonts w:ascii="Times New Roman" w:hAnsi="Times New Roman" w:cs="Times New Roman"/>
+          <w:sz w:val="28"/>
+          <w:szCs w:val="28"/>
+        </w:rPr>
+        <w:t>│ 444 -       "[</w:t>
+      </w:r>
+      <w:proofErr w:type="spellStart"/>
+      <w:r>
+        <w:rPr>
+          <w:rFonts w:ascii="Times New Roman" w:hAnsi="Times New Roman" w:cs="Times New Roman"/>
+          <w:sz w:val="28"/>
+          <w:szCs w:val="28"/>
+        </w:rPr>
+        <w:t>color</w:t>
+      </w:r>
+      <w:proofErr w:type="spellEnd"/>
+      <w:r>
+        <w:rPr>
+          <w:rFonts w:ascii="Times New Roman" w:hAnsi="Times New Roman" w:cs="Times New Roman"/>
+          <w:sz w:val="28"/>
+          <w:szCs w:val="28"/>
+        </w:rPr>
+        <w:t>(#FF00FF)]CYBERPUNK NAVIGATION SYSTEM[/</w:t>
+      </w:r>
+      <w:proofErr w:type="spellStart"/>
+      <w:r>
+        <w:rPr>
+          <w:rFonts w:ascii="Times New Roman" w:hAnsi="Times New Roman" w:cs="Times New Roman"/>
+          <w:sz w:val="28"/>
+          <w:szCs w:val="28"/>
+        </w:rPr>
+        <w:t>color</w:t>
+      </w:r>
+      <w:proofErr w:type="spellEnd"/>
+      <w:r>
+        <w:rPr>
+          <w:rFonts w:ascii="Times New Roman" w:hAnsi="Times New Roman" w:cs="Times New Roman"/>
+          <w:sz w:val="28"/>
+          <w:szCs w:val="28"/>
+        </w:rPr>
+        <w:t xml:space="preserve">(#FF00FF)]\n"                                                                    ││ 445 -       "[dim </w:t>
+      </w:r>
+      <w:proofErr w:type="spellStart"/>
+      <w:r>
+        <w:rPr>
+          <w:rFonts w:ascii="Times New Roman" w:hAnsi="Times New Roman" w:cs="Times New Roman"/>
+          <w:sz w:val="28"/>
+          <w:szCs w:val="28"/>
+        </w:rPr>
+        <w:t>color</w:t>
+      </w:r>
+      <w:proofErr w:type="spellEnd"/>
+      <w:r>
+        <w:rPr>
+          <w:rFonts w:ascii="Times New Roman" w:hAnsi="Times New Roman" w:cs="Times New Roman"/>
+          <w:sz w:val="28"/>
+          <w:szCs w:val="28"/>
+        </w:rPr>
+        <w:t xml:space="preserve">(#0088FF)]A* Pathfinding with Fog of War[/dim </w:t>
+      </w:r>
+      <w:proofErr w:type="spellStart"/>
+      <w:r>
+        <w:rPr>
+          <w:rFonts w:ascii="Times New Roman" w:hAnsi="Times New Roman" w:cs="Times New Roman"/>
+          <w:sz w:val="28"/>
+          <w:szCs w:val="28"/>
+        </w:rPr>
+        <w:t>color</w:t>
+      </w:r>
+      <w:proofErr w:type="spellEnd"/>
+      <w:r>
+        <w:rPr>
+          <w:rFonts w:ascii="Times New Roman" w:hAnsi="Times New Roman" w:cs="Times New Roman"/>
+          <w:sz w:val="28"/>
+          <w:szCs w:val="28"/>
+        </w:rPr>
+        <w:t xml:space="preserve">(#0088FF)]",                                                          ││ 446 -       </w:t>
+      </w:r>
+      <w:proofErr w:type="spellStart"/>
+      <w:r>
+        <w:rPr>
+          <w:rFonts w:ascii="Times New Roman" w:hAnsi="Times New Roman" w:cs="Times New Roman"/>
+          <w:sz w:val="28"/>
+          <w:szCs w:val="28"/>
+        </w:rPr>
+        <w:t>border_style</w:t>
+      </w:r>
+      <w:proofErr w:type="spellEnd"/>
+      <w:r>
+        <w:rPr>
+          <w:rFonts w:ascii="Times New Roman" w:hAnsi="Times New Roman" w:cs="Times New Roman"/>
+          <w:sz w:val="28"/>
+          <w:szCs w:val="28"/>
+        </w:rPr>
+        <w:t>="</w:t>
+      </w:r>
+      <w:proofErr w:type="spellStart"/>
+      <w:r>
+        <w:rPr>
+          <w:rFonts w:ascii="Times New Roman" w:hAnsi="Times New Roman" w:cs="Times New Roman"/>
+          <w:sz w:val="28"/>
+          <w:szCs w:val="28"/>
+        </w:rPr>
+        <w:t>color</w:t>
+      </w:r>
+      <w:proofErr w:type="spellEnd"/>
+      <w:r>
+        <w:rPr>
+          <w:rFonts w:ascii="Times New Roman" w:hAnsi="Times New Roman" w:cs="Times New Roman"/>
+          <w:sz w:val="28"/>
+          <w:szCs w:val="28"/>
+        </w:rPr>
+        <w:t>(#00FFFF)",                                                                                                      ││ 443 +       "[bold #00FFFF]</w:t>
+      </w:r>
+      <w:r>
+        <w:rPr>
+          <w:rFonts w:ascii="Segoe UI Emoji" w:hAnsi="Segoe UI Emoji" w:cs="Segoe UI Emoji"/>
+          <w:sz w:val="28"/>
+          <w:szCs w:val="28"/>
+        </w:rPr>
+        <w:t>⚡</w:t>
+      </w:r>
+      <w:r>
+        <w:rPr>
+          <w:rFonts w:ascii="Times New Roman" w:hAnsi="Times New Roman" w:cs="Times New Roman"/>
+          <w:sz w:val="28"/>
+          <w:szCs w:val="28"/>
+        </w:rPr>
+        <w:t xml:space="preserve"> MISSION CONTROL OVERRIDE </w:t>
+      </w:r>
+      <w:r>
+        <w:rPr>
+          <w:rFonts w:ascii="Segoe UI Emoji" w:hAnsi="Segoe UI Emoji" w:cs="Segoe UI Emoji"/>
+          <w:sz w:val="28"/>
+          <w:szCs w:val="28"/>
+        </w:rPr>
+        <w:t>⚡</w:t>
+      </w:r>
+      <w:r>
+        <w:rPr>
+          <w:rFonts w:ascii="Times New Roman" w:hAnsi="Times New Roman" w:cs="Times New Roman"/>
+          <w:sz w:val="28"/>
+          <w:szCs w:val="28"/>
+        </w:rPr>
+        <w:t xml:space="preserve">[/bold #00FFFF]\n"                                                                     │  </w:t>
+      </w:r>
+    </w:p>
+    <w:p>
+      <w:pPr>
+        <w:ind w:right="0"/>
+        <w:rPr>
+          <w:rFonts w:ascii="Times New Roman" w:hAnsi="Times New Roman" w:cs="Times New Roman"/>
+          <w:sz w:val="28"/>
+          <w:szCs w:val="28"/>
+        </w:rPr>
+      </w:pPr>
+      <w:r>
+        <w:rPr>
+          <w:rFonts w:ascii="Times New Roman" w:hAnsi="Times New Roman" w:cs="Times New Roman"/>
+          <w:sz w:val="28"/>
+          <w:szCs w:val="28"/>
+        </w:rPr>
+        <w:t xml:space="preserve">│ 444 +       "[#FF00FF]CYBERPUNK NAVIGATION SYSTEM[/#FF00FF]\n"                                                                                  ││ 445 +       "[dim #0088FF]A* Pathfinding with Fog of War[/dim #0088FF]",                                                                        ││ 446 +       </w:t>
+      </w:r>
+      <w:proofErr w:type="spellStart"/>
+      <w:r>
+        <w:rPr>
+          <w:rFonts w:ascii="Times New Roman" w:hAnsi="Times New Roman" w:cs="Times New Roman"/>
+          <w:sz w:val="28"/>
+          <w:szCs w:val="28"/>
+        </w:rPr>
+        <w:t>border_style</w:t>
+      </w:r>
+      <w:proofErr w:type="spellEnd"/>
+      <w:r>
+        <w:rPr>
+          <w:rFonts w:ascii="Times New Roman" w:hAnsi="Times New Roman" w:cs="Times New Roman"/>
+          <w:sz w:val="28"/>
+          <w:szCs w:val="28"/>
+        </w:rPr>
+        <w:t xml:space="preserve">="#00FFFF",                                                                                                             ││ 447         padding=(1, 2),                                                                                                                     ││ 448         expand=False                                                                                                                        ││ 449     )                                                                                                                                       ││ ─────────────────────────────────────────────────────────────────────────────────────────────────────────────────────────────────────────────── ││ 452                                                                                                                                             ││ 453     # Difficulty selection                                                                                                                  ││ 454     </w:t>
+      </w:r>
+      <w:proofErr w:type="spellStart"/>
+      <w:r>
+        <w:rPr>
+          <w:rFonts w:ascii="Times New Roman" w:hAnsi="Times New Roman" w:cs="Times New Roman"/>
+          <w:sz w:val="28"/>
+          <w:szCs w:val="28"/>
+        </w:rPr>
+        <w:t>difficulty_panel</w:t>
+      </w:r>
+      <w:proofErr w:type="spellEnd"/>
+      <w:r>
+        <w:rPr>
+          <w:rFonts w:ascii="Times New Roman" w:hAnsi="Times New Roman" w:cs="Times New Roman"/>
+          <w:sz w:val="28"/>
+          <w:szCs w:val="28"/>
+        </w:rPr>
+        <w:t xml:space="preserve"> = Panel(                                                                                                               ││ 455 -       "[bold </w:t>
+      </w:r>
+      <w:proofErr w:type="spellStart"/>
+      <w:r>
+        <w:rPr>
+          <w:rFonts w:ascii="Times New Roman" w:hAnsi="Times New Roman" w:cs="Times New Roman"/>
+          <w:sz w:val="28"/>
+          <w:szCs w:val="28"/>
+        </w:rPr>
+        <w:t>color</w:t>
+      </w:r>
+      <w:proofErr w:type="spellEnd"/>
+      <w:r>
+        <w:rPr>
+          <w:rFonts w:ascii="Times New Roman" w:hAnsi="Times New Roman" w:cs="Times New Roman"/>
+          <w:sz w:val="28"/>
+          <w:szCs w:val="28"/>
+        </w:rPr>
+        <w:t xml:space="preserve">(#00FF00)]&lt; DIFFICULTY CONFIGURATION &gt;[/bold </w:t>
+      </w:r>
+      <w:proofErr w:type="spellStart"/>
+      <w:r>
+        <w:rPr>
+          <w:rFonts w:ascii="Times New Roman" w:hAnsi="Times New Roman" w:cs="Times New Roman"/>
+          <w:sz w:val="28"/>
+          <w:szCs w:val="28"/>
+        </w:rPr>
+        <w:t>color</w:t>
+      </w:r>
+      <w:proofErr w:type="spellEnd"/>
+      <w:r>
+        <w:rPr>
+          <w:rFonts w:ascii="Times New Roman" w:hAnsi="Times New Roman" w:cs="Times New Roman"/>
+          <w:sz w:val="28"/>
+          <w:szCs w:val="28"/>
+        </w:rPr>
+        <w:t>(#00FF00)]\n"                                                         ││ 455 +       "[bold #00FF00]&lt; DIFFICULTY CONFIGURATION &gt;[/bold #00FF00]\n"                                                                       ││ 456         "[cyan]Easy[/cyan]     → 10% walls\n"                                                                                               ││ 457         "[yellow]Medium[/yellow]  → 25% walls\n"                                                                                            ││ 458 -       "[</w:t>
+      </w:r>
+      <w:proofErr w:type="spellStart"/>
+      <w:r>
+        <w:rPr>
+          <w:rFonts w:ascii="Times New Roman" w:hAnsi="Times New Roman" w:cs="Times New Roman"/>
+          <w:sz w:val="28"/>
+          <w:szCs w:val="28"/>
+        </w:rPr>
+        <w:t>color</w:t>
+      </w:r>
+      <w:proofErr w:type="spellEnd"/>
+      <w:r>
+        <w:rPr>
+          <w:rFonts w:ascii="Times New Roman" w:hAnsi="Times New Roman" w:cs="Times New Roman"/>
+          <w:sz w:val="28"/>
+          <w:szCs w:val="28"/>
+        </w:rPr>
+        <w:t xml:space="preserve">(#FF0000)]Hard[/color(#FF0000)]     → 40% walls",                                                                            ││ 459 -       </w:t>
+      </w:r>
+      <w:proofErr w:type="spellStart"/>
+      <w:r>
+        <w:rPr>
+          <w:rFonts w:ascii="Times New Roman" w:hAnsi="Times New Roman" w:cs="Times New Roman"/>
+          <w:sz w:val="28"/>
+          <w:szCs w:val="28"/>
+        </w:rPr>
+        <w:t>border_style</w:t>
+      </w:r>
+      <w:proofErr w:type="spellEnd"/>
+      <w:r>
+        <w:rPr>
+          <w:rFonts w:ascii="Times New Roman" w:hAnsi="Times New Roman" w:cs="Times New Roman"/>
+          <w:sz w:val="28"/>
+          <w:szCs w:val="28"/>
+        </w:rPr>
+        <w:t>="</w:t>
+      </w:r>
+      <w:proofErr w:type="spellStart"/>
+      <w:r>
+        <w:rPr>
+          <w:rFonts w:ascii="Times New Roman" w:hAnsi="Times New Roman" w:cs="Times New Roman"/>
+          <w:sz w:val="28"/>
+          <w:szCs w:val="28"/>
+        </w:rPr>
+        <w:t>color</w:t>
+      </w:r>
+      <w:proofErr w:type="spellEnd"/>
+      <w:r>
+        <w:rPr>
+          <w:rFonts w:ascii="Times New Roman" w:hAnsi="Times New Roman" w:cs="Times New Roman"/>
+          <w:sz w:val="28"/>
+          <w:szCs w:val="28"/>
+        </w:rPr>
+        <w:t xml:space="preserve">(#00FF00)",                                                                                                      ││ 458 +       "[#FF0000]Hard[/#FF0000]     → 40% walls",                                                                                          ││ 459 +       </w:t>
+      </w:r>
+      <w:proofErr w:type="spellStart"/>
+      <w:r>
+        <w:rPr>
+          <w:rFonts w:ascii="Times New Roman" w:hAnsi="Times New Roman" w:cs="Times New Roman"/>
+          <w:sz w:val="28"/>
+          <w:szCs w:val="28"/>
+        </w:rPr>
+        <w:t>border_style</w:t>
+      </w:r>
+      <w:proofErr w:type="spellEnd"/>
+      <w:r>
+        <w:rPr>
+          <w:rFonts w:ascii="Times New Roman" w:hAnsi="Times New Roman" w:cs="Times New Roman"/>
+          <w:sz w:val="28"/>
+          <w:szCs w:val="28"/>
+        </w:rPr>
+        <w:t xml:space="preserve">="#00FF00",                                                                                                             ││ </w:t>
+      </w:r>
+      <w:r>
+        <w:rPr>
+          <w:rFonts w:ascii="Times New Roman" w:hAnsi="Times New Roman" w:cs="Times New Roman"/>
+          <w:sz w:val="28"/>
+          <w:szCs w:val="28"/>
+        </w:rPr>
+        <w:lastRenderedPageBreak/>
+        <w:t xml:space="preserve">460         padding=(1, 2)                                                                                                                      ││ 461     )                                                                                                                                       ││ 462     </w:t>
+      </w:r>
+      <w:proofErr w:type="spellStart"/>
+      <w:r>
+        <w:rPr>
+          <w:rFonts w:ascii="Times New Roman" w:hAnsi="Times New Roman" w:cs="Times New Roman"/>
+          <w:sz w:val="28"/>
+          <w:szCs w:val="28"/>
+        </w:rPr>
+        <w:t>self.console.print</w:t>
+      </w:r>
+      <w:proofErr w:type="spellEnd"/>
+      <w:r>
+        <w:rPr>
+          <w:rFonts w:ascii="Times New Roman" w:hAnsi="Times New Roman" w:cs="Times New Roman"/>
+          <w:sz w:val="28"/>
+          <w:szCs w:val="28"/>
+        </w:rPr>
+        <w:t>(</w:t>
+      </w:r>
+      <w:proofErr w:type="spellStart"/>
+      <w:r>
+        <w:rPr>
+          <w:rFonts w:ascii="Times New Roman" w:hAnsi="Times New Roman" w:cs="Times New Roman"/>
+          <w:sz w:val="28"/>
+          <w:szCs w:val="28"/>
+        </w:rPr>
+        <w:t>difficulty_panel</w:t>
+      </w:r>
+      <w:proofErr w:type="spellEnd"/>
+      <w:r>
+        <w:rPr>
+          <w:rFonts w:ascii="Times New Roman" w:hAnsi="Times New Roman" w:cs="Times New Roman"/>
+          <w:sz w:val="28"/>
+          <w:szCs w:val="28"/>
+        </w:rPr>
+        <w:t xml:space="preserve">)                                                                                                    ││ 462     </w:t>
+      </w:r>
+      <w:proofErr w:type="spellStart"/>
+      <w:r>
+        <w:rPr>
+          <w:rFonts w:ascii="Times New Roman" w:hAnsi="Times New Roman" w:cs="Times New Roman"/>
+          <w:sz w:val="28"/>
+          <w:szCs w:val="28"/>
+        </w:rPr>
+        <w:t>self.console.print</w:t>
+      </w:r>
+      <w:proofErr w:type="spellEnd"/>
+      <w:r>
+        <w:rPr>
+          <w:rFonts w:ascii="Times New Roman" w:hAnsi="Times New Roman" w:cs="Times New Roman"/>
+          <w:sz w:val="28"/>
+          <w:szCs w:val="28"/>
+        </w:rPr>
+        <w:t>(</w:t>
+      </w:r>
+      <w:proofErr w:type="spellStart"/>
+      <w:r>
+        <w:rPr>
+          <w:rFonts w:ascii="Times New Roman" w:hAnsi="Times New Roman" w:cs="Times New Roman"/>
+          <w:sz w:val="28"/>
+          <w:szCs w:val="28"/>
+        </w:rPr>
+        <w:t>difficulty_panel</w:t>
+      </w:r>
+      <w:proofErr w:type="spellEnd"/>
+      <w:r>
+        <w:rPr>
+          <w:rFonts w:ascii="Times New Roman" w:hAnsi="Times New Roman" w:cs="Times New Roman"/>
+          <w:sz w:val="28"/>
+          <w:szCs w:val="28"/>
+        </w:rPr>
+        <w:t xml:space="preserve">)                                                                                                    ││ 463                                                                                                                                             ││ 464     </w:t>
+      </w:r>
+      <w:proofErr w:type="spellStart"/>
+      <w:r>
+        <w:rPr>
+          <w:rFonts w:ascii="Times New Roman" w:hAnsi="Times New Roman" w:cs="Times New Roman"/>
+          <w:sz w:val="28"/>
+          <w:szCs w:val="28"/>
+        </w:rPr>
+        <w:t>difficulty_input</w:t>
+      </w:r>
+      <w:proofErr w:type="spellEnd"/>
+      <w:r>
+        <w:rPr>
+          <w:rFonts w:ascii="Times New Roman" w:hAnsi="Times New Roman" w:cs="Times New Roman"/>
+          <w:sz w:val="28"/>
+          <w:szCs w:val="28"/>
+        </w:rPr>
+        <w:t xml:space="preserve"> = </w:t>
+      </w:r>
+      <w:proofErr w:type="spellStart"/>
+      <w:r>
+        <w:rPr>
+          <w:rFonts w:ascii="Times New Roman" w:hAnsi="Times New Roman" w:cs="Times New Roman"/>
+          <w:sz w:val="28"/>
+          <w:szCs w:val="28"/>
+        </w:rPr>
+        <w:t>Prompt.ask</w:t>
+      </w:r>
+      <w:proofErr w:type="spellEnd"/>
+      <w:r>
+        <w:rPr>
+          <w:rFonts w:ascii="Times New Roman" w:hAnsi="Times New Roman" w:cs="Times New Roman"/>
+          <w:sz w:val="28"/>
+          <w:szCs w:val="28"/>
+        </w:rPr>
+        <w:t xml:space="preserve">(                                                                                                          ││ 465 -       "[bold </w:t>
+      </w:r>
+      <w:proofErr w:type="spellStart"/>
+      <w:r>
+        <w:rPr>
+          <w:rFonts w:ascii="Times New Roman" w:hAnsi="Times New Roman" w:cs="Times New Roman"/>
+          <w:sz w:val="28"/>
+          <w:szCs w:val="28"/>
+        </w:rPr>
+        <w:t>color</w:t>
+      </w:r>
+      <w:proofErr w:type="spellEnd"/>
+      <w:r>
+        <w:rPr>
+          <w:rFonts w:ascii="Times New Roman" w:hAnsi="Times New Roman" w:cs="Times New Roman"/>
+          <w:sz w:val="28"/>
+          <w:szCs w:val="28"/>
+        </w:rPr>
+        <w:t xml:space="preserve">(#00FFFF)]DIFFICULTY[/bold </w:t>
+      </w:r>
+      <w:proofErr w:type="spellStart"/>
+      <w:r>
+        <w:rPr>
+          <w:rFonts w:ascii="Times New Roman" w:hAnsi="Times New Roman" w:cs="Times New Roman"/>
+          <w:sz w:val="28"/>
+          <w:szCs w:val="28"/>
+        </w:rPr>
+        <w:t>color</w:t>
+      </w:r>
+      <w:proofErr w:type="spellEnd"/>
+      <w:r>
+        <w:rPr>
+          <w:rFonts w:ascii="Times New Roman" w:hAnsi="Times New Roman" w:cs="Times New Roman"/>
+          <w:sz w:val="28"/>
+          <w:szCs w:val="28"/>
+        </w:rPr>
+        <w:t xml:space="preserve">(#00FFFF)]",                                                                            ││ 465 +       "[bold #00FFFF]DIFFICULTY[/bold #00FFFF]",                                                                                          ││ 466         choices=["easy", "medium", "hard"],                                                                                                 ││ 467         default="medium"                                                                                                                    ││ 468     ).lower()                                                                                                                               ││ ─────────────────────────────────────────────────────────────────────────────────────────────────────────────────────────────────────────────── ││ 473         "hard": </w:t>
+      </w:r>
+      <w:proofErr w:type="spellStart"/>
+      <w:r>
+        <w:rPr>
+          <w:rFonts w:ascii="Times New Roman" w:hAnsi="Times New Roman" w:cs="Times New Roman"/>
+          <w:sz w:val="28"/>
+          <w:szCs w:val="28"/>
+        </w:rPr>
+        <w:t>Difficulty.HARD</w:t>
+      </w:r>
+      <w:proofErr w:type="spellEnd"/>
+      <w:r>
+        <w:rPr>
+          <w:rFonts w:ascii="Times New Roman" w:hAnsi="Times New Roman" w:cs="Times New Roman"/>
+          <w:sz w:val="28"/>
+          <w:szCs w:val="28"/>
+        </w:rPr>
+        <w:t xml:space="preserve">                                                                                                             ││ 474     }                                                                                                                                       ││ 475     </w:t>
+      </w:r>
+      <w:proofErr w:type="spellStart"/>
+      <w:r>
+        <w:rPr>
+          <w:rFonts w:ascii="Times New Roman" w:hAnsi="Times New Roman" w:cs="Times New Roman"/>
+          <w:sz w:val="28"/>
+          <w:szCs w:val="28"/>
+        </w:rPr>
+        <w:t>selected_difficulty</w:t>
+      </w:r>
+      <w:proofErr w:type="spellEnd"/>
+      <w:r>
+        <w:rPr>
+          <w:rFonts w:ascii="Times New Roman" w:hAnsi="Times New Roman" w:cs="Times New Roman"/>
+          <w:sz w:val="28"/>
+          <w:szCs w:val="28"/>
+        </w:rPr>
+        <w:t xml:space="preserve"> = </w:t>
+      </w:r>
+      <w:proofErr w:type="spellStart"/>
+      <w:r>
+        <w:rPr>
+          <w:rFonts w:ascii="Times New Roman" w:hAnsi="Times New Roman" w:cs="Times New Roman"/>
+          <w:sz w:val="28"/>
+          <w:szCs w:val="28"/>
+        </w:rPr>
+        <w:t>difficulty_map</w:t>
+      </w:r>
+      <w:proofErr w:type="spellEnd"/>
+      <w:r>
+        <w:rPr>
+          <w:rFonts w:ascii="Times New Roman" w:hAnsi="Times New Roman" w:cs="Times New Roman"/>
+          <w:sz w:val="28"/>
+          <w:szCs w:val="28"/>
+        </w:rPr>
+        <w:t>[</w:t>
+      </w:r>
+      <w:proofErr w:type="spellStart"/>
+      <w:r>
+        <w:rPr>
+          <w:rFonts w:ascii="Times New Roman" w:hAnsi="Times New Roman" w:cs="Times New Roman"/>
+          <w:sz w:val="28"/>
+          <w:szCs w:val="28"/>
+        </w:rPr>
+        <w:t>difficulty_input</w:t>
+      </w:r>
+      <w:proofErr w:type="spellEnd"/>
+      <w:r>
+        <w:rPr>
+          <w:rFonts w:ascii="Times New Roman" w:hAnsi="Times New Roman" w:cs="Times New Roman"/>
+          <w:sz w:val="28"/>
+          <w:szCs w:val="28"/>
+        </w:rPr>
+        <w:t xml:space="preserve">]                                                                                  ││ 476 -   </w:t>
+      </w:r>
+      <w:proofErr w:type="spellStart"/>
+      <w:r>
+        <w:rPr>
+          <w:rFonts w:ascii="Times New Roman" w:hAnsi="Times New Roman" w:cs="Times New Roman"/>
+          <w:sz w:val="28"/>
+          <w:szCs w:val="28"/>
+        </w:rPr>
+        <w:t>self.console.print</w:t>
+      </w:r>
+      <w:proofErr w:type="spellEnd"/>
+      <w:r>
+        <w:rPr>
+          <w:rFonts w:ascii="Times New Roman" w:hAnsi="Times New Roman" w:cs="Times New Roman"/>
+          <w:sz w:val="28"/>
+          <w:szCs w:val="28"/>
+        </w:rPr>
+        <w:t>(f"[</w:t>
+      </w:r>
+      <w:proofErr w:type="spellStart"/>
+      <w:r>
+        <w:rPr>
+          <w:rFonts w:ascii="Times New Roman" w:hAnsi="Times New Roman" w:cs="Times New Roman"/>
+          <w:sz w:val="28"/>
+          <w:szCs w:val="28"/>
+        </w:rPr>
+        <w:t>color</w:t>
+      </w:r>
+      <w:proofErr w:type="spellEnd"/>
+      <w:r>
+        <w:rPr>
+          <w:rFonts w:ascii="Times New Roman" w:hAnsi="Times New Roman" w:cs="Times New Roman"/>
+          <w:sz w:val="28"/>
+          <w:szCs w:val="28"/>
+        </w:rPr>
+        <w:t>(#00FF00)]</w:t>
+      </w:r>
+      <w:r>
+        <w:rPr>
+          <w:rFonts w:ascii="Segoe UI Symbol" w:hAnsi="Segoe UI Symbol" w:cs="Segoe UI Symbol"/>
+          <w:sz w:val="28"/>
+          <w:szCs w:val="28"/>
+        </w:rPr>
+        <w:t>✓</w:t>
+      </w:r>
+      <w:r>
+        <w:rPr>
+          <w:rFonts w:ascii="Times New Roman" w:hAnsi="Times New Roman" w:cs="Times New Roman"/>
+          <w:sz w:val="28"/>
+          <w:szCs w:val="28"/>
+        </w:rPr>
+        <w:t xml:space="preserve"> {</w:t>
+      </w:r>
+      <w:proofErr w:type="spellStart"/>
+      <w:r>
+        <w:rPr>
+          <w:rFonts w:ascii="Times New Roman" w:hAnsi="Times New Roman" w:cs="Times New Roman"/>
+          <w:sz w:val="28"/>
+          <w:szCs w:val="28"/>
+        </w:rPr>
+        <w:t>selected_difficulty.name.upper</w:t>
+      </w:r>
+      <w:proofErr w:type="spellEnd"/>
+      <w:r>
+        <w:rPr>
+          <w:rFonts w:ascii="Times New Roman" w:hAnsi="Times New Roman" w:cs="Times New Roman"/>
+          <w:sz w:val="28"/>
+          <w:szCs w:val="28"/>
+        </w:rPr>
+        <w:t>()}[/</w:t>
+      </w:r>
+      <w:proofErr w:type="spellStart"/>
+      <w:r>
+        <w:rPr>
+          <w:rFonts w:ascii="Times New Roman" w:hAnsi="Times New Roman" w:cs="Times New Roman"/>
+          <w:sz w:val="28"/>
+          <w:szCs w:val="28"/>
+        </w:rPr>
+        <w:t>color</w:t>
+      </w:r>
+      <w:proofErr w:type="spellEnd"/>
+      <w:r>
+        <w:rPr>
+          <w:rFonts w:ascii="Times New Roman" w:hAnsi="Times New Roman" w:cs="Times New Roman"/>
+          <w:sz w:val="28"/>
+          <w:szCs w:val="28"/>
+        </w:rPr>
+        <w:t xml:space="preserve">(#00FF00)]")                                            ││ 476 +   </w:t>
+      </w:r>
+      <w:proofErr w:type="spellStart"/>
+      <w:r>
+        <w:rPr>
+          <w:rFonts w:ascii="Times New Roman" w:hAnsi="Times New Roman" w:cs="Times New Roman"/>
+          <w:sz w:val="28"/>
+          <w:szCs w:val="28"/>
+        </w:rPr>
+        <w:t>self.console.print</w:t>
+      </w:r>
+      <w:proofErr w:type="spellEnd"/>
+      <w:r>
+        <w:rPr>
+          <w:rFonts w:ascii="Times New Roman" w:hAnsi="Times New Roman" w:cs="Times New Roman"/>
+          <w:sz w:val="28"/>
+          <w:szCs w:val="28"/>
+        </w:rPr>
+        <w:t>(f"[#00FF00]</w:t>
+      </w:r>
+      <w:r>
+        <w:rPr>
+          <w:rFonts w:ascii="Segoe UI Symbol" w:hAnsi="Segoe UI Symbol" w:cs="Segoe UI Symbol"/>
+          <w:sz w:val="28"/>
+          <w:szCs w:val="28"/>
+        </w:rPr>
+        <w:t>✓</w:t>
+      </w:r>
+      <w:r>
+        <w:rPr>
+          <w:rFonts w:ascii="Times New Roman" w:hAnsi="Times New Roman" w:cs="Times New Roman"/>
+          <w:sz w:val="28"/>
+          <w:szCs w:val="28"/>
+        </w:rPr>
+        <w:t xml:space="preserve"> {</w:t>
+      </w:r>
+      <w:proofErr w:type="spellStart"/>
+      <w:r>
+        <w:rPr>
+          <w:rFonts w:ascii="Times New Roman" w:hAnsi="Times New Roman" w:cs="Times New Roman"/>
+          <w:sz w:val="28"/>
+          <w:szCs w:val="28"/>
+        </w:rPr>
+        <w:t>selected_difficulty.name.upper</w:t>
+      </w:r>
+      <w:proofErr w:type="spellEnd"/>
+      <w:r>
+        <w:rPr>
+          <w:rFonts w:ascii="Times New Roman" w:hAnsi="Times New Roman" w:cs="Times New Roman"/>
+          <w:sz w:val="28"/>
+          <w:szCs w:val="28"/>
+        </w:rPr>
+        <w:t xml:space="preserve">()}[/#00FF00]")                                                          ││ 477     </w:t>
+      </w:r>
+      <w:proofErr w:type="spellStart"/>
+      <w:r>
+        <w:rPr>
+          <w:rFonts w:ascii="Times New Roman" w:hAnsi="Times New Roman" w:cs="Times New Roman"/>
+          <w:sz w:val="28"/>
+          <w:szCs w:val="28"/>
+        </w:rPr>
+        <w:t>self.console.print</w:t>
+      </w:r>
+      <w:proofErr w:type="spellEnd"/>
+      <w:r>
+        <w:rPr>
+          <w:rFonts w:ascii="Times New Roman" w:hAnsi="Times New Roman" w:cs="Times New Roman"/>
+          <w:sz w:val="28"/>
+          <w:szCs w:val="28"/>
+        </w:rPr>
+        <w:t xml:space="preserve">()                                                                                                                    ││ 478                                                                                                                                             ││ 479     # Speed selection                                                                                                                       ││ 480     </w:t>
+      </w:r>
+      <w:proofErr w:type="spellStart"/>
+      <w:r>
+        <w:rPr>
+          <w:rFonts w:ascii="Times New Roman" w:hAnsi="Times New Roman" w:cs="Times New Roman"/>
+          <w:sz w:val="28"/>
+          <w:szCs w:val="28"/>
+        </w:rPr>
+        <w:t>speed_panel</w:t>
+      </w:r>
+      <w:proofErr w:type="spellEnd"/>
+      <w:r>
+        <w:rPr>
+          <w:rFonts w:ascii="Times New Roman" w:hAnsi="Times New Roman" w:cs="Times New Roman"/>
+          <w:sz w:val="28"/>
+          <w:szCs w:val="28"/>
+        </w:rPr>
+        <w:t xml:space="preserve"> = Panel(                                                                                                                    ││ 481 -       "[bold </w:t>
+      </w:r>
+      <w:proofErr w:type="spellStart"/>
+      <w:r>
+        <w:rPr>
+          <w:rFonts w:ascii="Times New Roman" w:hAnsi="Times New Roman" w:cs="Times New Roman"/>
+          <w:sz w:val="28"/>
+          <w:szCs w:val="28"/>
+        </w:rPr>
+        <w:t>color</w:t>
+      </w:r>
+      <w:proofErr w:type="spellEnd"/>
+      <w:r>
+        <w:rPr>
+          <w:rFonts w:ascii="Times New Roman" w:hAnsi="Times New Roman" w:cs="Times New Roman"/>
+          <w:sz w:val="28"/>
+          <w:szCs w:val="28"/>
+        </w:rPr>
+        <w:t xml:space="preserve">(#FF00FF)]&lt; ANIMATION SPEED &gt;[/bold </w:t>
+      </w:r>
+      <w:proofErr w:type="spellStart"/>
+      <w:r>
+        <w:rPr>
+          <w:rFonts w:ascii="Times New Roman" w:hAnsi="Times New Roman" w:cs="Times New Roman"/>
+          <w:sz w:val="28"/>
+          <w:szCs w:val="28"/>
+        </w:rPr>
+        <w:t>color</w:t>
+      </w:r>
+      <w:proofErr w:type="spellEnd"/>
+      <w:r>
+        <w:rPr>
+          <w:rFonts w:ascii="Times New Roman" w:hAnsi="Times New Roman" w:cs="Times New Roman"/>
+          <w:sz w:val="28"/>
+          <w:szCs w:val="28"/>
+        </w:rPr>
+        <w:t>(#FF00FF)]\n"                                                                  ││ 481 +       "[bold #FF00FF]&lt; ANIMATION SPEED &gt;[/bold #FF00FF]\n"                                                                                ││ 482         "[cyan]Slow[/cyan]    → 1.0s per step\n"                                                                                            ││ 483         "[yellow]Normal[/yellow]  → 0.5s per step\n"                                                                                        ││ 484         "[</w:t>
+      </w:r>
+      <w:proofErr w:type="spellStart"/>
+      <w:r>
+        <w:rPr>
+          <w:rFonts w:ascii="Times New Roman" w:hAnsi="Times New Roman" w:cs="Times New Roman"/>
+          <w:sz w:val="28"/>
+          <w:szCs w:val="28"/>
+        </w:rPr>
+        <w:t>color</w:t>
+      </w:r>
+      <w:proofErr w:type="spellEnd"/>
+      <w:r>
+        <w:rPr>
+          <w:rFonts w:ascii="Times New Roman" w:hAnsi="Times New Roman" w:cs="Times New Roman"/>
+          <w:sz w:val="28"/>
+          <w:szCs w:val="28"/>
+        </w:rPr>
+        <w:t xml:space="preserve">(#00FF00)]Fast[/color(#00FF00)]   → 0.2s per step",                                                                          ││ 481         "[bold </w:t>
+      </w:r>
+      <w:proofErr w:type="spellStart"/>
+      <w:r>
+        <w:rPr>
+          <w:rFonts w:ascii="Times New Roman" w:hAnsi="Times New Roman" w:cs="Times New Roman"/>
+          <w:sz w:val="28"/>
+          <w:szCs w:val="28"/>
+        </w:rPr>
+        <w:t>color</w:t>
+      </w:r>
+      <w:proofErr w:type="spellEnd"/>
+      <w:r>
+        <w:rPr>
+          <w:rFonts w:ascii="Times New Roman" w:hAnsi="Times New Roman" w:cs="Times New Roman"/>
+          <w:sz w:val="28"/>
+          <w:szCs w:val="28"/>
+        </w:rPr>
+        <w:t xml:space="preserve">(#FF00FF)]&lt; ANIMATION SPEED &gt;[/bold </w:t>
+      </w:r>
+      <w:proofErr w:type="spellStart"/>
+      <w:r>
+        <w:rPr>
+          <w:rFonts w:ascii="Times New Roman" w:hAnsi="Times New Roman" w:cs="Times New Roman"/>
+          <w:sz w:val="28"/>
+          <w:szCs w:val="28"/>
+        </w:rPr>
+        <w:t>color</w:t>
+      </w:r>
+      <w:proofErr w:type="spellEnd"/>
+      <w:r>
+        <w:rPr>
+          <w:rFonts w:ascii="Times New Roman" w:hAnsi="Times New Roman" w:cs="Times New Roman"/>
+          <w:sz w:val="28"/>
+          <w:szCs w:val="28"/>
+        </w:rPr>
+        <w:t>(#FF00FF)]\n"                                                                  ││ 482         "[cyan]Slow[/cyan]    → 1.0s per step\n"                                                                                            ││ 483         "[yellow]Normal[/yellow]  → 0.5s per step\n"                                                                                        ││ 484 -       "[</w:t>
+      </w:r>
+      <w:proofErr w:type="spellStart"/>
+      <w:r>
+        <w:rPr>
+          <w:rFonts w:ascii="Times New Roman" w:hAnsi="Times New Roman" w:cs="Times New Roman"/>
+          <w:sz w:val="28"/>
+          <w:szCs w:val="28"/>
+        </w:rPr>
+        <w:t>color</w:t>
+      </w:r>
+      <w:proofErr w:type="spellEnd"/>
+      <w:r>
+        <w:rPr>
+          <w:rFonts w:ascii="Times New Roman" w:hAnsi="Times New Roman" w:cs="Times New Roman"/>
+          <w:sz w:val="28"/>
+          <w:szCs w:val="28"/>
+        </w:rPr>
+        <w:t xml:space="preserve">(#00FF00)]Fast[/color(#00FF00)]   → 0.2s per step",                                                                          ││ 485 -       </w:t>
+      </w:r>
+      <w:proofErr w:type="spellStart"/>
+      <w:r>
+        <w:rPr>
+          <w:rFonts w:ascii="Times New Roman" w:hAnsi="Times New Roman" w:cs="Times New Roman"/>
+          <w:sz w:val="28"/>
+          <w:szCs w:val="28"/>
+        </w:rPr>
+        <w:t>border_style</w:t>
+      </w:r>
+      <w:proofErr w:type="spellEnd"/>
+      <w:r>
+        <w:rPr>
+          <w:rFonts w:ascii="Times New Roman" w:hAnsi="Times New Roman" w:cs="Times New Roman"/>
+          <w:sz w:val="28"/>
+          <w:szCs w:val="28"/>
+        </w:rPr>
+        <w:t>="</w:t>
+      </w:r>
+      <w:proofErr w:type="spellStart"/>
+      <w:r>
+        <w:rPr>
+          <w:rFonts w:ascii="Times New Roman" w:hAnsi="Times New Roman" w:cs="Times New Roman"/>
+          <w:sz w:val="28"/>
+          <w:szCs w:val="28"/>
+        </w:rPr>
+        <w:t>color</w:t>
+      </w:r>
+      <w:proofErr w:type="spellEnd"/>
+      <w:r>
+        <w:rPr>
+          <w:rFonts w:ascii="Times New Roman" w:hAnsi="Times New Roman" w:cs="Times New Roman"/>
+          <w:sz w:val="28"/>
+          <w:szCs w:val="28"/>
+        </w:rPr>
+        <w:t xml:space="preserve">(#FF00FF)",                                                                                                      ││ 484 +       "[#00FF00]Fast[/#00FF00]   → 0.2s per step",                                                                                        ││ 485 +       </w:t>
+      </w:r>
+      <w:proofErr w:type="spellStart"/>
+      <w:r>
+        <w:rPr>
+          <w:rFonts w:ascii="Times New Roman" w:hAnsi="Times New Roman" w:cs="Times New Roman"/>
+          <w:sz w:val="28"/>
+          <w:szCs w:val="28"/>
+        </w:rPr>
+        <w:t>border_style</w:t>
+      </w:r>
+      <w:proofErr w:type="spellEnd"/>
+      <w:r>
+        <w:rPr>
+          <w:rFonts w:ascii="Times New Roman" w:hAnsi="Times New Roman" w:cs="Times New Roman"/>
+          <w:sz w:val="28"/>
+          <w:szCs w:val="28"/>
+        </w:rPr>
+        <w:t xml:space="preserve">="#FF00FF",                                                                                                             ││ 486         padding=(1, 2)                                                                                                                      ││ 487     )                                                                                                                                       ││ 488     </w:t>
+      </w:r>
+      <w:proofErr w:type="spellStart"/>
+      <w:r>
+        <w:rPr>
+          <w:rFonts w:ascii="Times New Roman" w:hAnsi="Times New Roman" w:cs="Times New Roman"/>
+          <w:sz w:val="28"/>
+          <w:szCs w:val="28"/>
+        </w:rPr>
+        <w:t>self.console.print</w:t>
+      </w:r>
+      <w:proofErr w:type="spellEnd"/>
+      <w:r>
+        <w:rPr>
+          <w:rFonts w:ascii="Times New Roman" w:hAnsi="Times New Roman" w:cs="Times New Roman"/>
+          <w:sz w:val="28"/>
+          <w:szCs w:val="28"/>
+        </w:rPr>
+        <w:t>(</w:t>
+      </w:r>
+      <w:proofErr w:type="spellStart"/>
+      <w:r>
+        <w:rPr>
+          <w:rFonts w:ascii="Times New Roman" w:hAnsi="Times New Roman" w:cs="Times New Roman"/>
+          <w:sz w:val="28"/>
+          <w:szCs w:val="28"/>
+        </w:rPr>
+        <w:t>speed_panel</w:t>
+      </w:r>
+      <w:proofErr w:type="spellEnd"/>
+      <w:r>
+        <w:rPr>
+          <w:rFonts w:ascii="Times New Roman" w:hAnsi="Times New Roman" w:cs="Times New Roman"/>
+          <w:sz w:val="28"/>
+          <w:szCs w:val="28"/>
+        </w:rPr>
+        <w:t xml:space="preserve">)                                                                                                         ││ 489                                                                                                                                             ││ 490     </w:t>
+      </w:r>
+      <w:proofErr w:type="spellStart"/>
+      <w:r>
+        <w:rPr>
+          <w:rFonts w:ascii="Times New Roman" w:hAnsi="Times New Roman" w:cs="Times New Roman"/>
+          <w:sz w:val="28"/>
+          <w:szCs w:val="28"/>
+        </w:rPr>
+        <w:t>speed_input</w:t>
+      </w:r>
+      <w:proofErr w:type="spellEnd"/>
+      <w:r>
+        <w:rPr>
+          <w:rFonts w:ascii="Times New Roman" w:hAnsi="Times New Roman" w:cs="Times New Roman"/>
+          <w:sz w:val="28"/>
+          <w:szCs w:val="28"/>
+        </w:rPr>
+        <w:t xml:space="preserve"> = </w:t>
+      </w:r>
+      <w:proofErr w:type="spellStart"/>
+      <w:r>
+        <w:rPr>
+          <w:rFonts w:ascii="Times New Roman" w:hAnsi="Times New Roman" w:cs="Times New Roman"/>
+          <w:sz w:val="28"/>
+          <w:szCs w:val="28"/>
+        </w:rPr>
+        <w:t>Prompt.ask</w:t>
+      </w:r>
+      <w:proofErr w:type="spellEnd"/>
+      <w:r>
+        <w:rPr>
+          <w:rFonts w:ascii="Times New Roman" w:hAnsi="Times New Roman" w:cs="Times New Roman"/>
+          <w:sz w:val="28"/>
+          <w:szCs w:val="28"/>
+        </w:rPr>
+        <w:t xml:space="preserve">(                                                                                                               ││ 491 -       "[bold </w:t>
+      </w:r>
+      <w:proofErr w:type="spellStart"/>
+      <w:r>
+        <w:rPr>
+          <w:rFonts w:ascii="Times New Roman" w:hAnsi="Times New Roman" w:cs="Times New Roman"/>
+          <w:sz w:val="28"/>
+          <w:szCs w:val="28"/>
+        </w:rPr>
+        <w:t>color</w:t>
+      </w:r>
+      <w:proofErr w:type="spellEnd"/>
+      <w:r>
+        <w:rPr>
+          <w:rFonts w:ascii="Times New Roman" w:hAnsi="Times New Roman" w:cs="Times New Roman"/>
+          <w:sz w:val="28"/>
+          <w:szCs w:val="28"/>
+        </w:rPr>
+        <w:t xml:space="preserve">(#00FFFF)]SPEED[/bold </w:t>
+      </w:r>
+      <w:proofErr w:type="spellStart"/>
+      <w:r>
+        <w:rPr>
+          <w:rFonts w:ascii="Times New Roman" w:hAnsi="Times New Roman" w:cs="Times New Roman"/>
+          <w:sz w:val="28"/>
+          <w:szCs w:val="28"/>
+        </w:rPr>
+        <w:t>color</w:t>
+      </w:r>
+      <w:proofErr w:type="spellEnd"/>
+      <w:r>
+        <w:rPr>
+          <w:rFonts w:ascii="Times New Roman" w:hAnsi="Times New Roman" w:cs="Times New Roman"/>
+          <w:sz w:val="28"/>
+          <w:szCs w:val="28"/>
+        </w:rPr>
+        <w:t xml:space="preserve">(#00FFFF)]",                                                                                 ││ 491 +       "[bold #00FFFF]SPEED[/bold #00FFFF]",                                                                                               ││ 492         choices=["slow", "normal", "fast"],                                                                                                 </w:t>
+      </w:r>
+      <w:r>
+        <w:rPr>
+          <w:rFonts w:ascii="Times New Roman" w:hAnsi="Times New Roman" w:cs="Times New Roman"/>
+          <w:sz w:val="28"/>
+          <w:szCs w:val="28"/>
+        </w:rPr>
+        <w:lastRenderedPageBreak/>
+        <w:t xml:space="preserve">││ 493         default="normal"                                                                                                                    ││ 494     ).lower()                                                                                                                               ││ ─────────────────────────────────────────────────────────────────────────────────────────────────────────────────────────────────────────────── ││ 499         "fast": </w:t>
+      </w:r>
+      <w:proofErr w:type="spellStart"/>
+      <w:r>
+        <w:rPr>
+          <w:rFonts w:ascii="Times New Roman" w:hAnsi="Times New Roman" w:cs="Times New Roman"/>
+          <w:sz w:val="28"/>
+          <w:szCs w:val="28"/>
+        </w:rPr>
+        <w:t>Speed.FAST</w:t>
+      </w:r>
+      <w:proofErr w:type="spellEnd"/>
+      <w:r>
+        <w:rPr>
+          <w:rFonts w:ascii="Times New Roman" w:hAnsi="Times New Roman" w:cs="Times New Roman"/>
+          <w:sz w:val="28"/>
+          <w:szCs w:val="28"/>
+        </w:rPr>
+        <w:t xml:space="preserve">                                                                                                                  ││ 500     }                                                                                                                                       ││ 501     </w:t>
+      </w:r>
+      <w:proofErr w:type="spellStart"/>
+      <w:r>
+        <w:rPr>
+          <w:rFonts w:ascii="Times New Roman" w:hAnsi="Times New Roman" w:cs="Times New Roman"/>
+          <w:sz w:val="28"/>
+          <w:szCs w:val="28"/>
+        </w:rPr>
+        <w:t>selected_speed</w:t>
+      </w:r>
+      <w:proofErr w:type="spellEnd"/>
+      <w:r>
+        <w:rPr>
+          <w:rFonts w:ascii="Times New Roman" w:hAnsi="Times New Roman" w:cs="Times New Roman"/>
+          <w:sz w:val="28"/>
+          <w:szCs w:val="28"/>
+        </w:rPr>
+        <w:t xml:space="preserve"> = </w:t>
+      </w:r>
+      <w:proofErr w:type="spellStart"/>
+      <w:r>
+        <w:rPr>
+          <w:rFonts w:ascii="Times New Roman" w:hAnsi="Times New Roman" w:cs="Times New Roman"/>
+          <w:sz w:val="28"/>
+          <w:szCs w:val="28"/>
+        </w:rPr>
+        <w:t>speed_map</w:t>
+      </w:r>
+      <w:proofErr w:type="spellEnd"/>
+      <w:r>
+        <w:rPr>
+          <w:rFonts w:ascii="Times New Roman" w:hAnsi="Times New Roman" w:cs="Times New Roman"/>
+          <w:sz w:val="28"/>
+          <w:szCs w:val="28"/>
+        </w:rPr>
+        <w:t>[</w:t>
+      </w:r>
+      <w:proofErr w:type="spellStart"/>
+      <w:r>
+        <w:rPr>
+          <w:rFonts w:ascii="Times New Roman" w:hAnsi="Times New Roman" w:cs="Times New Roman"/>
+          <w:sz w:val="28"/>
+          <w:szCs w:val="28"/>
+        </w:rPr>
+        <w:t>speed_input</w:t>
+      </w:r>
+      <w:proofErr w:type="spellEnd"/>
+      <w:r>
+        <w:rPr>
+          <w:rFonts w:ascii="Times New Roman" w:hAnsi="Times New Roman" w:cs="Times New Roman"/>
+          <w:sz w:val="28"/>
+          <w:szCs w:val="28"/>
+        </w:rPr>
+        <w:t xml:space="preserve">]                                                                                                 ││ 502 -   </w:t>
+      </w:r>
+      <w:proofErr w:type="spellStart"/>
+      <w:r>
+        <w:rPr>
+          <w:rFonts w:ascii="Times New Roman" w:hAnsi="Times New Roman" w:cs="Times New Roman"/>
+          <w:sz w:val="28"/>
+          <w:szCs w:val="28"/>
+        </w:rPr>
+        <w:t>self.console.print</w:t>
+      </w:r>
+      <w:proofErr w:type="spellEnd"/>
+      <w:r>
+        <w:rPr>
+          <w:rFonts w:ascii="Times New Roman" w:hAnsi="Times New Roman" w:cs="Times New Roman"/>
+          <w:sz w:val="28"/>
+          <w:szCs w:val="28"/>
+        </w:rPr>
+        <w:t>(f"[</w:t>
+      </w:r>
+      <w:proofErr w:type="spellStart"/>
+      <w:r>
+        <w:rPr>
+          <w:rFonts w:ascii="Times New Roman" w:hAnsi="Times New Roman" w:cs="Times New Roman"/>
+          <w:sz w:val="28"/>
+          <w:szCs w:val="28"/>
+        </w:rPr>
+        <w:t>color</w:t>
+      </w:r>
+      <w:proofErr w:type="spellEnd"/>
+      <w:r>
+        <w:rPr>
+          <w:rFonts w:ascii="Times New Roman" w:hAnsi="Times New Roman" w:cs="Times New Roman"/>
+          <w:sz w:val="28"/>
+          <w:szCs w:val="28"/>
+        </w:rPr>
+        <w:t>(#00FF00)]</w:t>
+      </w:r>
+      <w:r>
+        <w:rPr>
+          <w:rFonts w:ascii="Segoe UI Symbol" w:hAnsi="Segoe UI Symbol" w:cs="Segoe UI Symbol"/>
+          <w:sz w:val="28"/>
+          <w:szCs w:val="28"/>
+        </w:rPr>
+        <w:t>✓</w:t>
+      </w:r>
+      <w:r>
+        <w:rPr>
+          <w:rFonts w:ascii="Times New Roman" w:hAnsi="Times New Roman" w:cs="Times New Roman"/>
+          <w:sz w:val="28"/>
+          <w:szCs w:val="28"/>
+        </w:rPr>
+        <w:t xml:space="preserve"> {</w:t>
+      </w:r>
+      <w:proofErr w:type="spellStart"/>
+      <w:r>
+        <w:rPr>
+          <w:rFonts w:ascii="Times New Roman" w:hAnsi="Times New Roman" w:cs="Times New Roman"/>
+          <w:sz w:val="28"/>
+          <w:szCs w:val="28"/>
+        </w:rPr>
+        <w:t>selected_speed.name.upper</w:t>
+      </w:r>
+      <w:proofErr w:type="spellEnd"/>
+      <w:r>
+        <w:rPr>
+          <w:rFonts w:ascii="Times New Roman" w:hAnsi="Times New Roman" w:cs="Times New Roman"/>
+          <w:sz w:val="28"/>
+          <w:szCs w:val="28"/>
+        </w:rPr>
+        <w:t>()}[/</w:t>
+      </w:r>
+      <w:proofErr w:type="spellStart"/>
+      <w:r>
+        <w:rPr>
+          <w:rFonts w:ascii="Times New Roman" w:hAnsi="Times New Roman" w:cs="Times New Roman"/>
+          <w:sz w:val="28"/>
+          <w:szCs w:val="28"/>
+        </w:rPr>
+        <w:t>color</w:t>
+      </w:r>
+      <w:proofErr w:type="spellEnd"/>
+      <w:r>
+        <w:rPr>
+          <w:rFonts w:ascii="Times New Roman" w:hAnsi="Times New Roman" w:cs="Times New Roman"/>
+          <w:sz w:val="28"/>
+          <w:szCs w:val="28"/>
+        </w:rPr>
+        <w:t xml:space="preserve">(#00FF00)]")                                                 ││ 502 +   </w:t>
+      </w:r>
+      <w:proofErr w:type="spellStart"/>
+      <w:r>
+        <w:rPr>
+          <w:rFonts w:ascii="Times New Roman" w:hAnsi="Times New Roman" w:cs="Times New Roman"/>
+          <w:sz w:val="28"/>
+          <w:szCs w:val="28"/>
+        </w:rPr>
+        <w:t>self.console.print</w:t>
+      </w:r>
+      <w:proofErr w:type="spellEnd"/>
+      <w:r>
+        <w:rPr>
+          <w:rFonts w:ascii="Times New Roman" w:hAnsi="Times New Roman" w:cs="Times New Roman"/>
+          <w:sz w:val="28"/>
+          <w:szCs w:val="28"/>
+        </w:rPr>
+        <w:t>(f"[#00FF00]</w:t>
+      </w:r>
+      <w:r>
+        <w:rPr>
+          <w:rFonts w:ascii="Segoe UI Symbol" w:hAnsi="Segoe UI Symbol" w:cs="Segoe UI Symbol"/>
+          <w:sz w:val="28"/>
+          <w:szCs w:val="28"/>
+        </w:rPr>
+        <w:t>✓</w:t>
+      </w:r>
+      <w:r>
+        <w:rPr>
+          <w:rFonts w:ascii="Times New Roman" w:hAnsi="Times New Roman" w:cs="Times New Roman"/>
+          <w:sz w:val="28"/>
+          <w:szCs w:val="28"/>
+        </w:rPr>
+        <w:t xml:space="preserve"> {</w:t>
+      </w:r>
+      <w:proofErr w:type="spellStart"/>
+      <w:r>
+        <w:rPr>
+          <w:rFonts w:ascii="Times New Roman" w:hAnsi="Times New Roman" w:cs="Times New Roman"/>
+          <w:sz w:val="28"/>
+          <w:szCs w:val="28"/>
+        </w:rPr>
+        <w:t>selected_speed.name.upper</w:t>
+      </w:r>
+      <w:proofErr w:type="spellEnd"/>
+      <w:r>
+        <w:rPr>
+          <w:rFonts w:ascii="Times New Roman" w:hAnsi="Times New Roman" w:cs="Times New Roman"/>
+          <w:sz w:val="28"/>
+          <w:szCs w:val="28"/>
+        </w:rPr>
+        <w:t xml:space="preserve">()}[/#00FF00]")                                                               ││ 503     </w:t>
+      </w:r>
+      <w:proofErr w:type="spellStart"/>
+      <w:r>
+        <w:rPr>
+          <w:rFonts w:ascii="Times New Roman" w:hAnsi="Times New Roman" w:cs="Times New Roman"/>
+          <w:sz w:val="28"/>
+          <w:szCs w:val="28"/>
+        </w:rPr>
+        <w:t>self.console.print</w:t>
+      </w:r>
+      <w:proofErr w:type="spellEnd"/>
+      <w:r>
+        <w:rPr>
+          <w:rFonts w:ascii="Times New Roman" w:hAnsi="Times New Roman" w:cs="Times New Roman"/>
+          <w:sz w:val="28"/>
+          <w:szCs w:val="28"/>
+        </w:rPr>
+        <w:t xml:space="preserve">()                                                                                                                    ││ 504                                                                                                                                             ││ 505 -   </w:t>
+      </w:r>
+      <w:proofErr w:type="spellStart"/>
+      <w:r>
+        <w:rPr>
+          <w:rFonts w:ascii="Times New Roman" w:hAnsi="Times New Roman" w:cs="Times New Roman"/>
+          <w:sz w:val="28"/>
+          <w:szCs w:val="28"/>
+        </w:rPr>
+        <w:t>self.console.print</w:t>
+      </w:r>
+      <w:proofErr w:type="spellEnd"/>
+      <w:r>
+        <w:rPr>
+          <w:rFonts w:ascii="Times New Roman" w:hAnsi="Times New Roman" w:cs="Times New Roman"/>
+          <w:sz w:val="28"/>
+          <w:szCs w:val="28"/>
+        </w:rPr>
+        <w:t xml:space="preserve">("[bold </w:t>
+      </w:r>
+      <w:proofErr w:type="spellStart"/>
+      <w:r>
+        <w:rPr>
+          <w:rFonts w:ascii="Times New Roman" w:hAnsi="Times New Roman" w:cs="Times New Roman"/>
+          <w:sz w:val="28"/>
+          <w:szCs w:val="28"/>
+        </w:rPr>
+        <w:t>color</w:t>
+      </w:r>
+      <w:proofErr w:type="spellEnd"/>
+      <w:r>
+        <w:rPr>
+          <w:rFonts w:ascii="Times New Roman" w:hAnsi="Times New Roman" w:cs="Times New Roman"/>
+          <w:sz w:val="28"/>
+          <w:szCs w:val="28"/>
+        </w:rPr>
+        <w:t xml:space="preserve">(#FF00FF)]&gt;&gt; INITIALIZING MISSION CONTROL &lt;&lt;[/bold </w:t>
+      </w:r>
+      <w:proofErr w:type="spellStart"/>
+      <w:r>
+        <w:rPr>
+          <w:rFonts w:ascii="Times New Roman" w:hAnsi="Times New Roman" w:cs="Times New Roman"/>
+          <w:sz w:val="28"/>
+          <w:szCs w:val="28"/>
+        </w:rPr>
+        <w:t>color</w:t>
+      </w:r>
+      <w:proofErr w:type="spellEnd"/>
+      <w:r>
+        <w:rPr>
+          <w:rFonts w:ascii="Times New Roman" w:hAnsi="Times New Roman" w:cs="Times New Roman"/>
+          <w:sz w:val="28"/>
+          <w:szCs w:val="28"/>
+        </w:rPr>
+        <w:t xml:space="preserve">(#FF00FF)]")                                     ││ 505 +   </w:t>
+      </w:r>
+      <w:proofErr w:type="spellStart"/>
+      <w:r>
+        <w:rPr>
+          <w:rFonts w:ascii="Times New Roman" w:hAnsi="Times New Roman" w:cs="Times New Roman"/>
+          <w:sz w:val="28"/>
+          <w:szCs w:val="28"/>
+        </w:rPr>
+        <w:t>self.console.print</w:t>
+      </w:r>
+      <w:proofErr w:type="spellEnd"/>
+      <w:r>
+        <w:rPr>
+          <w:rFonts w:ascii="Times New Roman" w:hAnsi="Times New Roman" w:cs="Times New Roman"/>
+          <w:sz w:val="28"/>
+          <w:szCs w:val="28"/>
+        </w:rPr>
+        <w:t xml:space="preserve">("[bold #FF00FF]&gt;&gt; INITIALIZING MISSION CONTROL &lt;&lt;[/bold #FF00FF]")                                                   ││ 506                                                                                                                                             ││ 507     return </w:t>
+      </w:r>
+      <w:proofErr w:type="spellStart"/>
+      <w:r>
+        <w:rPr>
+          <w:rFonts w:ascii="Times New Roman" w:hAnsi="Times New Roman" w:cs="Times New Roman"/>
+          <w:sz w:val="28"/>
+          <w:szCs w:val="28"/>
+        </w:rPr>
+        <w:t>GameConfig</w:t>
+      </w:r>
+      <w:proofErr w:type="spellEnd"/>
+      <w:r>
+        <w:rPr>
+          <w:rFonts w:ascii="Times New Roman" w:hAnsi="Times New Roman" w:cs="Times New Roman"/>
+          <w:sz w:val="28"/>
+          <w:szCs w:val="28"/>
+        </w:rPr>
+        <w:t>(difficulty=</w:t>
+      </w:r>
+      <w:proofErr w:type="spellStart"/>
+      <w:r>
+        <w:rPr>
+          <w:rFonts w:ascii="Times New Roman" w:hAnsi="Times New Roman" w:cs="Times New Roman"/>
+          <w:sz w:val="28"/>
+          <w:szCs w:val="28"/>
+        </w:rPr>
+        <w:t>selected_difficulty</w:t>
+      </w:r>
+      <w:proofErr w:type="spellEnd"/>
+      <w:r>
+        <w:rPr>
+          <w:rFonts w:ascii="Times New Roman" w:hAnsi="Times New Roman" w:cs="Times New Roman"/>
+          <w:sz w:val="28"/>
+          <w:szCs w:val="28"/>
+        </w:rPr>
+        <w:t>, speed=</w:t>
+      </w:r>
+      <w:proofErr w:type="spellStart"/>
+      <w:r>
+        <w:rPr>
+          <w:rFonts w:ascii="Times New Roman" w:hAnsi="Times New Roman" w:cs="Times New Roman"/>
+          <w:sz w:val="28"/>
+          <w:szCs w:val="28"/>
+        </w:rPr>
+        <w:t>selected_speed</w:t>
+      </w:r>
+      <w:proofErr w:type="spellEnd"/>
+      <w:r>
+        <w:rPr>
+          <w:rFonts w:ascii="Times New Roman" w:hAnsi="Times New Roman" w:cs="Times New Roman"/>
+          <w:sz w:val="28"/>
+          <w:szCs w:val="28"/>
+        </w:rPr>
+        <w:t xml:space="preserve">)                                                                 ││ 508                                                                                                                                             ││                                                                                                                                                 ││ Do you want to edit D:\robot-navigation\navigator.py?                                                                                           ││                                                                                                                                                 ││ </w:t>
+      </w:r>
+      <w:r>
+        <w:rPr>
+          <w:rFonts w:ascii="Segoe UI Symbol" w:hAnsi="Segoe UI Symbol" w:cs="Segoe UI Symbol"/>
+          <w:sz w:val="28"/>
+          <w:szCs w:val="28"/>
+        </w:rPr>
+        <w:t>❯</w:t>
+      </w:r>
+      <w:r>
+        <w:rPr>
+          <w:rFonts w:ascii="Times New Roman" w:hAnsi="Times New Roman" w:cs="Times New Roman"/>
+          <w:sz w:val="28"/>
+          <w:szCs w:val="28"/>
+        </w:rPr>
+        <w:t xml:space="preserve"> 1. Yes                                                                                                                                        ││   2. Yes, and approve all file operations for the rest of the running session                                                                   ││   3. No, and tell Copilot what to do differently (Esc to stop)                                                                                  ││                                                                                                                                                 ││ ↑↓ to navigate · Enter to select · Esc to cancel                                                                                                │</w:t>
+      </w:r>
+      <w:r>
+        <w:rPr>
+          <w:rFonts w:ascii="Segoe UI Symbol" w:hAnsi="Segoe UI Symbol" w:cs="Segoe UI Symbol"/>
+          <w:sz w:val="28"/>
+          <w:szCs w:val="28"/>
+        </w:rPr>
+        <w:t>╰</w:t>
+      </w:r>
+      <w:r>
+        <w:rPr>
+          <w:rFonts w:ascii="Times New Roman" w:hAnsi="Times New Roman" w:cs="Times New Roman"/>
+          <w:sz w:val="28"/>
+          <w:szCs w:val="28"/>
+        </w:rPr>
+        <w:t>───────────────────────────────────────────────────</w:t>
+      </w:r>
+      <w:r>
+        <w:rPr>
+          <w:noProof/>
+        </w:rPr>
+        <w:drawing>
+          <wp:anchor distT="0" distB="0" distL="114300" distR="114300" simplePos="0" relativeHeight="251672576" behindDoc="0" locked="0" layoutInCell="1" allowOverlap="1" wp14:anchorId="59876BA3" wp14:editId="29D6672C">
+            <wp:simplePos x="0" y="0"/>
+            <wp:positionH relativeFrom="margin">
+              <wp:align>right</wp:align>
+            </wp:positionH>
+            <wp:positionV relativeFrom="page">
+              <wp:posOffset>6846850</wp:posOffset>
+            </wp:positionV>
+            <wp:extent cx="6645910" cy="3348990"/>
+            <wp:effectExtent l="0" t="0" r="2540" b="3810"/>
+            <wp:wrapSquare wrapText="bothSides"/>
+            <wp:docPr id="1802137457" name="Picture 1"/>
+            <wp:cNvGraphicFramePr>
+              <a:graphicFrameLocks xmlns:a="http://schemas.openxmlformats.org/drawingml/2006/main" noChangeAspect="1"/>
+            </wp:cNvGraphicFramePr>
+            <a:graphic xmlns:a="http://schemas.openxmlformats.org/drawingml/2006/main">
+              <a:graphicData uri="http://schemas.openxmlformats.org/drawingml/2006/picture">
+                <pic:pic xmlns:pic="http://schemas.openxmlformats.org/drawingml/2006/picture">
+                  <pic:nvPicPr>
+                    <pic:cNvPr id="1802137457" name=""/>
+                    <pic:cNvPicPr/>
+                  </pic:nvPicPr>
+                  <pic:blipFill>
+                    <a:blip r:embed="rId20" cstate="print">
+                      <a:extLst>
+                        <a:ext uri="{28A0092B-C50C-407E-A947-70E740481C1C}">
+                          <a14:useLocalDpi xmlns:a14="http://schemas.microsoft.com/office/drawing/2010/main" val="0"/>
+                        </a:ext>
+                      </a:extLst>
+                    </a:blip>
+                    <a:stretch>
+                      <a:fillRect/>
+                    </a:stretch>
+                  </pic:blipFill>
+                  <pic:spPr>
+                    <a:xfrm>
+                      <a:off x="0" y="0"/>
+                      <a:ext cx="6651032" cy="3351837"/>
+                    </a:xfrm>
+                    <a:prstGeom prst="rect">
+                      <a:avLst/>
+                    </a:prstGeom>
+                  </pic:spPr>
+                </pic:pic>
+              </a:graphicData>
+            </a:graphic>
+            <wp14:sizeRelH relativeFrom="page">
+              <wp14:pctWidth>0</wp14:pctWidth>
+            </wp14:sizeRelH>
+            <wp14:sizeRelV relativeFrom="page">
+              <wp14:pctHeight>0</wp14:pctHeight>
+            </wp14:sizeRelV>
+          </wp:anchor>
+        </w:drawing>
+      </w:r>
+      <w:r>
+        <w:rPr>
+          <w:rFonts w:ascii="Times New Roman" w:hAnsi="Times New Roman" w:cs="Times New Roman"/>
+          <w:sz w:val="28"/>
+          <w:szCs w:val="28"/>
+        </w:rPr>
+        <w:t>───────────</w:t>
+      </w:r>
+    </w:p>
+    <w:p>
+      <w:pPr>
+        <w:ind w:right="0"/>
+        <w:rPr>
+          <w:rFonts w:ascii="Times New Roman" w:hAnsi="Times New Roman" w:cs="Times New Roman"/>
+          <w:sz w:val="28"/>
+          <w:szCs w:val="28"/>
+        </w:rPr>
+      </w:pPr>
+      <w:r>
+        <w:rPr>
+          <w:rFonts w:ascii="Times New Roman" w:hAnsi="Times New Roman" w:cs="Times New Roman"/>
+          <w:sz w:val="28"/>
+          <w:szCs w:val="28"/>
+        </w:rPr>
+        <w:lastRenderedPageBreak/>
+        <w:t>○ Edit navigator.py</w:t>
+      </w:r>
+    </w:p>
+    <w:p>
+      <w:pPr>
+        <w:ind w:right="0"/>
+        <w:rPr>
+          <w:rFonts w:ascii="Times New Roman" w:hAnsi="Times New Roman" w:cs="Times New Roman"/>
+          <w:sz w:val="28"/>
+          <w:szCs w:val="28"/>
+        </w:rPr>
+      </w:pPr>
+    </w:p>
+    <w:p>
+      <w:pPr>
+        <w:ind w:right="0"/>
+        <w:rPr>
+          <w:rFonts w:ascii="Times New Roman" w:hAnsi="Times New Roman" w:cs="Times New Roman"/>
+          <w:sz w:val="28"/>
+          <w:szCs w:val="28"/>
+        </w:rPr>
+      </w:pPr>
+      <w:r>
+        <w:rPr>
+          <w:rFonts w:ascii="Segoe UI Symbol" w:hAnsi="Segoe UI Symbol" w:cs="Segoe UI Symbol"/>
+          <w:sz w:val="28"/>
+          <w:szCs w:val="28"/>
+        </w:rPr>
+        <w:t>╭</w:t>
+      </w:r>
+      <w:r>
+        <w:rPr>
+          <w:rFonts w:ascii="Times New Roman" w:hAnsi="Times New Roman" w:cs="Times New Roman"/>
+          <w:sz w:val="28"/>
+          <w:szCs w:val="28"/>
+        </w:rPr>
+        <w:t>─────────────────────────────────────────────────────────────────────────────────────────────────────────────────────────────────────────────────</w:t>
+      </w:r>
+      <w:r>
+        <w:rPr>
+          <w:rFonts w:ascii="Segoe UI Symbol" w:hAnsi="Segoe UI Symbol" w:cs="Segoe UI Symbol"/>
+          <w:sz w:val="28"/>
+          <w:szCs w:val="28"/>
+        </w:rPr>
+        <w:t>╮</w:t>
+      </w:r>
+      <w:r>
+        <w:rPr>
+          <w:rFonts w:ascii="Times New Roman" w:hAnsi="Times New Roman" w:cs="Times New Roman"/>
+          <w:sz w:val="28"/>
+          <w:szCs w:val="28"/>
+        </w:rPr>
+        <w:t xml:space="preserve">│ Edit file                                                                                                                                       ││                                                                                                                                                 ││ navigator.py +11 -11                                                                                                                            ││ D:\robot-navigation                                                                                                                             ││                                                                                                                                                 ││ 595     # Robot                                                                                                                                 ││ 596     if </w:t>
+      </w:r>
+      <w:proofErr w:type="spellStart"/>
+      <w:r>
+        <w:rPr>
+          <w:rFonts w:ascii="Times New Roman" w:hAnsi="Times New Roman" w:cs="Times New Roman"/>
+          <w:sz w:val="28"/>
+          <w:szCs w:val="28"/>
+        </w:rPr>
+        <w:t>pos</w:t>
+      </w:r>
+      <w:proofErr w:type="spellEnd"/>
+      <w:r>
+        <w:rPr>
+          <w:rFonts w:ascii="Times New Roman" w:hAnsi="Times New Roman" w:cs="Times New Roman"/>
+          <w:sz w:val="28"/>
+          <w:szCs w:val="28"/>
+        </w:rPr>
+        <w:t xml:space="preserve"> == </w:t>
+      </w:r>
+      <w:proofErr w:type="spellStart"/>
+      <w:r>
+        <w:rPr>
+          <w:rFonts w:ascii="Times New Roman" w:hAnsi="Times New Roman" w:cs="Times New Roman"/>
+          <w:sz w:val="28"/>
+          <w:szCs w:val="28"/>
+        </w:rPr>
+        <w:t>self.game_state.robot_pos</w:t>
+      </w:r>
+      <w:proofErr w:type="spellEnd"/>
+      <w:r>
+        <w:rPr>
+          <w:rFonts w:ascii="Times New Roman" w:hAnsi="Times New Roman" w:cs="Times New Roman"/>
+          <w:sz w:val="28"/>
+          <w:szCs w:val="28"/>
+        </w:rPr>
+        <w:t>:                                                                                                    ││ 597         char = "</w:t>
+      </w:r>
+      <w:r>
+        <w:rPr>
+          <w:rFonts w:ascii="Segoe UI Emoji" w:hAnsi="Segoe UI Emoji" w:cs="Segoe UI Emoji"/>
+          <w:sz w:val="28"/>
+          <w:szCs w:val="28"/>
+        </w:rPr>
+        <w:t>🤖</w:t>
+      </w:r>
+      <w:r>
+        <w:rPr>
+          <w:rFonts w:ascii="Times New Roman" w:hAnsi="Times New Roman" w:cs="Times New Roman"/>
+          <w:sz w:val="28"/>
+          <w:szCs w:val="28"/>
+        </w:rPr>
+        <w:t xml:space="preserve">"                                                                                                                         ││ 598 -       style = "bold </w:t>
+      </w:r>
+      <w:proofErr w:type="spellStart"/>
+      <w:r>
+        <w:rPr>
+          <w:rFonts w:ascii="Times New Roman" w:hAnsi="Times New Roman" w:cs="Times New Roman"/>
+          <w:sz w:val="28"/>
+          <w:szCs w:val="28"/>
+        </w:rPr>
+        <w:t>color</w:t>
+      </w:r>
+      <w:proofErr w:type="spellEnd"/>
+      <w:r>
+        <w:rPr>
+          <w:rFonts w:ascii="Times New Roman" w:hAnsi="Times New Roman" w:cs="Times New Roman"/>
+          <w:sz w:val="28"/>
+          <w:szCs w:val="28"/>
+        </w:rPr>
+        <w:t xml:space="preserve">(#00FFFF)"                                                                                                       ││ 598 +       style = "bold #00FFFF"                                                                                                              ││ 599     # Goal                                                                                                                                  ││ 600     </w:t>
+      </w:r>
+      <w:proofErr w:type="spellStart"/>
+      <w:r>
+        <w:rPr>
+          <w:rFonts w:ascii="Times New Roman" w:hAnsi="Times New Roman" w:cs="Times New Roman"/>
+          <w:sz w:val="28"/>
+          <w:szCs w:val="28"/>
+        </w:rPr>
+        <w:t>elif</w:t>
+      </w:r>
+      <w:proofErr w:type="spellEnd"/>
+      <w:r>
+        <w:rPr>
+          <w:rFonts w:ascii="Times New Roman" w:hAnsi="Times New Roman" w:cs="Times New Roman"/>
+          <w:sz w:val="28"/>
+          <w:szCs w:val="28"/>
+        </w:rPr>
+        <w:t xml:space="preserve"> </w:t>
+      </w:r>
+      <w:proofErr w:type="spellStart"/>
+      <w:r>
+        <w:rPr>
+          <w:rFonts w:ascii="Times New Roman" w:hAnsi="Times New Roman" w:cs="Times New Roman"/>
+          <w:sz w:val="28"/>
+          <w:szCs w:val="28"/>
+        </w:rPr>
+        <w:t>pos</w:t>
+      </w:r>
+      <w:proofErr w:type="spellEnd"/>
+      <w:r>
+        <w:rPr>
+          <w:rFonts w:ascii="Times New Roman" w:hAnsi="Times New Roman" w:cs="Times New Roman"/>
+          <w:sz w:val="28"/>
+          <w:szCs w:val="28"/>
+        </w:rPr>
+        <w:t xml:space="preserve"> == </w:t>
+      </w:r>
+      <w:proofErr w:type="spellStart"/>
+      <w:r>
+        <w:rPr>
+          <w:rFonts w:ascii="Times New Roman" w:hAnsi="Times New Roman" w:cs="Times New Roman"/>
+          <w:sz w:val="28"/>
+          <w:szCs w:val="28"/>
+        </w:rPr>
+        <w:t>self.grid.goal_pos</w:t>
+      </w:r>
+      <w:proofErr w:type="spellEnd"/>
+      <w:r>
+        <w:rPr>
+          <w:rFonts w:ascii="Times New Roman" w:hAnsi="Times New Roman" w:cs="Times New Roman"/>
+          <w:sz w:val="28"/>
+          <w:szCs w:val="28"/>
+        </w:rPr>
+        <w:t>:                                                                                                         ││ 601         char = "</w:t>
+      </w:r>
+      <w:r>
+        <w:rPr>
+          <w:rFonts w:ascii="Segoe UI Emoji" w:hAnsi="Segoe UI Emoji" w:cs="Segoe UI Emoji"/>
+          <w:sz w:val="28"/>
+          <w:szCs w:val="28"/>
+        </w:rPr>
+        <w:t>🏁</w:t>
+      </w:r>
+      <w:r>
+        <w:rPr>
+          <w:rFonts w:ascii="Times New Roman" w:hAnsi="Times New Roman" w:cs="Times New Roman"/>
+          <w:sz w:val="28"/>
+          <w:szCs w:val="28"/>
+        </w:rPr>
+        <w:t xml:space="preserve">"                                                                                                                         ││ 602 -       style = "bold </w:t>
+      </w:r>
+      <w:proofErr w:type="spellStart"/>
+      <w:r>
+        <w:rPr>
+          <w:rFonts w:ascii="Times New Roman" w:hAnsi="Times New Roman" w:cs="Times New Roman"/>
+          <w:sz w:val="28"/>
+          <w:szCs w:val="28"/>
+        </w:rPr>
+        <w:t>color</w:t>
+      </w:r>
+      <w:proofErr w:type="spellEnd"/>
+      <w:r>
+        <w:rPr>
+          <w:rFonts w:ascii="Times New Roman" w:hAnsi="Times New Roman" w:cs="Times New Roman"/>
+          <w:sz w:val="28"/>
+          <w:szCs w:val="28"/>
+        </w:rPr>
+        <w:t xml:space="preserve">(#FF00FF)"                                                                                                       ││ 602 +       style = "bold #FF00FF"                                                                                                              ││ 603     # Hazards                                                                                                                               ││ 604     </w:t>
+      </w:r>
+      <w:proofErr w:type="spellStart"/>
+      <w:r>
+        <w:rPr>
+          <w:rFonts w:ascii="Times New Roman" w:hAnsi="Times New Roman" w:cs="Times New Roman"/>
+          <w:sz w:val="28"/>
+          <w:szCs w:val="28"/>
+        </w:rPr>
+        <w:t>elif</w:t>
+      </w:r>
+      <w:proofErr w:type="spellEnd"/>
+      <w:r>
+        <w:rPr>
+          <w:rFonts w:ascii="Times New Roman" w:hAnsi="Times New Roman" w:cs="Times New Roman"/>
+          <w:sz w:val="28"/>
+          <w:szCs w:val="28"/>
+        </w:rPr>
+        <w:t xml:space="preserve"> any(int(</w:t>
+      </w:r>
+      <w:proofErr w:type="spellStart"/>
+      <w:r>
+        <w:rPr>
+          <w:rFonts w:ascii="Times New Roman" w:hAnsi="Times New Roman" w:cs="Times New Roman"/>
+          <w:sz w:val="28"/>
+          <w:szCs w:val="28"/>
+        </w:rPr>
+        <w:t>h.x</w:t>
+      </w:r>
+      <w:proofErr w:type="spellEnd"/>
+      <w:r>
+        <w:rPr>
+          <w:rFonts w:ascii="Times New Roman" w:hAnsi="Times New Roman" w:cs="Times New Roman"/>
+          <w:sz w:val="28"/>
+          <w:szCs w:val="28"/>
+        </w:rPr>
+        <w:t>) == x and int(</w:t>
+      </w:r>
+      <w:proofErr w:type="spellStart"/>
+      <w:r>
+        <w:rPr>
+          <w:rFonts w:ascii="Times New Roman" w:hAnsi="Times New Roman" w:cs="Times New Roman"/>
+          <w:sz w:val="28"/>
+          <w:szCs w:val="28"/>
+        </w:rPr>
+        <w:t>h.y</w:t>
+      </w:r>
+      <w:proofErr w:type="spellEnd"/>
+      <w:r>
+        <w:rPr>
+          <w:rFonts w:ascii="Times New Roman" w:hAnsi="Times New Roman" w:cs="Times New Roman"/>
+          <w:sz w:val="28"/>
+          <w:szCs w:val="28"/>
+        </w:rPr>
+        <w:t xml:space="preserve">) == y for h in </w:t>
+      </w:r>
+      <w:proofErr w:type="spellStart"/>
+      <w:r>
+        <w:rPr>
+          <w:rFonts w:ascii="Times New Roman" w:hAnsi="Times New Roman" w:cs="Times New Roman"/>
+          <w:sz w:val="28"/>
+          <w:szCs w:val="28"/>
+        </w:rPr>
+        <w:t>self.hazards</w:t>
+      </w:r>
+      <w:proofErr w:type="spellEnd"/>
+      <w:r>
+        <w:rPr>
+          <w:rFonts w:ascii="Times New Roman" w:hAnsi="Times New Roman" w:cs="Times New Roman"/>
+          <w:sz w:val="28"/>
+          <w:szCs w:val="28"/>
+        </w:rPr>
+        <w:t>):                                                                        ││ 605         char = "</w:t>
+      </w:r>
+      <w:r>
+        <w:rPr>
+          <w:rFonts w:ascii="Segoe UI Symbol" w:hAnsi="Segoe UI Symbol" w:cs="Segoe UI Symbol"/>
+          <w:sz w:val="28"/>
+          <w:szCs w:val="28"/>
+        </w:rPr>
+        <w:t>✕</w:t>
+      </w:r>
+      <w:r>
+        <w:rPr>
+          <w:rFonts w:ascii="Times New Roman" w:hAnsi="Times New Roman" w:cs="Times New Roman"/>
+          <w:sz w:val="28"/>
+          <w:szCs w:val="28"/>
+        </w:rPr>
+        <w:t xml:space="preserve">"                                                                                                                          ││ 603     # Hazards                                                                                                                               ││ 604     </w:t>
+      </w:r>
+      <w:proofErr w:type="spellStart"/>
+      <w:r>
+        <w:rPr>
+          <w:rFonts w:ascii="Times New Roman" w:hAnsi="Times New Roman" w:cs="Times New Roman"/>
+          <w:sz w:val="28"/>
+          <w:szCs w:val="28"/>
+        </w:rPr>
+        <w:t>elif</w:t>
+      </w:r>
+      <w:proofErr w:type="spellEnd"/>
+      <w:r>
+        <w:rPr>
+          <w:rFonts w:ascii="Times New Roman" w:hAnsi="Times New Roman" w:cs="Times New Roman"/>
+          <w:sz w:val="28"/>
+          <w:szCs w:val="28"/>
+        </w:rPr>
+        <w:t xml:space="preserve"> any(int(</w:t>
+      </w:r>
+      <w:proofErr w:type="spellStart"/>
+      <w:r>
+        <w:rPr>
+          <w:rFonts w:ascii="Times New Roman" w:hAnsi="Times New Roman" w:cs="Times New Roman"/>
+          <w:sz w:val="28"/>
+          <w:szCs w:val="28"/>
+        </w:rPr>
+        <w:t>h.x</w:t>
+      </w:r>
+      <w:proofErr w:type="spellEnd"/>
+      <w:r>
+        <w:rPr>
+          <w:rFonts w:ascii="Times New Roman" w:hAnsi="Times New Roman" w:cs="Times New Roman"/>
+          <w:sz w:val="28"/>
+          <w:szCs w:val="28"/>
+        </w:rPr>
+        <w:t>) == x and int(</w:t>
+      </w:r>
+      <w:proofErr w:type="spellStart"/>
+      <w:r>
+        <w:rPr>
+          <w:rFonts w:ascii="Times New Roman" w:hAnsi="Times New Roman" w:cs="Times New Roman"/>
+          <w:sz w:val="28"/>
+          <w:szCs w:val="28"/>
+        </w:rPr>
+        <w:t>h.y</w:t>
+      </w:r>
+      <w:proofErr w:type="spellEnd"/>
+      <w:r>
+        <w:rPr>
+          <w:rFonts w:ascii="Times New Roman" w:hAnsi="Times New Roman" w:cs="Times New Roman"/>
+          <w:sz w:val="28"/>
+          <w:szCs w:val="28"/>
+        </w:rPr>
+        <w:t xml:space="preserve">) == y for h in </w:t>
+      </w:r>
+      <w:proofErr w:type="spellStart"/>
+      <w:r>
+        <w:rPr>
+          <w:rFonts w:ascii="Times New Roman" w:hAnsi="Times New Roman" w:cs="Times New Roman"/>
+          <w:sz w:val="28"/>
+          <w:szCs w:val="28"/>
+        </w:rPr>
+        <w:t>self.hazards</w:t>
+      </w:r>
+      <w:proofErr w:type="spellEnd"/>
+      <w:r>
+        <w:rPr>
+          <w:rFonts w:ascii="Times New Roman" w:hAnsi="Times New Roman" w:cs="Times New Roman"/>
+          <w:sz w:val="28"/>
+          <w:szCs w:val="28"/>
+        </w:rPr>
+        <w:t>):                                                                        ││ 605         char = "</w:t>
+      </w:r>
+      <w:r>
+        <w:rPr>
+          <w:rFonts w:ascii="Segoe UI Symbol" w:hAnsi="Segoe UI Symbol" w:cs="Segoe UI Symbol"/>
+          <w:sz w:val="28"/>
+          <w:szCs w:val="28"/>
+        </w:rPr>
+        <w:t>✕</w:t>
+      </w:r>
+      <w:r>
+        <w:rPr>
+          <w:rFonts w:ascii="Times New Roman" w:hAnsi="Times New Roman" w:cs="Times New Roman"/>
+          <w:sz w:val="28"/>
+          <w:szCs w:val="28"/>
+        </w:rPr>
+        <w:t xml:space="preserve">"                                                                                                                          ││ 606 -       style = "bold </w:t>
+      </w:r>
+      <w:proofErr w:type="spellStart"/>
+      <w:r>
+        <w:rPr>
+          <w:rFonts w:ascii="Times New Roman" w:hAnsi="Times New Roman" w:cs="Times New Roman"/>
+          <w:sz w:val="28"/>
+          <w:szCs w:val="28"/>
+        </w:rPr>
+        <w:t>color</w:t>
+      </w:r>
+      <w:proofErr w:type="spellEnd"/>
+      <w:r>
+        <w:rPr>
+          <w:rFonts w:ascii="Times New Roman" w:hAnsi="Times New Roman" w:cs="Times New Roman"/>
+          <w:sz w:val="28"/>
+          <w:szCs w:val="28"/>
+        </w:rPr>
+        <w:t xml:space="preserve">(#FF0000)"                                                                                                       ││ 606 +       style = "bold #FF0000"                                                                                                              ││ 607     # Wall                                                                                                                                  ││ 608     </w:t>
+      </w:r>
+      <w:proofErr w:type="spellStart"/>
+      <w:r>
+        <w:rPr>
+          <w:rFonts w:ascii="Times New Roman" w:hAnsi="Times New Roman" w:cs="Times New Roman"/>
+          <w:sz w:val="28"/>
+          <w:szCs w:val="28"/>
+        </w:rPr>
+        <w:t>elif</w:t>
+      </w:r>
+      <w:proofErr w:type="spellEnd"/>
+      <w:r>
+        <w:rPr>
+          <w:rFonts w:ascii="Times New Roman" w:hAnsi="Times New Roman" w:cs="Times New Roman"/>
+          <w:sz w:val="28"/>
+          <w:szCs w:val="28"/>
+        </w:rPr>
+        <w:t xml:space="preserve"> </w:t>
+      </w:r>
+      <w:proofErr w:type="spellStart"/>
+      <w:r>
+        <w:rPr>
+          <w:rFonts w:ascii="Times New Roman" w:hAnsi="Times New Roman" w:cs="Times New Roman"/>
+          <w:sz w:val="28"/>
+          <w:szCs w:val="28"/>
+        </w:rPr>
+        <w:t>self.grid.grid</w:t>
+      </w:r>
+      <w:proofErr w:type="spellEnd"/>
+      <w:r>
+        <w:rPr>
+          <w:rFonts w:ascii="Times New Roman" w:hAnsi="Times New Roman" w:cs="Times New Roman"/>
+          <w:sz w:val="28"/>
+          <w:szCs w:val="28"/>
+        </w:rPr>
+        <w:t xml:space="preserve">[y][x]:                                                                                                              ││ 609         if </w:t>
+      </w:r>
+      <w:proofErr w:type="spellStart"/>
+      <w:r>
+        <w:rPr>
+          <w:rFonts w:ascii="Times New Roman" w:hAnsi="Times New Roman" w:cs="Times New Roman"/>
+          <w:sz w:val="28"/>
+          <w:szCs w:val="28"/>
+        </w:rPr>
+        <w:t>pos</w:t>
+      </w:r>
+      <w:proofErr w:type="spellEnd"/>
+      <w:r>
+        <w:rPr>
+          <w:rFonts w:ascii="Times New Roman" w:hAnsi="Times New Roman" w:cs="Times New Roman"/>
+          <w:sz w:val="28"/>
+          <w:szCs w:val="28"/>
+        </w:rPr>
+        <w:t xml:space="preserve"> in </w:t>
+      </w:r>
+      <w:proofErr w:type="spellStart"/>
+      <w:r>
+        <w:rPr>
+          <w:rFonts w:ascii="Times New Roman" w:hAnsi="Times New Roman" w:cs="Times New Roman"/>
+          <w:sz w:val="28"/>
+          <w:szCs w:val="28"/>
+        </w:rPr>
+        <w:t>self.game_state.discovered_tiles</w:t>
+      </w:r>
+      <w:proofErr w:type="spellEnd"/>
+      <w:r>
+        <w:rPr>
+          <w:rFonts w:ascii="Times New Roman" w:hAnsi="Times New Roman" w:cs="Times New Roman"/>
+          <w:sz w:val="28"/>
+          <w:szCs w:val="28"/>
+        </w:rPr>
+        <w:t>:                                                                                         ││ 610             char = "█"                                                                                                                      ││ 611 -           style = "</w:t>
+      </w:r>
+      <w:proofErr w:type="spellStart"/>
+      <w:r>
+        <w:rPr>
+          <w:rFonts w:ascii="Times New Roman" w:hAnsi="Times New Roman" w:cs="Times New Roman"/>
+          <w:sz w:val="28"/>
+          <w:szCs w:val="28"/>
+        </w:rPr>
+        <w:t>color</w:t>
+      </w:r>
+      <w:proofErr w:type="spellEnd"/>
+      <w:r>
+        <w:rPr>
+          <w:rFonts w:ascii="Times New Roman" w:hAnsi="Times New Roman" w:cs="Times New Roman"/>
+          <w:sz w:val="28"/>
+          <w:szCs w:val="28"/>
+        </w:rPr>
+        <w:t>(#0088FF)"                                                                                                        ││ 611 +           style = "#0088FF"                                                                                                               ││ 612         else:                                                                                                                               ││ 613             char = "·"                                                                                                                      ││ 614             style = "dim"                                                                                                                   ││ ─────────────────────────────────────────────────────────────────────────────────────────────────────────────────────────────────────────────── ││ 619         char = particles[</w:t>
+      </w:r>
+      <w:proofErr w:type="spellStart"/>
+      <w:r>
+        <w:rPr>
+          <w:rFonts w:ascii="Times New Roman" w:hAnsi="Times New Roman" w:cs="Times New Roman"/>
+          <w:sz w:val="28"/>
+          <w:szCs w:val="28"/>
+        </w:rPr>
+        <w:t>trail_age</w:t>
+      </w:r>
+      <w:proofErr w:type="spellEnd"/>
+      <w:r>
+        <w:rPr>
+          <w:rFonts w:ascii="Times New Roman" w:hAnsi="Times New Roman" w:cs="Times New Roman"/>
+          <w:sz w:val="28"/>
+          <w:szCs w:val="28"/>
+        </w:rPr>
+        <w:t xml:space="preserve"> % 3]                                                                                                     ││ 620         intensity = max(0, 3 - (</w:t>
+      </w:r>
+      <w:proofErr w:type="spellStart"/>
+      <w:r>
+        <w:rPr>
+          <w:rFonts w:ascii="Times New Roman" w:hAnsi="Times New Roman" w:cs="Times New Roman"/>
+          <w:sz w:val="28"/>
+          <w:szCs w:val="28"/>
+        </w:rPr>
+        <w:t>trail_age</w:t>
+      </w:r>
+      <w:proofErr w:type="spellEnd"/>
+      <w:r>
+        <w:rPr>
+          <w:rFonts w:ascii="Times New Roman" w:hAnsi="Times New Roman" w:cs="Times New Roman"/>
+          <w:sz w:val="28"/>
+          <w:szCs w:val="28"/>
+        </w:rPr>
+        <w:t xml:space="preserve"> // 2))                                                                                            ││ 621         if intensity &gt; 0:                                                                                                                   ││ 622 -           style = </w:t>
+      </w:r>
+      <w:proofErr w:type="spellStart"/>
+      <w:r>
+        <w:rPr>
+          <w:rFonts w:ascii="Times New Roman" w:hAnsi="Times New Roman" w:cs="Times New Roman"/>
+          <w:sz w:val="28"/>
+          <w:szCs w:val="28"/>
+        </w:rPr>
+        <w:t>f"color</w:t>
+      </w:r>
+      <w:proofErr w:type="spellEnd"/>
+      <w:r>
+        <w:rPr>
+          <w:rFonts w:ascii="Times New Roman" w:hAnsi="Times New Roman" w:cs="Times New Roman"/>
+          <w:sz w:val="28"/>
+          <w:szCs w:val="28"/>
+        </w:rPr>
+        <w:t>({</w:t>
+      </w:r>
+      <w:proofErr w:type="spellStart"/>
+      <w:r>
+        <w:rPr>
+          <w:rFonts w:ascii="Times New Roman" w:hAnsi="Times New Roman" w:cs="Times New Roman"/>
+          <w:sz w:val="28"/>
+          <w:szCs w:val="28"/>
+        </w:rPr>
+        <w:t>CyberpunkTheme.depth_color</w:t>
+      </w:r>
+      <w:proofErr w:type="spellEnd"/>
+      <w:r>
+        <w:rPr>
+          <w:rFonts w:ascii="Times New Roman" w:hAnsi="Times New Roman" w:cs="Times New Roman"/>
+          <w:sz w:val="28"/>
+          <w:szCs w:val="28"/>
+        </w:rPr>
+        <w:t xml:space="preserve">(min(intensity, 2))})"                                                               </w:t>
+      </w:r>
+      <w:r>
+        <w:rPr>
+          <w:rFonts w:ascii="Times New Roman" w:hAnsi="Times New Roman" w:cs="Times New Roman"/>
+          <w:sz w:val="28"/>
+          <w:szCs w:val="28"/>
+        </w:rPr>
+        <w:lastRenderedPageBreak/>
+        <w:t>││ 622 +           style = f"{</w:t>
+      </w:r>
+      <w:proofErr w:type="spellStart"/>
+      <w:r>
+        <w:rPr>
+          <w:rFonts w:ascii="Times New Roman" w:hAnsi="Times New Roman" w:cs="Times New Roman"/>
+          <w:sz w:val="28"/>
+          <w:szCs w:val="28"/>
+        </w:rPr>
+        <w:t>CyberpunkTheme.depth_color</w:t>
+      </w:r>
+      <w:proofErr w:type="spellEnd"/>
+      <w:r>
+        <w:rPr>
+          <w:rFonts w:ascii="Times New Roman" w:hAnsi="Times New Roman" w:cs="Times New Roman"/>
+          <w:sz w:val="28"/>
+          <w:szCs w:val="28"/>
+        </w:rPr>
+        <w:t xml:space="preserve">(min(intensity, 2))}"                                                                      ││ 623     # A* search frontier (flickering yellow)                                                                                                ││ 624     </w:t>
+      </w:r>
+      <w:proofErr w:type="spellStart"/>
+      <w:r>
+        <w:rPr>
+          <w:rFonts w:ascii="Times New Roman" w:hAnsi="Times New Roman" w:cs="Times New Roman"/>
+          <w:sz w:val="28"/>
+          <w:szCs w:val="28"/>
+        </w:rPr>
+        <w:t>elif</w:t>
+      </w:r>
+      <w:proofErr w:type="spellEnd"/>
+      <w:r>
+        <w:rPr>
+          <w:rFonts w:ascii="Times New Roman" w:hAnsi="Times New Roman" w:cs="Times New Roman"/>
+          <w:sz w:val="28"/>
+          <w:szCs w:val="28"/>
+        </w:rPr>
+        <w:t xml:space="preserve"> </w:t>
+      </w:r>
+      <w:proofErr w:type="spellStart"/>
+      <w:r>
+        <w:rPr>
+          <w:rFonts w:ascii="Times New Roman" w:hAnsi="Times New Roman" w:cs="Times New Roman"/>
+          <w:sz w:val="28"/>
+          <w:szCs w:val="28"/>
+        </w:rPr>
+        <w:t>pos</w:t>
+      </w:r>
+      <w:proofErr w:type="spellEnd"/>
+      <w:r>
+        <w:rPr>
+          <w:rFonts w:ascii="Times New Roman" w:hAnsi="Times New Roman" w:cs="Times New Roman"/>
+          <w:sz w:val="28"/>
+          <w:szCs w:val="28"/>
+        </w:rPr>
+        <w:t xml:space="preserve"> in </w:t>
+      </w:r>
+      <w:proofErr w:type="spellStart"/>
+      <w:r>
+        <w:rPr>
+          <w:rFonts w:ascii="Times New Roman" w:hAnsi="Times New Roman" w:cs="Times New Roman"/>
+          <w:sz w:val="28"/>
+          <w:szCs w:val="28"/>
+        </w:rPr>
+        <w:t>self.search_frontier</w:t>
+      </w:r>
+      <w:proofErr w:type="spellEnd"/>
+      <w:r>
+        <w:rPr>
+          <w:rFonts w:ascii="Times New Roman" w:hAnsi="Times New Roman" w:cs="Times New Roman"/>
+          <w:sz w:val="28"/>
+          <w:szCs w:val="28"/>
+        </w:rPr>
+        <w:t xml:space="preserve"> and </w:t>
+      </w:r>
+      <w:proofErr w:type="spellStart"/>
+      <w:r>
+        <w:rPr>
+          <w:rFonts w:ascii="Times New Roman" w:hAnsi="Times New Roman" w:cs="Times New Roman"/>
+          <w:sz w:val="28"/>
+          <w:szCs w:val="28"/>
+        </w:rPr>
+        <w:t>self.animation_state.flicker_state</w:t>
+      </w:r>
+      <w:proofErr w:type="spellEnd"/>
+      <w:r>
+        <w:rPr>
+          <w:rFonts w:ascii="Times New Roman" w:hAnsi="Times New Roman" w:cs="Times New Roman"/>
+          <w:sz w:val="28"/>
+          <w:szCs w:val="28"/>
+        </w:rPr>
+        <w:t>:                                                                ││ 625         char = "·"                                                                                                                          ││ 626 -       style = "</w:t>
+      </w:r>
+      <w:proofErr w:type="spellStart"/>
+      <w:r>
+        <w:rPr>
+          <w:rFonts w:ascii="Times New Roman" w:hAnsi="Times New Roman" w:cs="Times New Roman"/>
+          <w:sz w:val="28"/>
+          <w:szCs w:val="28"/>
+        </w:rPr>
+        <w:t>color</w:t>
+      </w:r>
+      <w:proofErr w:type="spellEnd"/>
+      <w:r>
+        <w:rPr>
+          <w:rFonts w:ascii="Times New Roman" w:hAnsi="Times New Roman" w:cs="Times New Roman"/>
+          <w:sz w:val="28"/>
+          <w:szCs w:val="28"/>
+        </w:rPr>
+        <w:t xml:space="preserve">(#FFFF00) dim"                                                                                                        ││ 626 +       style = "#FFFF00 dim"                                                                                                               ││ 627     # Explored nodes                                                                                                                        ││ 628     </w:t>
+      </w:r>
+      <w:proofErr w:type="spellStart"/>
+      <w:r>
+        <w:rPr>
+          <w:rFonts w:ascii="Times New Roman" w:hAnsi="Times New Roman" w:cs="Times New Roman"/>
+          <w:sz w:val="28"/>
+          <w:szCs w:val="28"/>
+        </w:rPr>
+        <w:t>elif</w:t>
+      </w:r>
+      <w:proofErr w:type="spellEnd"/>
+      <w:r>
+        <w:rPr>
+          <w:rFonts w:ascii="Times New Roman" w:hAnsi="Times New Roman" w:cs="Times New Roman"/>
+          <w:sz w:val="28"/>
+          <w:szCs w:val="28"/>
+        </w:rPr>
+        <w:t xml:space="preserve"> </w:t>
+      </w:r>
+      <w:proofErr w:type="spellStart"/>
+      <w:r>
+        <w:rPr>
+          <w:rFonts w:ascii="Times New Roman" w:hAnsi="Times New Roman" w:cs="Times New Roman"/>
+          <w:sz w:val="28"/>
+          <w:szCs w:val="28"/>
+        </w:rPr>
+        <w:t>pos</w:t>
+      </w:r>
+      <w:proofErr w:type="spellEnd"/>
+      <w:r>
+        <w:rPr>
+          <w:rFonts w:ascii="Times New Roman" w:hAnsi="Times New Roman" w:cs="Times New Roman"/>
+          <w:sz w:val="28"/>
+          <w:szCs w:val="28"/>
+        </w:rPr>
+        <w:t xml:space="preserve"> in </w:t>
+      </w:r>
+      <w:proofErr w:type="spellStart"/>
+      <w:r>
+        <w:rPr>
+          <w:rFonts w:ascii="Times New Roman" w:hAnsi="Times New Roman" w:cs="Times New Roman"/>
+          <w:sz w:val="28"/>
+          <w:szCs w:val="28"/>
+        </w:rPr>
+        <w:t>self.game_state.metrics.explored_nodes</w:t>
+      </w:r>
+      <w:proofErr w:type="spellEnd"/>
+      <w:r>
+        <w:rPr>
+          <w:rFonts w:ascii="Times New Roman" w:hAnsi="Times New Roman" w:cs="Times New Roman"/>
+          <w:sz w:val="28"/>
+          <w:szCs w:val="28"/>
+        </w:rPr>
+        <w:t xml:space="preserve">:                                                                                     ││ 629         if </w:t>
+      </w:r>
+      <w:proofErr w:type="spellStart"/>
+      <w:r>
+        <w:rPr>
+          <w:rFonts w:ascii="Times New Roman" w:hAnsi="Times New Roman" w:cs="Times New Roman"/>
+          <w:sz w:val="28"/>
+          <w:szCs w:val="28"/>
+        </w:rPr>
+        <w:t>pos</w:t>
+      </w:r>
+      <w:proofErr w:type="spellEnd"/>
+      <w:r>
+        <w:rPr>
+          <w:rFonts w:ascii="Times New Roman" w:hAnsi="Times New Roman" w:cs="Times New Roman"/>
+          <w:sz w:val="28"/>
+          <w:szCs w:val="28"/>
+        </w:rPr>
+        <w:t xml:space="preserve"> in </w:t>
+      </w:r>
+      <w:proofErr w:type="spellStart"/>
+      <w:r>
+        <w:rPr>
+          <w:rFonts w:ascii="Times New Roman" w:hAnsi="Times New Roman" w:cs="Times New Roman"/>
+          <w:sz w:val="28"/>
+          <w:szCs w:val="28"/>
+        </w:rPr>
+        <w:t>self.game_state.discovered_tiles</w:t>
+      </w:r>
+      <w:proofErr w:type="spellEnd"/>
+      <w:r>
+        <w:rPr>
+          <w:rFonts w:ascii="Times New Roman" w:hAnsi="Times New Roman" w:cs="Times New Roman"/>
+          <w:sz w:val="28"/>
+          <w:szCs w:val="28"/>
+        </w:rPr>
+        <w:t xml:space="preserve">:                                                                                         ││ 629         if </w:t>
+      </w:r>
+      <w:proofErr w:type="spellStart"/>
+      <w:r>
+        <w:rPr>
+          <w:rFonts w:ascii="Times New Roman" w:hAnsi="Times New Roman" w:cs="Times New Roman"/>
+          <w:sz w:val="28"/>
+          <w:szCs w:val="28"/>
+        </w:rPr>
+        <w:t>pos</w:t>
+      </w:r>
+      <w:proofErr w:type="spellEnd"/>
+      <w:r>
+        <w:rPr>
+          <w:rFonts w:ascii="Times New Roman" w:hAnsi="Times New Roman" w:cs="Times New Roman"/>
+          <w:sz w:val="28"/>
+          <w:szCs w:val="28"/>
+        </w:rPr>
+        <w:t xml:space="preserve"> in </w:t>
+      </w:r>
+      <w:proofErr w:type="spellStart"/>
+      <w:r>
+        <w:rPr>
+          <w:rFonts w:ascii="Times New Roman" w:hAnsi="Times New Roman" w:cs="Times New Roman"/>
+          <w:sz w:val="28"/>
+          <w:szCs w:val="28"/>
+        </w:rPr>
+        <w:t>self.game_state.discovered_tiles</w:t>
+      </w:r>
+      <w:proofErr w:type="spellEnd"/>
+      <w:r>
+        <w:rPr>
+          <w:rFonts w:ascii="Times New Roman" w:hAnsi="Times New Roman" w:cs="Times New Roman"/>
+          <w:sz w:val="28"/>
+          <w:szCs w:val="28"/>
+        </w:rPr>
+        <w:t xml:space="preserve">:                                                                                         ││ 630             char = "·"                                                                                                                      ││ 631             if </w:t>
+      </w:r>
+      <w:proofErr w:type="spellStart"/>
+      <w:r>
+        <w:rPr>
+          <w:rFonts w:ascii="Times New Roman" w:hAnsi="Times New Roman" w:cs="Times New Roman"/>
+          <w:sz w:val="28"/>
+          <w:szCs w:val="28"/>
+        </w:rPr>
+        <w:t>glow_intensity</w:t>
+      </w:r>
+      <w:proofErr w:type="spellEnd"/>
+      <w:r>
+        <w:rPr>
+          <w:rFonts w:ascii="Times New Roman" w:hAnsi="Times New Roman" w:cs="Times New Roman"/>
+          <w:sz w:val="28"/>
+          <w:szCs w:val="28"/>
+        </w:rPr>
+        <w:t xml:space="preserve"> &gt; 0:                                                                                                          ││ 632 -               style = </w:t>
+      </w:r>
+      <w:proofErr w:type="spellStart"/>
+      <w:r>
+        <w:rPr>
+          <w:rFonts w:ascii="Times New Roman" w:hAnsi="Times New Roman" w:cs="Times New Roman"/>
+          <w:sz w:val="28"/>
+          <w:szCs w:val="28"/>
+        </w:rPr>
+        <w:t>f"color</w:t>
+      </w:r>
+      <w:proofErr w:type="spellEnd"/>
+      <w:r>
+        <w:rPr>
+          <w:rFonts w:ascii="Times New Roman" w:hAnsi="Times New Roman" w:cs="Times New Roman"/>
+          <w:sz w:val="28"/>
+          <w:szCs w:val="28"/>
+        </w:rPr>
+        <w:t>({</w:t>
+      </w:r>
+      <w:proofErr w:type="spellStart"/>
+      <w:r>
+        <w:rPr>
+          <w:rFonts w:ascii="Times New Roman" w:hAnsi="Times New Roman" w:cs="Times New Roman"/>
+          <w:sz w:val="28"/>
+          <w:szCs w:val="28"/>
+        </w:rPr>
+        <w:t>CyberpunkTheme.depth_color</w:t>
+      </w:r>
+      <w:proofErr w:type="spellEnd"/>
+      <w:r>
+        <w:rPr>
+          <w:rFonts w:ascii="Times New Roman" w:hAnsi="Times New Roman" w:cs="Times New Roman"/>
+          <w:sz w:val="28"/>
+          <w:szCs w:val="28"/>
+        </w:rPr>
+        <w:t>(</w:t>
+      </w:r>
+      <w:proofErr w:type="spellStart"/>
+      <w:r>
+        <w:rPr>
+          <w:rFonts w:ascii="Times New Roman" w:hAnsi="Times New Roman" w:cs="Times New Roman"/>
+          <w:sz w:val="28"/>
+          <w:szCs w:val="28"/>
+        </w:rPr>
+        <w:t>glow_intensity</w:t>
+      </w:r>
+      <w:proofErr w:type="spellEnd"/>
+      <w:r>
+        <w:rPr>
+          <w:rFonts w:ascii="Times New Roman" w:hAnsi="Times New Roman" w:cs="Times New Roman"/>
+          <w:sz w:val="28"/>
+          <w:szCs w:val="28"/>
+        </w:rPr>
+        <w:t xml:space="preserve"> - 1)})"                                                          ││ 632 +               style = f"{</w:t>
+      </w:r>
+      <w:proofErr w:type="spellStart"/>
+      <w:r>
+        <w:rPr>
+          <w:rFonts w:ascii="Times New Roman" w:hAnsi="Times New Roman" w:cs="Times New Roman"/>
+          <w:sz w:val="28"/>
+          <w:szCs w:val="28"/>
+        </w:rPr>
+        <w:t>CyberpunkTheme.depth_color</w:t>
+      </w:r>
+      <w:proofErr w:type="spellEnd"/>
+      <w:r>
+        <w:rPr>
+          <w:rFonts w:ascii="Times New Roman" w:hAnsi="Times New Roman" w:cs="Times New Roman"/>
+          <w:sz w:val="28"/>
+          <w:szCs w:val="28"/>
+        </w:rPr>
+        <w:t>(</w:t>
+      </w:r>
+      <w:proofErr w:type="spellStart"/>
+      <w:r>
+        <w:rPr>
+          <w:rFonts w:ascii="Times New Roman" w:hAnsi="Times New Roman" w:cs="Times New Roman"/>
+          <w:sz w:val="28"/>
+          <w:szCs w:val="28"/>
+        </w:rPr>
+        <w:t>glow_intensity</w:t>
+      </w:r>
+      <w:proofErr w:type="spellEnd"/>
+      <w:r>
+        <w:rPr>
+          <w:rFonts w:ascii="Times New Roman" w:hAnsi="Times New Roman" w:cs="Times New Roman"/>
+          <w:sz w:val="28"/>
+          <w:szCs w:val="28"/>
+        </w:rPr>
+        <w:t xml:space="preserve"> - 1)}"                                                                 ││ 633             else:                                                                                                                           ││ 634 -               style = "dim </w:t>
+      </w:r>
+      <w:proofErr w:type="spellStart"/>
+      <w:r>
+        <w:rPr>
+          <w:rFonts w:ascii="Times New Roman" w:hAnsi="Times New Roman" w:cs="Times New Roman"/>
+          <w:sz w:val="28"/>
+          <w:szCs w:val="28"/>
+        </w:rPr>
+        <w:t>color</w:t>
+      </w:r>
+      <w:proofErr w:type="spellEnd"/>
+      <w:r>
+        <w:rPr>
+          <w:rFonts w:ascii="Times New Roman" w:hAnsi="Times New Roman" w:cs="Times New Roman"/>
+          <w:sz w:val="28"/>
+          <w:szCs w:val="28"/>
+        </w:rPr>
+        <w:t xml:space="preserve">(#0088FF)"                                                                                                ││ 634 +               style = "dim #0088FF"                                                                                                       ││ 635         else:                                                                                                                               ││ 636             char = "·"                                                                                                                      ││ 637             style = "dim"                                                                                                                   ││ ─────────────────────────────────────────────────────────────────────────────────────────────────────────────────────────────────────────────── ││ 640         if </w:t>
+      </w:r>
+      <w:proofErr w:type="spellStart"/>
+      <w:r>
+        <w:rPr>
+          <w:rFonts w:ascii="Times New Roman" w:hAnsi="Times New Roman" w:cs="Times New Roman"/>
+          <w:sz w:val="28"/>
+          <w:szCs w:val="28"/>
+        </w:rPr>
+        <w:t>pos</w:t>
+      </w:r>
+      <w:proofErr w:type="spellEnd"/>
+      <w:r>
+        <w:rPr>
+          <w:rFonts w:ascii="Times New Roman" w:hAnsi="Times New Roman" w:cs="Times New Roman"/>
+          <w:sz w:val="28"/>
+          <w:szCs w:val="28"/>
+        </w:rPr>
+        <w:t xml:space="preserve"> in </w:t>
+      </w:r>
+      <w:proofErr w:type="spellStart"/>
+      <w:r>
+        <w:rPr>
+          <w:rFonts w:ascii="Times New Roman" w:hAnsi="Times New Roman" w:cs="Times New Roman"/>
+          <w:sz w:val="28"/>
+          <w:szCs w:val="28"/>
+        </w:rPr>
+        <w:t>self.game_state.discovered_tiles</w:t>
+      </w:r>
+      <w:proofErr w:type="spellEnd"/>
+      <w:r>
+        <w:rPr>
+          <w:rFonts w:ascii="Times New Roman" w:hAnsi="Times New Roman" w:cs="Times New Roman"/>
+          <w:sz w:val="28"/>
+          <w:szCs w:val="28"/>
+        </w:rPr>
+        <w:t xml:space="preserve">:                                                                                         ││ 641             char = "·"                                                                                                                      ││ 642             if </w:t>
+      </w:r>
+      <w:proofErr w:type="spellStart"/>
+      <w:r>
+        <w:rPr>
+          <w:rFonts w:ascii="Times New Roman" w:hAnsi="Times New Roman" w:cs="Times New Roman"/>
+          <w:sz w:val="28"/>
+          <w:szCs w:val="28"/>
+        </w:rPr>
+        <w:t>glow_intensity</w:t>
+      </w:r>
+      <w:proofErr w:type="spellEnd"/>
+      <w:r>
+        <w:rPr>
+          <w:rFonts w:ascii="Times New Roman" w:hAnsi="Times New Roman" w:cs="Times New Roman"/>
+          <w:sz w:val="28"/>
+          <w:szCs w:val="28"/>
+        </w:rPr>
+        <w:t xml:space="preserve"> &gt; 0:                                                                                                          ││ 643 -               style = </w:t>
+      </w:r>
+      <w:proofErr w:type="spellStart"/>
+      <w:r>
+        <w:rPr>
+          <w:rFonts w:ascii="Times New Roman" w:hAnsi="Times New Roman" w:cs="Times New Roman"/>
+          <w:sz w:val="28"/>
+          <w:szCs w:val="28"/>
+        </w:rPr>
+        <w:t>f"color</w:t>
+      </w:r>
+      <w:proofErr w:type="spellEnd"/>
+      <w:r>
+        <w:rPr>
+          <w:rFonts w:ascii="Times New Roman" w:hAnsi="Times New Roman" w:cs="Times New Roman"/>
+          <w:sz w:val="28"/>
+          <w:szCs w:val="28"/>
+        </w:rPr>
+        <w:t>({</w:t>
+      </w:r>
+      <w:proofErr w:type="spellStart"/>
+      <w:r>
+        <w:rPr>
+          <w:rFonts w:ascii="Times New Roman" w:hAnsi="Times New Roman" w:cs="Times New Roman"/>
+          <w:sz w:val="28"/>
+          <w:szCs w:val="28"/>
+        </w:rPr>
+        <w:t>CyberpunkTheme.depth_color</w:t>
+      </w:r>
+      <w:proofErr w:type="spellEnd"/>
+      <w:r>
+        <w:rPr>
+          <w:rFonts w:ascii="Times New Roman" w:hAnsi="Times New Roman" w:cs="Times New Roman"/>
+          <w:sz w:val="28"/>
+          <w:szCs w:val="28"/>
+        </w:rPr>
+        <w:t>(</w:t>
+      </w:r>
+      <w:proofErr w:type="spellStart"/>
+      <w:r>
+        <w:rPr>
+          <w:rFonts w:ascii="Times New Roman" w:hAnsi="Times New Roman" w:cs="Times New Roman"/>
+          <w:sz w:val="28"/>
+          <w:szCs w:val="28"/>
+        </w:rPr>
+        <w:t>glow_intensity</w:t>
+      </w:r>
+      <w:proofErr w:type="spellEnd"/>
+      <w:r>
+        <w:rPr>
+          <w:rFonts w:ascii="Times New Roman" w:hAnsi="Times New Roman" w:cs="Times New Roman"/>
+          <w:sz w:val="28"/>
+          <w:szCs w:val="28"/>
+        </w:rPr>
+        <w:t xml:space="preserve"> - 1)})"                                                          ││ 643 +               style = f"{</w:t>
+      </w:r>
+      <w:proofErr w:type="spellStart"/>
+      <w:r>
+        <w:rPr>
+          <w:rFonts w:ascii="Times New Roman" w:hAnsi="Times New Roman" w:cs="Times New Roman"/>
+          <w:sz w:val="28"/>
+          <w:szCs w:val="28"/>
+        </w:rPr>
+        <w:t>CyberpunkTheme.depth_color</w:t>
+      </w:r>
+      <w:proofErr w:type="spellEnd"/>
+      <w:r>
+        <w:rPr>
+          <w:rFonts w:ascii="Times New Roman" w:hAnsi="Times New Roman" w:cs="Times New Roman"/>
+          <w:sz w:val="28"/>
+          <w:szCs w:val="28"/>
+        </w:rPr>
+        <w:t>(</w:t>
+      </w:r>
+      <w:proofErr w:type="spellStart"/>
+      <w:r>
+        <w:rPr>
+          <w:rFonts w:ascii="Times New Roman" w:hAnsi="Times New Roman" w:cs="Times New Roman"/>
+          <w:sz w:val="28"/>
+          <w:szCs w:val="28"/>
+        </w:rPr>
+        <w:t>glow_intensity</w:t>
+      </w:r>
+      <w:proofErr w:type="spellEnd"/>
+      <w:r>
+        <w:rPr>
+          <w:rFonts w:ascii="Times New Roman" w:hAnsi="Times New Roman" w:cs="Times New Roman"/>
+          <w:sz w:val="28"/>
+          <w:szCs w:val="28"/>
+        </w:rPr>
+        <w:t xml:space="preserve"> - 1)}"                                                                 ││ 644             else:                                                                                                                           ││ 645 -               style = "dim </w:t>
+      </w:r>
+      <w:proofErr w:type="spellStart"/>
+      <w:r>
+        <w:rPr>
+          <w:rFonts w:ascii="Times New Roman" w:hAnsi="Times New Roman" w:cs="Times New Roman"/>
+          <w:sz w:val="28"/>
+          <w:szCs w:val="28"/>
+        </w:rPr>
+        <w:t>color</w:t>
+      </w:r>
+      <w:proofErr w:type="spellEnd"/>
+      <w:r>
+        <w:rPr>
+          <w:rFonts w:ascii="Times New Roman" w:hAnsi="Times New Roman" w:cs="Times New Roman"/>
+          <w:sz w:val="28"/>
+          <w:szCs w:val="28"/>
+        </w:rPr>
+        <w:t xml:space="preserve">(#00FFFF)"                                                                                                ││ 645 +               style = "dim #00FFFF"                                                                                                       ││ 646         else:                                                                                                                               ││ 647             char = "·"                                                                                                                      ││ 648             style = "dim"                                                                                                                   ││ 649                                                                                                                                             ││ 650     # Apply radar pulse highlight                                                                                                           ││ 651     if </w:t>
+      </w:r>
+      <w:proofErr w:type="spellStart"/>
+      <w:r>
+        <w:rPr>
+          <w:rFonts w:ascii="Times New Roman" w:hAnsi="Times New Roman" w:cs="Times New Roman"/>
+          <w:sz w:val="28"/>
+          <w:szCs w:val="28"/>
+        </w:rPr>
+        <w:t>in_pulse</w:t>
+      </w:r>
+      <w:proofErr w:type="spellEnd"/>
+      <w:r>
+        <w:rPr>
+          <w:rFonts w:ascii="Times New Roman" w:hAnsi="Times New Roman" w:cs="Times New Roman"/>
+          <w:sz w:val="28"/>
+          <w:szCs w:val="28"/>
+        </w:rPr>
+        <w:t xml:space="preserve"> and char != "</w:t>
+      </w:r>
+      <w:r>
+        <w:rPr>
+          <w:rFonts w:ascii="Segoe UI Emoji" w:hAnsi="Segoe UI Emoji" w:cs="Segoe UI Emoji"/>
+          <w:sz w:val="28"/>
+          <w:szCs w:val="28"/>
+        </w:rPr>
+        <w:t>🤖</w:t>
+      </w:r>
+      <w:r>
+        <w:rPr>
+          <w:rFonts w:ascii="Times New Roman" w:hAnsi="Times New Roman" w:cs="Times New Roman"/>
+          <w:sz w:val="28"/>
+          <w:szCs w:val="28"/>
+        </w:rPr>
+        <w:t>" and char != "</w:t>
+      </w:r>
+      <w:r>
+        <w:rPr>
+          <w:rFonts w:ascii="Segoe UI Emoji" w:hAnsi="Segoe UI Emoji" w:cs="Segoe UI Emoji"/>
+          <w:sz w:val="28"/>
+          <w:szCs w:val="28"/>
+        </w:rPr>
+        <w:t>🏁</w:t>
+      </w:r>
+      <w:r>
+        <w:rPr>
+          <w:rFonts w:ascii="Times New Roman" w:hAnsi="Times New Roman" w:cs="Times New Roman"/>
+          <w:sz w:val="28"/>
+          <w:szCs w:val="28"/>
+        </w:rPr>
+        <w:t xml:space="preserve">":                                                                                          ││ 652 -       style = "bold </w:t>
+      </w:r>
+      <w:proofErr w:type="spellStart"/>
+      <w:r>
+        <w:rPr>
+          <w:rFonts w:ascii="Times New Roman" w:hAnsi="Times New Roman" w:cs="Times New Roman"/>
+          <w:sz w:val="28"/>
+          <w:szCs w:val="28"/>
+        </w:rPr>
+        <w:t>color</w:t>
+      </w:r>
+      <w:proofErr w:type="spellEnd"/>
+      <w:r>
+        <w:rPr>
+          <w:rFonts w:ascii="Times New Roman" w:hAnsi="Times New Roman" w:cs="Times New Roman"/>
+          <w:sz w:val="28"/>
+          <w:szCs w:val="28"/>
+        </w:rPr>
+        <w:t xml:space="preserve">(#00FFFF)"                                                                                                       ││ 652 +       style = "bold #00FFFF"                                                                                                              ││ 653                                                                                                                                             ││ 654     # Apply style                                                                                                                           ││ 655     if style:                                                                                                                               ││                                                                                                                                                 ││ Do you want to edit D:\robot-navigation\navigator.py?                                                                                           ││                                                                                                                                                 ││ </w:t>
+      </w:r>
+      <w:r>
+        <w:rPr>
+          <w:rFonts w:ascii="Segoe UI Symbol" w:hAnsi="Segoe UI Symbol" w:cs="Segoe UI Symbol"/>
+          <w:sz w:val="28"/>
+          <w:szCs w:val="28"/>
+        </w:rPr>
+        <w:lastRenderedPageBreak/>
+        <w:t>❯</w:t>
+      </w:r>
+      <w:r>
+        <w:rPr>
+          <w:rFonts w:ascii="Times New Roman" w:hAnsi="Times New Roman" w:cs="Times New Roman"/>
+          <w:sz w:val="28"/>
+          <w:szCs w:val="28"/>
+        </w:rPr>
+        <w:t xml:space="preserve"> 1. Yes                                                                                                                                        ││   2. Yes, and approve all file operations for the rest of the running session                                                                   ││   3. No, and tell Copilot what to do differently (Esc to stop)                                                                                  ││                                                                                                                                                 ││ ↑↓ to navigate · Enter to select · Esc to cancel                                                                                                │</w:t>
+      </w:r>
+      <w:r>
+        <w:rPr>
+          <w:rFonts w:ascii="Segoe UI Symbol" w:hAnsi="Segoe UI Symbol" w:cs="Segoe UI Symbol"/>
+          <w:sz w:val="28"/>
+          <w:szCs w:val="28"/>
+        </w:rPr>
+        <w:t>╰</w:t>
+      </w:r>
+      <w:r>
+        <w:rPr>
+          <w:rFonts w:ascii="Times New Roman" w:hAnsi="Times New Roman" w:cs="Times New Roman"/>
+          <w:sz w:val="28"/>
+          <w:szCs w:val="28"/>
+        </w:rPr>
+        <w:t>───────────────────────────────────────────────────</w:t>
+      </w:r>
+      <w:r>
+        <w:rPr>
+          <w:noProof/>
+        </w:rPr>
+        <w:drawing>
+          <wp:anchor distT="0" distB="0" distL="114300" distR="114300" simplePos="0" relativeHeight="251673600" behindDoc="0" locked="0" layoutInCell="1" allowOverlap="1" wp14:anchorId="7911F57C" wp14:editId="55CC7453">
+            <wp:simplePos x="0" y="0"/>
+            <wp:positionH relativeFrom="margin">
+              <wp:align>right</wp:align>
+            </wp:positionH>
+            <wp:positionV relativeFrom="margin">
+              <wp:posOffset>1817946</wp:posOffset>
+            </wp:positionV>
+            <wp:extent cx="6645910" cy="3738245"/>
+            <wp:effectExtent l="0" t="0" r="2540" b="0"/>
+            <wp:wrapSquare wrapText="bothSides"/>
+            <wp:docPr id="2023374263" name="Picture 1"/>
+            <wp:cNvGraphicFramePr>
+              <a:graphicFrameLocks xmlns:a="http://schemas.openxmlformats.org/drawingml/2006/main" noChangeAspect="1"/>
+            </wp:cNvGraphicFramePr>
+            <a:graphic xmlns:a="http://schemas.openxmlformats.org/drawingml/2006/main">
+              <a:graphicData uri="http://schemas.openxmlformats.org/drawingml/2006/picture">
+                <pic:pic xmlns:pic="http://schemas.openxmlformats.org/drawingml/2006/picture">
+                  <pic:nvPicPr>
+                    <pic:cNvPr id="2023374263" name=""/>
+                    <pic:cNvPicPr/>
+                  </pic:nvPicPr>
+                  <pic:blipFill>
+                    <a:blip r:embed="rId21" cstate="print">
+                      <a:extLst>
+                        <a:ext uri="{28A0092B-C50C-407E-A947-70E740481C1C}">
+                          <a14:useLocalDpi xmlns:a14="http://schemas.microsoft.com/office/drawing/2010/main" val="0"/>
+                        </a:ext>
+                      </a:extLst>
+                    </a:blip>
+                    <a:stretch>
+                      <a:fillRect/>
+                    </a:stretch>
+                  </pic:blipFill>
+                  <pic:spPr>
+                    <a:xfrm>
+                      <a:off x="0" y="0"/>
+                      <a:ext cx="6645910" cy="3738245"/>
+                    </a:xfrm>
+                    <a:prstGeom prst="rect">
+                      <a:avLst/>
+                    </a:prstGeom>
+                  </pic:spPr>
+                </pic:pic>
+              </a:graphicData>
+            </a:graphic>
+            <wp14:sizeRelH relativeFrom="page">
+              <wp14:pctWidth>0</wp14:pctWidth>
+            </wp14:sizeRelH>
+            <wp14:sizeRelV relativeFrom="page">
+              <wp14:pctHeight>0</wp14:pctHeight>
+            </wp14:sizeRelV>
+          </wp:anchor>
+        </w:drawing>
+      </w:r>
+      <w:r>
+        <w:rPr>
+          <w:rFonts w:ascii="Times New Roman" w:hAnsi="Times New Roman" w:cs="Times New Roman"/>
+          <w:sz w:val="28"/>
+          <w:szCs w:val="28"/>
+        </w:rPr>
+        <w:t>──────────────────────</w:t>
+      </w:r>
+    </w:p>
+    <w:p>
+      <w:pPr>
+        <w:ind w:right="0"/>
+        <w:rPr>
+          <w:rFonts w:ascii="Times New Roman" w:hAnsi="Times New Roman" w:cs="Times New Roman"/>
+          <w:sz w:val="28"/>
+          <w:szCs w:val="28"/>
+        </w:rPr>
+      </w:pPr>
+    </w:p>
+    <w:p>
+      <w:pPr>
+        <w:ind w:right="0"/>
+        <w:rPr>
+          <w:rFonts w:ascii="Segoe UI Symbol" w:hAnsi="Segoe UI Symbol" w:cs="Segoe UI Symbol"/>
+          <w:sz w:val="28"/>
+          <w:szCs w:val="28"/>
+        </w:rPr>
+      </w:pPr>
+      <w:r>
+        <w:rPr>
+          <w:rFonts w:ascii="Segoe UI Symbol" w:hAnsi="Segoe UI Symbol" w:cs="Segoe UI Symbol"/>
+          <w:sz w:val="28"/>
+          <w:szCs w:val="28"/>
+        </w:rPr>
+        <w:t>╭</w:t>
+      </w:r>
+      <w:r>
+        <w:rPr>
+          <w:rFonts w:ascii="Times New Roman" w:hAnsi="Times New Roman" w:cs="Times New Roman"/>
+          <w:sz w:val="28"/>
+          <w:szCs w:val="28"/>
+        </w:rPr>
+        <w:t>─────────────────────────────────────────────────────────────────────────────────────────────────────────────────────────────────────────────────</w:t>
+      </w:r>
+      <w:r>
+        <w:rPr>
+          <w:rFonts w:ascii="Segoe UI Symbol" w:hAnsi="Segoe UI Symbol" w:cs="Segoe UI Symbol"/>
+          <w:sz w:val="28"/>
+          <w:szCs w:val="28"/>
+        </w:rPr>
+        <w:t>╮</w:t>
+      </w:r>
+      <w:r>
+        <w:rPr>
+          <w:rFonts w:ascii="Times New Roman" w:hAnsi="Times New Roman" w:cs="Times New Roman"/>
+          <w:sz w:val="28"/>
+          <w:szCs w:val="28"/>
+        </w:rPr>
+        <w:t xml:space="preserve">│ Edit file                                                                                                                                       ││                                                                                                                                                 ││ navigator.py +1 -1                                                                                                                              ││ D:\robot-navigation                                                                                                                             ││                                                                                                                                                 ││ 681                                                                                                                                             ││ 682         # Display last 8 lines                                                                                                              ││ 683         </w:t>
+      </w:r>
+      <w:proofErr w:type="spellStart"/>
+      <w:r>
+        <w:rPr>
+          <w:rFonts w:ascii="Times New Roman" w:hAnsi="Times New Roman" w:cs="Times New Roman"/>
+          <w:sz w:val="28"/>
+          <w:szCs w:val="28"/>
+        </w:rPr>
+        <w:t>stream_lines</w:t>
+      </w:r>
+      <w:proofErr w:type="spellEnd"/>
+      <w:r>
+        <w:rPr>
+          <w:rFonts w:ascii="Times New Roman" w:hAnsi="Times New Roman" w:cs="Times New Roman"/>
+          <w:sz w:val="28"/>
+          <w:szCs w:val="28"/>
+        </w:rPr>
+        <w:t xml:space="preserve"> = </w:t>
+      </w:r>
+      <w:proofErr w:type="spellStart"/>
+      <w:r>
+        <w:rPr>
+          <w:rFonts w:ascii="Times New Roman" w:hAnsi="Times New Roman" w:cs="Times New Roman"/>
+          <w:sz w:val="28"/>
+          <w:szCs w:val="28"/>
+        </w:rPr>
+        <w:t>self.hex_stream</w:t>
+      </w:r>
+      <w:proofErr w:type="spellEnd"/>
+      <w:r>
+        <w:rPr>
+          <w:rFonts w:ascii="Times New Roman" w:hAnsi="Times New Roman" w:cs="Times New Roman"/>
+          <w:sz w:val="28"/>
+          <w:szCs w:val="28"/>
+        </w:rPr>
+        <w:t>[-8:]                                                                                                 ││ 684 -       return "\</w:t>
+      </w:r>
+      <w:proofErr w:type="spellStart"/>
+      <w:r>
+        <w:rPr>
+          <w:rFonts w:ascii="Times New Roman" w:hAnsi="Times New Roman" w:cs="Times New Roman"/>
+          <w:sz w:val="28"/>
+          <w:szCs w:val="28"/>
+        </w:rPr>
+        <w:t>n".join</w:t>
+      </w:r>
+      <w:proofErr w:type="spellEnd"/>
+      <w:r>
+        <w:rPr>
+          <w:rFonts w:ascii="Times New Roman" w:hAnsi="Times New Roman" w:cs="Times New Roman"/>
+          <w:sz w:val="28"/>
+          <w:szCs w:val="28"/>
+        </w:rPr>
+        <w:t>([f"[</w:t>
+      </w:r>
+      <w:proofErr w:type="spellStart"/>
+      <w:r>
+        <w:rPr>
+          <w:rFonts w:ascii="Times New Roman" w:hAnsi="Times New Roman" w:cs="Times New Roman"/>
+          <w:sz w:val="28"/>
+          <w:szCs w:val="28"/>
+        </w:rPr>
+        <w:t>color</w:t>
+      </w:r>
+      <w:proofErr w:type="spellEnd"/>
+      <w:r>
+        <w:rPr>
+          <w:rFonts w:ascii="Times New Roman" w:hAnsi="Times New Roman" w:cs="Times New Roman"/>
+          <w:sz w:val="28"/>
+          <w:szCs w:val="28"/>
+        </w:rPr>
+        <w:t xml:space="preserve">(#00FFFF)]{h}[/color(#00FFFF)]" for h in </w:t>
+      </w:r>
+      <w:proofErr w:type="spellStart"/>
+      <w:r>
+        <w:rPr>
+          <w:rFonts w:ascii="Times New Roman" w:hAnsi="Times New Roman" w:cs="Times New Roman"/>
+          <w:sz w:val="28"/>
+          <w:szCs w:val="28"/>
+        </w:rPr>
+        <w:t>stream_lines</w:t>
+      </w:r>
+      <w:proofErr w:type="spellEnd"/>
+      <w:r>
+        <w:rPr>
+          <w:rFonts w:ascii="Times New Roman" w:hAnsi="Times New Roman" w:cs="Times New Roman"/>
+          <w:sz w:val="28"/>
+          <w:szCs w:val="28"/>
+        </w:rPr>
+        <w:t>])                                                   ││ 684 +       return "\</w:t>
+      </w:r>
+      <w:proofErr w:type="spellStart"/>
+      <w:r>
+        <w:rPr>
+          <w:rFonts w:ascii="Times New Roman" w:hAnsi="Times New Roman" w:cs="Times New Roman"/>
+          <w:sz w:val="28"/>
+          <w:szCs w:val="28"/>
+        </w:rPr>
+        <w:t>n".join</w:t>
+      </w:r>
+      <w:proofErr w:type="spellEnd"/>
+      <w:r>
+        <w:rPr>
+          <w:rFonts w:ascii="Times New Roman" w:hAnsi="Times New Roman" w:cs="Times New Roman"/>
+          <w:sz w:val="28"/>
+          <w:szCs w:val="28"/>
+        </w:rPr>
+        <w:t xml:space="preserve">([f"[#00FFFF]{h}[/#00FFFF]" for h in </w:t>
+      </w:r>
+      <w:proofErr w:type="spellStart"/>
+      <w:r>
+        <w:rPr>
+          <w:rFonts w:ascii="Times New Roman" w:hAnsi="Times New Roman" w:cs="Times New Roman"/>
+          <w:sz w:val="28"/>
+          <w:szCs w:val="28"/>
+        </w:rPr>
+        <w:t>stream_lines</w:t>
+      </w:r>
+      <w:proofErr w:type="spellEnd"/>
+      <w:r>
+        <w:rPr>
+          <w:rFonts w:ascii="Times New Roman" w:hAnsi="Times New Roman" w:cs="Times New Roman"/>
+          <w:sz w:val="28"/>
+          <w:szCs w:val="28"/>
+        </w:rPr>
+        <w:t xml:space="preserve">])                                                                 ││ 685                                                                                                                                             ││ 686     def </w:t>
+      </w:r>
+      <w:proofErr w:type="spellStart"/>
+      <w:r>
+        <w:rPr>
+          <w:rFonts w:ascii="Times New Roman" w:hAnsi="Times New Roman" w:cs="Times New Roman"/>
+          <w:sz w:val="28"/>
+          <w:szCs w:val="28"/>
+        </w:rPr>
+        <w:t>render_bar_charts</w:t>
+      </w:r>
+      <w:proofErr w:type="spellEnd"/>
+      <w:r>
+        <w:rPr>
+          <w:rFonts w:ascii="Times New Roman" w:hAnsi="Times New Roman" w:cs="Times New Roman"/>
+          <w:sz w:val="28"/>
+          <w:szCs w:val="28"/>
+        </w:rPr>
+        <w:t xml:space="preserve">(self) -&gt; str:                                                                                                     ││ 687         """Render ASCII bar charts for right panel"""                                                                                       ││                                                                                                                                                 ││ Do you want to edit D:\robot-navigation\navigator.py?                                                                                           ││                                                                                                                                                 ││   </w:t>
+      </w:r>
+      <w:r>
+        <w:rPr>
+          <w:rFonts w:ascii="Times New Roman" w:hAnsi="Times New Roman" w:cs="Times New Roman"/>
+          <w:sz w:val="28"/>
+          <w:szCs w:val="28"/>
+        </w:rPr>
+        <w:lastRenderedPageBreak/>
+        <w:t xml:space="preserve">1. Yes                                                                                                                                        ││ </w:t>
+      </w:r>
+      <w:r>
+        <w:rPr>
+          <w:rFonts w:ascii="Segoe UI Symbol" w:hAnsi="Segoe UI Symbol" w:cs="Segoe UI Symbol"/>
+          <w:sz w:val="28"/>
+          <w:szCs w:val="28"/>
+        </w:rPr>
+        <w:t>❯</w:t>
+      </w:r>
+      <w:r>
+        <w:rPr>
+          <w:rFonts w:ascii="Times New Roman" w:hAnsi="Times New Roman" w:cs="Times New Roman"/>
+          <w:sz w:val="28"/>
+          <w:szCs w:val="28"/>
+        </w:rPr>
+        <w:t xml:space="preserve"> 2. Yes, and approve all file operations for the rest of the running session                                                                   ││   3. No, and tell Copilot what to do differently (Esc to stop)                                                                                  ││                                                                                                                                                 ││ ↑↓ to navigate · Enter to select · Esc to cancel                                                                                                │</w:t>
+      </w:r>
+      <w:r>
+        <w:rPr>
+          <w:rFonts w:ascii="Segoe UI Symbol" w:hAnsi="Segoe UI Symbol" w:cs="Segoe UI Symbol"/>
+          <w:sz w:val="28"/>
+          <w:szCs w:val="28"/>
+        </w:rPr>
+        <w:t>╰</w:t>
+      </w:r>
+      <w:r>
+        <w:rPr>
+          <w:rFonts w:ascii="Times New Roman" w:hAnsi="Times New Roman" w:cs="Times New Roman"/>
+          <w:sz w:val="28"/>
+          <w:szCs w:val="28"/>
+        </w:rPr>
+        <w:t>─────────────────────────────────────────────────────────────────────────────────────────────────────────────────────────────────────────────────</w:t>
+      </w:r>
+      <w:r>
+        <w:rPr>
+          <w:rFonts w:ascii="Segoe UI Symbol" w:hAnsi="Segoe UI Symbol" w:cs="Segoe UI Symbol"/>
+          <w:sz w:val="28"/>
+          <w:szCs w:val="28"/>
+        </w:rPr>
+        <w:t>╯</w:t>
+      </w:r>
+    </w:p>
+    <w:p>
+      <w:pPr>
+        <w:ind w:right="0"/>
+        <w:rPr>
+          <w:rFonts w:ascii="Times New Roman" w:hAnsi="Times New Roman" w:cs="Times New Roman"/>
+          <w:sz w:val="28"/>
+          <w:szCs w:val="28"/>
+        </w:rPr>
+      </w:pPr>
+      <w:r>
+        <w:rPr>
+          <w:noProof/>
+        </w:rPr>
+        <w:drawing>
+          <wp:anchor distT="0" distB="0" distL="114300" distR="114300" simplePos="0" relativeHeight="251674624" behindDoc="0" locked="0" layoutInCell="1" allowOverlap="1" wp14:anchorId="4C9F87FE" wp14:editId="246B6EB9">
+            <wp:simplePos x="0" y="0"/>
+            <wp:positionH relativeFrom="margin">
+              <wp:align>right</wp:align>
+            </wp:positionH>
+            <wp:positionV relativeFrom="page">
+              <wp:posOffset>2837445</wp:posOffset>
+            </wp:positionV>
+            <wp:extent cx="6645910" cy="3738245"/>
+            <wp:effectExtent l="0" t="0" r="2540" b="0"/>
+            <wp:wrapSquare wrapText="bothSides"/>
+            <wp:docPr id="238260287" name="Picture 1"/>
+            <wp:cNvGraphicFramePr>
+              <a:graphicFrameLocks xmlns:a="http://schemas.openxmlformats.org/drawingml/2006/main" noChangeAspect="1"/>
+            </wp:cNvGraphicFramePr>
+            <a:graphic xmlns:a="http://schemas.openxmlformats.org/drawingml/2006/main">
+              <a:graphicData uri="http://schemas.openxmlformats.org/drawingml/2006/picture">
+                <pic:pic xmlns:pic="http://schemas.openxmlformats.org/drawingml/2006/picture">
+                  <pic:nvPicPr>
+                    <pic:cNvPr id="238260287" name=""/>
+                    <pic:cNvPicPr/>
+                  </pic:nvPicPr>
+                  <pic:blipFill>
+                    <a:blip r:embed="rId22" cstate="print">
+                      <a:extLst>
+                        <a:ext uri="{28A0092B-C50C-407E-A947-70E740481C1C}">
+                          <a14:useLocalDpi xmlns:a14="http://schemas.microsoft.com/office/drawing/2010/main" val="0"/>
+                        </a:ext>
+                      </a:extLst>
+                    </a:blip>
+                    <a:stretch>
+                      <a:fillRect/>
+                    </a:stretch>
+                  </pic:blipFill>
+                  <pic:spPr>
+                    <a:xfrm>
+                      <a:off x="0" y="0"/>
+                      <a:ext cx="6645910" cy="3738245"/>
+                    </a:xfrm>
+                    <a:prstGeom prst="rect">
+                      <a:avLst/>
+                    </a:prstGeom>
+                  </pic:spPr>
+                </pic:pic>
+              </a:graphicData>
+            </a:graphic>
+            <wp14:sizeRelH relativeFrom="page">
+              <wp14:pctWidth>0</wp14:pctWidth>
+            </wp14:sizeRelH>
+            <wp14:sizeRelV relativeFrom="page">
+              <wp14:pctHeight>0</wp14:pctHeight>
+            </wp14:sizeRelV>
+          </wp:anchor>
+        </w:drawing>
+      </w:r>
+      <w:r>
+        <w:rPr>
+          <w:rFonts w:ascii="Times New Roman" w:hAnsi="Times New Roman" w:cs="Times New Roman"/>
+          <w:sz w:val="28"/>
+          <w:szCs w:val="28"/>
+        </w:rPr>
+        <w:t>Here , I selected 2</w:t>
+      </w:r>
+      <w:r>
+        <w:rPr>
+          <w:rFonts w:ascii="Times New Roman" w:hAnsi="Times New Roman" w:cs="Times New Roman"/>
+          <w:sz w:val="28"/>
+          <w:szCs w:val="28"/>
+          <w:vertAlign w:val="superscript"/>
+        </w:rPr>
+        <w:t>nd</w:t>
+      </w:r>
+      <w:r>
+        <w:rPr>
+          <w:rFonts w:ascii="Times New Roman" w:hAnsi="Times New Roman" w:cs="Times New Roman"/>
+          <w:sz w:val="28"/>
+          <w:szCs w:val="28"/>
+        </w:rPr>
+        <w:t xml:space="preserve"> option</w:t>
+      </w:r>
+    </w:p>
+    <w:p>
+      <w:pPr>
+        <w:ind w:right="0"/>
+      </w:pPr>
+    </w:p>
+    <w:p>
+      <w:pPr>
+        <w:ind w:right="0"/>
+        <w:rPr>
+          <w:rFonts w:ascii="Times New Roman" w:hAnsi="Times New Roman" w:cs="Times New Roman"/>
+          <w:sz w:val="28"/>
+          <w:szCs w:val="28"/>
+        </w:rPr>
+      </w:pPr>
+    </w:p>
+    <w:p>
+      <w:pPr>
+        <w:ind w:right="0"/>
+        <w:rPr>
+          <w:rFonts w:ascii="Times New Roman" w:hAnsi="Times New Roman" w:cs="Times New Roman"/>
+          <w:sz w:val="28"/>
+          <w:szCs w:val="28"/>
+        </w:rPr>
+      </w:pPr>
+      <w:r>
+        <w:rPr>
+          <w:rFonts w:ascii="Times New Roman" w:hAnsi="Times New Roman" w:cs="Times New Roman"/>
+          <w:sz w:val="28"/>
+          <w:szCs w:val="28"/>
+        </w:rPr>
+        <w:t>● Perfect! All the fixes have been successfully applied. Let me create a summary of what was fixed:</w:t>
+      </w:r>
+    </w:p>
+    <w:p>
+      <w:pPr>
+        <w:ind w:right="0"/>
+        <w:rPr>
+          <w:rFonts w:ascii="Times New Roman" w:hAnsi="Times New Roman" w:cs="Times New Roman"/>
+          <w:sz w:val="28"/>
+          <w:szCs w:val="28"/>
+        </w:rPr>
+      </w:pPr>
+    </w:p>
+    <w:p>
+      <w:pPr>
+        <w:ind w:right="0"/>
+        <w:rPr>
+          <w:rFonts w:ascii="Times New Roman" w:hAnsi="Times New Roman" w:cs="Times New Roman"/>
+          <w:sz w:val="28"/>
+          <w:szCs w:val="28"/>
+        </w:rPr>
+      </w:pPr>
+      <w:r>
+        <w:rPr>
+          <w:rFonts w:ascii="Times New Roman" w:hAnsi="Times New Roman" w:cs="Times New Roman"/>
+          <w:sz w:val="28"/>
+          <w:szCs w:val="28"/>
+        </w:rPr>
+        <w:t xml:space="preserve">  </w:t>
+      </w:r>
+      <w:r>
+        <w:rPr>
+          <w:rFonts w:ascii="Segoe UI Emoji" w:hAnsi="Segoe UI Emoji" w:cs="Segoe UI Emoji"/>
+          <w:sz w:val="28"/>
+          <w:szCs w:val="28"/>
+        </w:rPr>
+        <w:t>✅</w:t>
+      </w:r>
+      <w:r>
+        <w:rPr>
+          <w:rFonts w:ascii="Times New Roman" w:hAnsi="Times New Roman" w:cs="Times New Roman"/>
+          <w:sz w:val="28"/>
+          <w:szCs w:val="28"/>
+        </w:rPr>
+        <w:t xml:space="preserve"> </w:t>
+      </w:r>
+      <w:proofErr w:type="spellStart"/>
+      <w:r>
+        <w:rPr>
+          <w:rFonts w:ascii="Times New Roman" w:hAnsi="Times New Roman" w:cs="Times New Roman"/>
+          <w:sz w:val="28"/>
+          <w:szCs w:val="28"/>
+        </w:rPr>
+        <w:t>Color</w:t>
+      </w:r>
+      <w:proofErr w:type="spellEnd"/>
+      <w:r>
+        <w:rPr>
+          <w:rFonts w:ascii="Times New Roman" w:hAnsi="Times New Roman" w:cs="Times New Roman"/>
+          <w:sz w:val="28"/>
+          <w:szCs w:val="28"/>
+        </w:rPr>
+        <w:t xml:space="preserve"> Syntax Fix Complete</w:t>
+      </w:r>
+    </w:p>
+    <w:p>
+      <w:pPr>
+        <w:ind w:right="0"/>
+        <w:rPr>
+          <w:rFonts w:ascii="Times New Roman" w:hAnsi="Times New Roman" w:cs="Times New Roman"/>
+          <w:sz w:val="28"/>
+          <w:szCs w:val="28"/>
+        </w:rPr>
+      </w:pPr>
+    </w:p>
+    <w:p>
+      <w:pPr>
+        <w:ind w:right="0"/>
+        <w:rPr>
+          <w:rFonts w:ascii="Times New Roman" w:hAnsi="Times New Roman" w:cs="Times New Roman"/>
+          <w:sz w:val="28"/>
+          <w:szCs w:val="28"/>
+        </w:rPr>
+      </w:pPr>
+      <w:r>
+        <w:rPr>
+          <w:rFonts w:ascii="Times New Roman" w:hAnsi="Times New Roman" w:cs="Times New Roman"/>
+          <w:sz w:val="28"/>
+          <w:szCs w:val="28"/>
+        </w:rPr>
+        <w:t xml:space="preserve">  I've successfully fixed all </w:t>
+      </w:r>
+      <w:proofErr w:type="spellStart"/>
+      <w:r>
+        <w:rPr>
+          <w:rFonts w:ascii="Times New Roman" w:hAnsi="Times New Roman" w:cs="Times New Roman"/>
+          <w:sz w:val="28"/>
+          <w:szCs w:val="28"/>
+        </w:rPr>
+        <w:t>color</w:t>
+      </w:r>
+      <w:proofErr w:type="spellEnd"/>
+      <w:r>
+        <w:rPr>
+          <w:rFonts w:ascii="Times New Roman" w:hAnsi="Times New Roman" w:cs="Times New Roman"/>
+          <w:sz w:val="28"/>
+          <w:szCs w:val="28"/>
+        </w:rPr>
+        <w:t xml:space="preserve"> syntax errors in navigator.py. The changes converted all instances of </w:t>
+      </w:r>
+      <w:proofErr w:type="spellStart"/>
+      <w:r>
+        <w:rPr>
+          <w:rFonts w:ascii="Times New Roman" w:hAnsi="Times New Roman" w:cs="Times New Roman"/>
+          <w:sz w:val="28"/>
+          <w:szCs w:val="28"/>
+        </w:rPr>
+        <w:t>color</w:t>
+      </w:r>
+      <w:proofErr w:type="spellEnd"/>
+      <w:r>
+        <w:rPr>
+          <w:rFonts w:ascii="Times New Roman" w:hAnsi="Times New Roman" w:cs="Times New Roman"/>
+          <w:sz w:val="28"/>
+          <w:szCs w:val="28"/>
+        </w:rPr>
+        <w:t>(#HEXCODE) to just #HEXCODE for</w:t>
+      </w:r>
+    </w:p>
+    <w:p>
+      <w:pPr>
+        <w:ind w:right="0"/>
+        <w:rPr>
+          <w:rFonts w:ascii="Times New Roman" w:hAnsi="Times New Roman" w:cs="Times New Roman"/>
+          <w:sz w:val="28"/>
+          <w:szCs w:val="28"/>
+        </w:rPr>
+      </w:pPr>
+      <w:r>
+        <w:rPr>
+          <w:rFonts w:ascii="Times New Roman" w:hAnsi="Times New Roman" w:cs="Times New Roman"/>
+          <w:sz w:val="28"/>
+          <w:szCs w:val="28"/>
+        </w:rPr>
+        <w:t xml:space="preserve">  compatibility with the Rich library.</w:t>
+      </w:r>
+    </w:p>
+    <w:p>
+      <w:pPr>
+        <w:ind w:right="0"/>
+        <w:rPr>
+          <w:rFonts w:ascii="Times New Roman" w:hAnsi="Times New Roman" w:cs="Times New Roman"/>
+          <w:sz w:val="28"/>
+          <w:szCs w:val="28"/>
+        </w:rPr>
+      </w:pPr>
+    </w:p>
+    <w:p>
+      <w:pPr>
+        <w:ind w:right="0"/>
+        <w:rPr>
+          <w:rFonts w:ascii="Times New Roman" w:hAnsi="Times New Roman" w:cs="Times New Roman"/>
+          <w:sz w:val="28"/>
+          <w:szCs w:val="28"/>
+        </w:rPr>
+      </w:pPr>
+      <w:r>
+        <w:rPr>
+          <w:rFonts w:ascii="Times New Roman" w:hAnsi="Times New Roman" w:cs="Times New Roman"/>
+          <w:sz w:val="28"/>
+          <w:szCs w:val="28"/>
+        </w:rPr>
+        <w:t xml:space="preserve">  Changes Made:</w:t>
+      </w:r>
+    </w:p>
+    <w:p>
+      <w:pPr>
+        <w:ind w:right="0"/>
+        <w:rPr>
+          <w:rFonts w:ascii="Times New Roman" w:hAnsi="Times New Roman" w:cs="Times New Roman"/>
+          <w:sz w:val="28"/>
+          <w:szCs w:val="28"/>
+        </w:rPr>
+      </w:pPr>
+    </w:p>
+    <w:p>
+      <w:pPr>
+        <w:ind w:right="0"/>
+        <w:rPr>
+          <w:rFonts w:ascii="Times New Roman" w:hAnsi="Times New Roman" w:cs="Times New Roman"/>
+          <w:sz w:val="28"/>
+          <w:szCs w:val="28"/>
+        </w:rPr>
+      </w:pPr>
+      <w:r>
+        <w:rPr>
+          <w:rFonts w:ascii="Times New Roman" w:hAnsi="Times New Roman" w:cs="Times New Roman"/>
+          <w:sz w:val="28"/>
+          <w:szCs w:val="28"/>
+        </w:rPr>
+        <w:t xml:space="preserve">   1. </w:t>
+      </w:r>
+      <w:proofErr w:type="spellStart"/>
+      <w:r>
+        <w:rPr>
+          <w:rFonts w:ascii="Times New Roman" w:hAnsi="Times New Roman" w:cs="Times New Roman"/>
+          <w:sz w:val="28"/>
+          <w:szCs w:val="28"/>
+        </w:rPr>
+        <w:t>glow_char</w:t>
+      </w:r>
+      <w:proofErr w:type="spellEnd"/>
+      <w:r>
+        <w:rPr>
+          <w:rFonts w:ascii="Times New Roman" w:hAnsi="Times New Roman" w:cs="Times New Roman"/>
+          <w:sz w:val="28"/>
+          <w:szCs w:val="28"/>
+        </w:rPr>
+        <w:t xml:space="preserve">() method - Fixed </w:t>
+      </w:r>
+      <w:proofErr w:type="spellStart"/>
+      <w:r>
+        <w:rPr>
+          <w:rFonts w:ascii="Times New Roman" w:hAnsi="Times New Roman" w:cs="Times New Roman"/>
+          <w:sz w:val="28"/>
+          <w:szCs w:val="28"/>
+        </w:rPr>
+        <w:t>color</w:t>
+      </w:r>
+      <w:proofErr w:type="spellEnd"/>
+      <w:r>
+        <w:rPr>
+          <w:rFonts w:ascii="Times New Roman" w:hAnsi="Times New Roman" w:cs="Times New Roman"/>
+          <w:sz w:val="28"/>
+          <w:szCs w:val="28"/>
+        </w:rPr>
+        <w:t xml:space="preserve"> formatting for intensity-based character </w:t>
+      </w:r>
+      <w:proofErr w:type="spellStart"/>
+      <w:r>
+        <w:rPr>
+          <w:rFonts w:ascii="Times New Roman" w:hAnsi="Times New Roman" w:cs="Times New Roman"/>
+          <w:sz w:val="28"/>
+          <w:szCs w:val="28"/>
+        </w:rPr>
+        <w:t>coloring</w:t>
+      </w:r>
+      <w:proofErr w:type="spellEnd"/>
+    </w:p>
+    <w:p>
+      <w:pPr>
+        <w:ind w:right="0"/>
+        <w:rPr>
+          <w:rFonts w:ascii="Times New Roman" w:hAnsi="Times New Roman" w:cs="Times New Roman"/>
+          <w:sz w:val="28"/>
+          <w:szCs w:val="28"/>
+        </w:rPr>
+      </w:pPr>
+      <w:r>
+        <w:rPr>
+          <w:rFonts w:ascii="Times New Roman" w:hAnsi="Times New Roman" w:cs="Times New Roman"/>
+          <w:sz w:val="28"/>
+          <w:szCs w:val="28"/>
+        </w:rPr>
+        <w:t xml:space="preserve">   2. </w:t>
+      </w:r>
+      <w:proofErr w:type="spellStart"/>
+      <w:r>
+        <w:rPr>
+          <w:rFonts w:ascii="Times New Roman" w:hAnsi="Times New Roman" w:cs="Times New Roman"/>
+          <w:sz w:val="28"/>
+          <w:szCs w:val="28"/>
+        </w:rPr>
+        <w:t>show_main_menu</w:t>
+      </w:r>
+      <w:proofErr w:type="spellEnd"/>
+      <w:r>
+        <w:rPr>
+          <w:rFonts w:ascii="Times New Roman" w:hAnsi="Times New Roman" w:cs="Times New Roman"/>
+          <w:sz w:val="28"/>
+          <w:szCs w:val="28"/>
+        </w:rPr>
+        <w:t xml:space="preserve">() - Fixed all panel borders and text </w:t>
+      </w:r>
+      <w:proofErr w:type="spellStart"/>
+      <w:r>
+        <w:rPr>
+          <w:rFonts w:ascii="Times New Roman" w:hAnsi="Times New Roman" w:cs="Times New Roman"/>
+          <w:sz w:val="28"/>
+          <w:szCs w:val="28"/>
+        </w:rPr>
+        <w:t>colors</w:t>
+      </w:r>
+      <w:proofErr w:type="spellEnd"/>
+      <w:r>
+        <w:rPr>
+          <w:rFonts w:ascii="Times New Roman" w:hAnsi="Times New Roman" w:cs="Times New Roman"/>
+          <w:sz w:val="28"/>
+          <w:szCs w:val="28"/>
+        </w:rPr>
+        <w:t xml:space="preserve"> (difficulty/speed selection)</w:t>
+      </w:r>
+    </w:p>
+    <w:p>
+      <w:pPr>
+        <w:ind w:right="0"/>
+        <w:rPr>
+          <w:rFonts w:ascii="Times New Roman" w:hAnsi="Times New Roman" w:cs="Times New Roman"/>
+          <w:sz w:val="28"/>
+          <w:szCs w:val="28"/>
+        </w:rPr>
+      </w:pPr>
+      <w:r>
+        <w:rPr>
+          <w:rFonts w:ascii="Times New Roman" w:hAnsi="Times New Roman" w:cs="Times New Roman"/>
+          <w:sz w:val="28"/>
+          <w:szCs w:val="28"/>
+        </w:rPr>
+        <w:t xml:space="preserve">   3. </w:t>
+      </w:r>
+      <w:proofErr w:type="spellStart"/>
+      <w:r>
+        <w:rPr>
+          <w:rFonts w:ascii="Times New Roman" w:hAnsi="Times New Roman" w:cs="Times New Roman"/>
+          <w:sz w:val="28"/>
+          <w:szCs w:val="28"/>
+        </w:rPr>
+        <w:t>render_grid</w:t>
+      </w:r>
+      <w:proofErr w:type="spellEnd"/>
+      <w:r>
+        <w:rPr>
+          <w:rFonts w:ascii="Times New Roman" w:hAnsi="Times New Roman" w:cs="Times New Roman"/>
+          <w:sz w:val="28"/>
+          <w:szCs w:val="28"/>
+        </w:rPr>
+        <w:t xml:space="preserve">() - Fixed robot, goal, hazard, wall, and particle trail </w:t>
+      </w:r>
+      <w:proofErr w:type="spellStart"/>
+      <w:r>
+        <w:rPr>
+          <w:rFonts w:ascii="Times New Roman" w:hAnsi="Times New Roman" w:cs="Times New Roman"/>
+          <w:sz w:val="28"/>
+          <w:szCs w:val="28"/>
+        </w:rPr>
+        <w:t>colors</w:t>
+      </w:r>
+      <w:proofErr w:type="spellEnd"/>
+    </w:p>
+    <w:p>
+      <w:pPr>
+        <w:ind w:right="0"/>
+        <w:rPr>
+          <w:rFonts w:ascii="Times New Roman" w:hAnsi="Times New Roman" w:cs="Times New Roman"/>
+          <w:sz w:val="28"/>
+          <w:szCs w:val="28"/>
+        </w:rPr>
+      </w:pPr>
+      <w:r>
+        <w:rPr>
+          <w:rFonts w:ascii="Times New Roman" w:hAnsi="Times New Roman" w:cs="Times New Roman"/>
+          <w:sz w:val="28"/>
+          <w:szCs w:val="28"/>
+        </w:rPr>
+        <w:t xml:space="preserve">   4. </w:t>
+      </w:r>
+      <w:proofErr w:type="spellStart"/>
+      <w:r>
+        <w:rPr>
+          <w:rFonts w:ascii="Times New Roman" w:hAnsi="Times New Roman" w:cs="Times New Roman"/>
+          <w:sz w:val="28"/>
+          <w:szCs w:val="28"/>
+        </w:rPr>
+        <w:t>render_hex_stream</w:t>
+      </w:r>
+      <w:proofErr w:type="spellEnd"/>
+      <w:r>
+        <w:rPr>
+          <w:rFonts w:ascii="Times New Roman" w:hAnsi="Times New Roman" w:cs="Times New Roman"/>
+          <w:sz w:val="28"/>
+          <w:szCs w:val="28"/>
+        </w:rPr>
+        <w:t xml:space="preserve">() - Fixed hex code display </w:t>
+      </w:r>
+      <w:proofErr w:type="spellStart"/>
+      <w:r>
+        <w:rPr>
+          <w:rFonts w:ascii="Times New Roman" w:hAnsi="Times New Roman" w:cs="Times New Roman"/>
+          <w:sz w:val="28"/>
+          <w:szCs w:val="28"/>
+        </w:rPr>
+        <w:t>colors</w:t>
+      </w:r>
+      <w:proofErr w:type="spellEnd"/>
+    </w:p>
+    <w:p>
+      <w:pPr>
+        <w:ind w:right="0"/>
+        <w:rPr>
+          <w:rFonts w:ascii="Times New Roman" w:hAnsi="Times New Roman" w:cs="Times New Roman"/>
+          <w:sz w:val="28"/>
+          <w:szCs w:val="28"/>
+        </w:rPr>
+      </w:pPr>
+      <w:r>
+        <w:rPr>
+          <w:rFonts w:ascii="Times New Roman" w:hAnsi="Times New Roman" w:cs="Times New Roman"/>
+          <w:sz w:val="28"/>
+          <w:szCs w:val="28"/>
+        </w:rPr>
+        <w:t xml:space="preserve">   5. </w:t>
+      </w:r>
+      <w:proofErr w:type="spellStart"/>
+      <w:r>
+        <w:rPr>
+          <w:rFonts w:ascii="Times New Roman" w:hAnsi="Times New Roman" w:cs="Times New Roman"/>
+          <w:sz w:val="28"/>
+          <w:szCs w:val="28"/>
+        </w:rPr>
+        <w:t>render_bar_charts</w:t>
+      </w:r>
+      <w:proofErr w:type="spellEnd"/>
+      <w:r>
+        <w:rPr>
+          <w:rFonts w:ascii="Times New Roman" w:hAnsi="Times New Roman" w:cs="Times New Roman"/>
+          <w:sz w:val="28"/>
+          <w:szCs w:val="28"/>
+        </w:rPr>
+        <w:t xml:space="preserve">() - Fixed progress, nodes, and efficiency bar </w:t>
+      </w:r>
+      <w:proofErr w:type="spellStart"/>
+      <w:r>
+        <w:rPr>
+          <w:rFonts w:ascii="Times New Roman" w:hAnsi="Times New Roman" w:cs="Times New Roman"/>
+          <w:sz w:val="28"/>
+          <w:szCs w:val="28"/>
+        </w:rPr>
+        <w:t>colors</w:t>
+      </w:r>
+      <w:proofErr w:type="spellEnd"/>
+    </w:p>
+    <w:p>
+      <w:pPr>
+        <w:ind w:right="0"/>
+        <w:rPr>
+          <w:rFonts w:ascii="Times New Roman" w:hAnsi="Times New Roman" w:cs="Times New Roman"/>
+          <w:sz w:val="28"/>
+          <w:szCs w:val="28"/>
+        </w:rPr>
+      </w:pPr>
+      <w:r>
+        <w:rPr>
+          <w:rFonts w:ascii="Times New Roman" w:hAnsi="Times New Roman" w:cs="Times New Roman"/>
+          <w:sz w:val="28"/>
+          <w:szCs w:val="28"/>
+        </w:rPr>
+        <w:t xml:space="preserve">   6. </w:t>
+      </w:r>
+      <w:proofErr w:type="spellStart"/>
+      <w:r>
+        <w:rPr>
+          <w:rFonts w:ascii="Times New Roman" w:hAnsi="Times New Roman" w:cs="Times New Roman"/>
+          <w:sz w:val="28"/>
+          <w:szCs w:val="28"/>
+        </w:rPr>
+        <w:t>render_telemetry_bar</w:t>
+      </w:r>
+      <w:proofErr w:type="spellEnd"/>
+      <w:r>
+        <w:rPr>
+          <w:rFonts w:ascii="Times New Roman" w:hAnsi="Times New Roman" w:cs="Times New Roman"/>
+          <w:sz w:val="28"/>
+          <w:szCs w:val="28"/>
+        </w:rPr>
+        <w:t xml:space="preserve">() - Fixed satellite link, CPU, and coordinate bar </w:t>
+      </w:r>
+      <w:proofErr w:type="spellStart"/>
+      <w:r>
+        <w:rPr>
+          <w:rFonts w:ascii="Times New Roman" w:hAnsi="Times New Roman" w:cs="Times New Roman"/>
+          <w:sz w:val="28"/>
+          <w:szCs w:val="28"/>
+        </w:rPr>
+        <w:t>colors</w:t>
+      </w:r>
+      <w:proofErr w:type="spellEnd"/>
+    </w:p>
+    <w:p>
+      <w:pPr>
+        <w:ind w:right="0"/>
+        <w:rPr>
+          <w:rFonts w:ascii="Times New Roman" w:hAnsi="Times New Roman" w:cs="Times New Roman"/>
+          <w:sz w:val="28"/>
+          <w:szCs w:val="28"/>
+        </w:rPr>
+      </w:pPr>
+      <w:r>
+        <w:rPr>
+          <w:rFonts w:ascii="Times New Roman" w:hAnsi="Times New Roman" w:cs="Times New Roman"/>
+          <w:sz w:val="28"/>
+          <w:szCs w:val="28"/>
+        </w:rPr>
+        <w:t xml:space="preserve">   7. </w:t>
+      </w:r>
+      <w:proofErr w:type="spellStart"/>
+      <w:r>
+        <w:rPr>
+          <w:rFonts w:ascii="Times New Roman" w:hAnsi="Times New Roman" w:cs="Times New Roman"/>
+          <w:sz w:val="28"/>
+          <w:szCs w:val="28"/>
+        </w:rPr>
+        <w:t>render_sidebar</w:t>
+      </w:r>
+      <w:proofErr w:type="spellEnd"/>
+      <w:r>
+        <w:rPr>
+          <w:rFonts w:ascii="Times New Roman" w:hAnsi="Times New Roman" w:cs="Times New Roman"/>
+          <w:sz w:val="28"/>
+          <w:szCs w:val="28"/>
+        </w:rPr>
+        <w:t xml:space="preserve">() - Fixed telemetry panel </w:t>
+      </w:r>
+      <w:proofErr w:type="spellStart"/>
+      <w:r>
+        <w:rPr>
+          <w:rFonts w:ascii="Times New Roman" w:hAnsi="Times New Roman" w:cs="Times New Roman"/>
+          <w:sz w:val="28"/>
+          <w:szCs w:val="28"/>
+        </w:rPr>
+        <w:t>colors</w:t>
+      </w:r>
+      <w:proofErr w:type="spellEnd"/>
+      <w:r>
+        <w:rPr>
+          <w:rFonts w:ascii="Times New Roman" w:hAnsi="Times New Roman" w:cs="Times New Roman"/>
+          <w:sz w:val="28"/>
+          <w:szCs w:val="28"/>
+        </w:rPr>
+        <w:t xml:space="preserve"> and borders</w:t>
+      </w:r>
+    </w:p>
+    <w:p>
+      <w:pPr>
+        <w:ind w:right="0"/>
+        <w:rPr>
+          <w:rFonts w:ascii="Times New Roman" w:hAnsi="Times New Roman" w:cs="Times New Roman"/>
+          <w:sz w:val="28"/>
+          <w:szCs w:val="28"/>
+        </w:rPr>
+      </w:pPr>
+      <w:r>
+        <w:rPr>
+          <w:rFonts w:ascii="Times New Roman" w:hAnsi="Times New Roman" w:cs="Times New Roman"/>
+          <w:sz w:val="28"/>
+          <w:szCs w:val="28"/>
+        </w:rPr>
+        <w:t xml:space="preserve">   8. </w:t>
+      </w:r>
+      <w:proofErr w:type="spellStart"/>
+      <w:r>
+        <w:rPr>
+          <w:rFonts w:ascii="Times New Roman" w:hAnsi="Times New Roman" w:cs="Times New Roman"/>
+          <w:sz w:val="28"/>
+          <w:szCs w:val="28"/>
+        </w:rPr>
+        <w:t>render_display</w:t>
+      </w:r>
+      <w:proofErr w:type="spellEnd"/>
+      <w:r>
+        <w:rPr>
+          <w:rFonts w:ascii="Times New Roman" w:hAnsi="Times New Roman" w:cs="Times New Roman"/>
+          <w:sz w:val="28"/>
+          <w:szCs w:val="28"/>
+        </w:rPr>
+        <w:t>() - Fixed hex stream, sector map, and stats panel borders</w:t>
+      </w:r>
+    </w:p>
+    <w:p>
+      <w:pPr>
+        <w:ind w:right="0"/>
+        <w:rPr>
+          <w:rFonts w:ascii="Times New Roman" w:hAnsi="Times New Roman" w:cs="Times New Roman"/>
+          <w:sz w:val="28"/>
+          <w:szCs w:val="28"/>
+        </w:rPr>
+      </w:pPr>
+      <w:r>
+        <w:rPr>
+          <w:rFonts w:ascii="Times New Roman" w:hAnsi="Times New Roman" w:cs="Times New Roman"/>
+          <w:sz w:val="28"/>
+          <w:szCs w:val="28"/>
+        </w:rPr>
+        <w:t xml:space="preserve">   9. </w:t>
+      </w:r>
+      <w:proofErr w:type="spellStart"/>
+      <w:r>
+        <w:rPr>
+          <w:rFonts w:ascii="Times New Roman" w:hAnsi="Times New Roman" w:cs="Times New Roman"/>
+          <w:sz w:val="28"/>
+          <w:szCs w:val="28"/>
+        </w:rPr>
+        <w:t>run_animation</w:t>
+      </w:r>
+      <w:proofErr w:type="spellEnd"/>
+      <w:r>
+        <w:rPr>
+          <w:rFonts w:ascii="Times New Roman" w:hAnsi="Times New Roman" w:cs="Times New Roman"/>
+          <w:sz w:val="28"/>
+          <w:szCs w:val="28"/>
+        </w:rPr>
+        <w:t>() - Fixed telemetry bar border in the animation loop</w:t>
+      </w:r>
+    </w:p>
+    <w:p>
+      <w:pPr>
+        <w:ind w:right="0"/>
+        <w:rPr>
+          <w:rFonts w:ascii="Times New Roman" w:hAnsi="Times New Roman" w:cs="Times New Roman"/>
+          <w:sz w:val="28"/>
+          <w:szCs w:val="28"/>
+        </w:rPr>
+      </w:pPr>
+      <w:r>
+        <w:rPr>
+          <w:rFonts w:ascii="Times New Roman" w:hAnsi="Times New Roman" w:cs="Times New Roman"/>
+          <w:sz w:val="28"/>
+          <w:szCs w:val="28"/>
+        </w:rPr>
+        <w:t xml:space="preserve">   10. _</w:t>
+      </w:r>
+      <w:proofErr w:type="spellStart"/>
+      <w:r>
+        <w:rPr>
+          <w:rFonts w:ascii="Times New Roman" w:hAnsi="Times New Roman" w:cs="Times New Roman"/>
+          <w:sz w:val="28"/>
+          <w:szCs w:val="28"/>
+        </w:rPr>
+        <w:t>show_success_celebration</w:t>
+      </w:r>
+      <w:proofErr w:type="spellEnd"/>
+      <w:r>
+        <w:rPr>
+          <w:rFonts w:ascii="Times New Roman" w:hAnsi="Times New Roman" w:cs="Times New Roman"/>
+          <w:sz w:val="28"/>
+          <w:szCs w:val="28"/>
+        </w:rPr>
+        <w:t xml:space="preserve">() - Fixed the success banner and mission summary table </w:t>
+      </w:r>
+      <w:proofErr w:type="spellStart"/>
+      <w:r>
+        <w:rPr>
+          <w:rFonts w:ascii="Times New Roman" w:hAnsi="Times New Roman" w:cs="Times New Roman"/>
+          <w:sz w:val="28"/>
+          <w:szCs w:val="28"/>
+        </w:rPr>
+        <w:t>colors</w:t>
+      </w:r>
+      <w:proofErr w:type="spellEnd"/>
+    </w:p>
+    <w:p>
+      <w:pPr>
+        <w:ind w:right="0"/>
+        <w:rPr>
+          <w:rFonts w:ascii="Times New Roman" w:hAnsi="Times New Roman" w:cs="Times New Roman"/>
+          <w:sz w:val="28"/>
+          <w:szCs w:val="28"/>
+        </w:rPr>
+      </w:pPr>
+    </w:p>
+    <w:p>
+      <w:pPr>
+        <w:ind w:right="0"/>
+        <w:rPr>
+          <w:rFonts w:ascii="Times New Roman" w:hAnsi="Times New Roman" w:cs="Times New Roman"/>
+          <w:sz w:val="28"/>
+          <w:szCs w:val="28"/>
+        </w:rPr>
+      </w:pPr>
+      <w:r>
+        <w:rPr>
+          <w:rFonts w:ascii="Times New Roman" w:hAnsi="Times New Roman" w:cs="Times New Roman"/>
+          <w:sz w:val="28"/>
+          <w:szCs w:val="28"/>
+        </w:rPr>
+        <w:t xml:space="preserve">  Examples of Changes:</w:t>
+      </w:r>
+    </w:p>
+    <w:p>
+      <w:pPr>
+        <w:ind w:right="0"/>
+        <w:rPr>
+          <w:rFonts w:ascii="Times New Roman" w:hAnsi="Times New Roman" w:cs="Times New Roman"/>
+          <w:sz w:val="28"/>
+          <w:szCs w:val="28"/>
+        </w:rPr>
+      </w:pPr>
+    </w:p>
+    <w:p>
+      <w:pPr>
+        <w:ind w:right="0"/>
+        <w:rPr>
+          <w:rFonts w:ascii="Times New Roman" w:hAnsi="Times New Roman" w:cs="Times New Roman"/>
+          <w:sz w:val="28"/>
+          <w:szCs w:val="28"/>
+        </w:rPr>
+      </w:pPr>
+      <w:r>
+        <w:rPr>
+          <w:rFonts w:ascii="Times New Roman" w:hAnsi="Times New Roman" w:cs="Times New Roman"/>
+          <w:sz w:val="28"/>
+          <w:szCs w:val="28"/>
+        </w:rPr>
+        <w:t xml:space="preserve">   - </w:t>
+      </w:r>
+      <w:proofErr w:type="spellStart"/>
+      <w:r>
+        <w:rPr>
+          <w:rFonts w:ascii="Times New Roman" w:hAnsi="Times New Roman" w:cs="Times New Roman"/>
+          <w:sz w:val="28"/>
+          <w:szCs w:val="28"/>
+        </w:rPr>
+        <w:t>color</w:t>
+      </w:r>
+      <w:proofErr w:type="spellEnd"/>
+      <w:r>
+        <w:rPr>
+          <w:rFonts w:ascii="Times New Roman" w:hAnsi="Times New Roman" w:cs="Times New Roman"/>
+          <w:sz w:val="28"/>
+          <w:szCs w:val="28"/>
+        </w:rPr>
+        <w:t>(#00FFFF) → #00FFFF</w:t>
+      </w:r>
+    </w:p>
+    <w:p>
+      <w:pPr>
+        <w:ind w:right="0"/>
+        <w:rPr>
+          <w:rFonts w:ascii="Times New Roman" w:hAnsi="Times New Roman" w:cs="Times New Roman"/>
+          <w:sz w:val="28"/>
+          <w:szCs w:val="28"/>
+        </w:rPr>
+      </w:pPr>
+      <w:r>
+        <w:rPr>
+          <w:rFonts w:ascii="Times New Roman" w:hAnsi="Times New Roman" w:cs="Times New Roman"/>
+          <w:sz w:val="28"/>
+          <w:szCs w:val="28"/>
+        </w:rPr>
+        <w:t xml:space="preserve">   - [bold </w:t>
+      </w:r>
+      <w:proofErr w:type="spellStart"/>
+      <w:r>
+        <w:rPr>
+          <w:rFonts w:ascii="Times New Roman" w:hAnsi="Times New Roman" w:cs="Times New Roman"/>
+          <w:sz w:val="28"/>
+          <w:szCs w:val="28"/>
+        </w:rPr>
+        <w:t>color</w:t>
+      </w:r>
+      <w:proofErr w:type="spellEnd"/>
+      <w:r>
+        <w:rPr>
+          <w:rFonts w:ascii="Times New Roman" w:hAnsi="Times New Roman" w:cs="Times New Roman"/>
+          <w:sz w:val="28"/>
+          <w:szCs w:val="28"/>
+        </w:rPr>
+        <w:t xml:space="preserve">(#FF00FF)]text[/bold </w:t>
+      </w:r>
+      <w:proofErr w:type="spellStart"/>
+      <w:r>
+        <w:rPr>
+          <w:rFonts w:ascii="Times New Roman" w:hAnsi="Times New Roman" w:cs="Times New Roman"/>
+          <w:sz w:val="28"/>
+          <w:szCs w:val="28"/>
+        </w:rPr>
+        <w:t>color</w:t>
+      </w:r>
+      <w:proofErr w:type="spellEnd"/>
+      <w:r>
+        <w:rPr>
+          <w:rFonts w:ascii="Times New Roman" w:hAnsi="Times New Roman" w:cs="Times New Roman"/>
+          <w:sz w:val="28"/>
+          <w:szCs w:val="28"/>
+        </w:rPr>
+        <w:t>(#FF00FF)] → [bold #FF00FF]text[/bold #FF00FF]</w:t>
+      </w:r>
+    </w:p>
+    <w:p>
+      <w:pPr>
+        <w:ind w:right="0"/>
+        <w:rPr>
+          <w:rFonts w:ascii="Times New Roman" w:hAnsi="Times New Roman" w:cs="Times New Roman"/>
+          <w:sz w:val="28"/>
+          <w:szCs w:val="28"/>
+        </w:rPr>
+      </w:pPr>
+      <w:r>
+        <w:rPr>
+          <w:rFonts w:ascii="Times New Roman" w:hAnsi="Times New Roman" w:cs="Times New Roman"/>
+          <w:sz w:val="28"/>
+          <w:szCs w:val="28"/>
+        </w:rPr>
+        <w:t xml:space="preserve">   - </w:t>
+      </w:r>
+      <w:proofErr w:type="spellStart"/>
+      <w:r>
+        <w:rPr>
+          <w:rFonts w:ascii="Times New Roman" w:hAnsi="Times New Roman" w:cs="Times New Roman"/>
+          <w:sz w:val="28"/>
+          <w:szCs w:val="28"/>
+        </w:rPr>
+        <w:t>border_style</w:t>
+      </w:r>
+      <w:proofErr w:type="spellEnd"/>
+      <w:r>
+        <w:rPr>
+          <w:rFonts w:ascii="Times New Roman" w:hAnsi="Times New Roman" w:cs="Times New Roman"/>
+          <w:sz w:val="28"/>
+          <w:szCs w:val="28"/>
+        </w:rPr>
+        <w:t>="</w:t>
+      </w:r>
+      <w:proofErr w:type="spellStart"/>
+      <w:r>
+        <w:rPr>
+          <w:rFonts w:ascii="Times New Roman" w:hAnsi="Times New Roman" w:cs="Times New Roman"/>
+          <w:sz w:val="28"/>
+          <w:szCs w:val="28"/>
+        </w:rPr>
+        <w:t>color</w:t>
+      </w:r>
+      <w:proofErr w:type="spellEnd"/>
+      <w:r>
+        <w:rPr>
+          <w:rFonts w:ascii="Times New Roman" w:hAnsi="Times New Roman" w:cs="Times New Roman"/>
+          <w:sz w:val="28"/>
+          <w:szCs w:val="28"/>
+        </w:rPr>
+        <w:t xml:space="preserve">(#00FF00)" → </w:t>
+      </w:r>
+      <w:proofErr w:type="spellStart"/>
+      <w:r>
+        <w:rPr>
+          <w:rFonts w:ascii="Times New Roman" w:hAnsi="Times New Roman" w:cs="Times New Roman"/>
+          <w:sz w:val="28"/>
+          <w:szCs w:val="28"/>
+        </w:rPr>
+        <w:t>border_style</w:t>
+      </w:r>
+      <w:proofErr w:type="spellEnd"/>
+      <w:r>
+        <w:rPr>
+          <w:rFonts w:ascii="Times New Roman" w:hAnsi="Times New Roman" w:cs="Times New Roman"/>
+          <w:sz w:val="28"/>
+          <w:szCs w:val="28"/>
+        </w:rPr>
+        <w:t>="#00FF00"</w:t>
+      </w:r>
+    </w:p>
+    <w:p>
+      <w:pPr>
+        <w:ind w:right="0"/>
+        <w:rPr>
+          <w:rFonts w:ascii="Times New Roman" w:hAnsi="Times New Roman" w:cs="Times New Roman"/>
+          <w:sz w:val="28"/>
+          <w:szCs w:val="28"/>
+        </w:rPr>
+      </w:pPr>
+      <w:r>
+        <w:rPr>
+          <w:rFonts w:ascii="Times New Roman" w:hAnsi="Times New Roman" w:cs="Times New Roman"/>
+          <w:sz w:val="28"/>
+          <w:szCs w:val="28"/>
+        </w:rPr>
+        <w:t xml:space="preserve">   - style="</w:t>
+      </w:r>
+      <w:proofErr w:type="spellStart"/>
+      <w:r>
+        <w:rPr>
+          <w:rFonts w:ascii="Times New Roman" w:hAnsi="Times New Roman" w:cs="Times New Roman"/>
+          <w:sz w:val="28"/>
+          <w:szCs w:val="28"/>
+        </w:rPr>
+        <w:t>color</w:t>
+      </w:r>
+      <w:proofErr w:type="spellEnd"/>
+      <w:r>
+        <w:rPr>
+          <w:rFonts w:ascii="Times New Roman" w:hAnsi="Times New Roman" w:cs="Times New Roman"/>
+          <w:sz w:val="28"/>
+          <w:szCs w:val="28"/>
+        </w:rPr>
+        <w:t>(#FFFF00) dim" → style="#FFFF00 dim"</w:t>
+      </w:r>
+    </w:p>
+    <w:p>
+      <w:pPr>
+        <w:ind w:right="0"/>
+        <w:rPr>
+          <w:rFonts w:ascii="Times New Roman" w:hAnsi="Times New Roman" w:cs="Times New Roman"/>
+          <w:sz w:val="28"/>
+          <w:szCs w:val="28"/>
+        </w:rPr>
+      </w:pPr>
+    </w:p>
+    <w:p>
+      <w:pPr>
+        <w:ind w:right="0"/>
+        <w:rPr>
+          <w:rFonts w:ascii="Times New Roman" w:hAnsi="Times New Roman" w:cs="Times New Roman"/>
+          <w:sz w:val="28"/>
+          <w:szCs w:val="28"/>
+        </w:rPr>
+      </w:pPr>
+      <w:r>
+        <w:rPr>
+          <w:rFonts w:ascii="Times New Roman" w:hAnsi="Times New Roman" w:cs="Times New Roman"/>
+          <w:sz w:val="28"/>
+          <w:szCs w:val="28"/>
+        </w:rPr>
+        <w:t xml:space="preserve">  All cyberpunk layout, features, and visual effects remain exactly as they were. The code is now fully compatible with the Rich library's </w:t>
+      </w:r>
+      <w:proofErr w:type="spellStart"/>
+      <w:r>
+        <w:rPr>
+          <w:rFonts w:ascii="Times New Roman" w:hAnsi="Times New Roman" w:cs="Times New Roman"/>
+          <w:sz w:val="28"/>
+          <w:szCs w:val="28"/>
+        </w:rPr>
+        <w:t>color</w:t>
+      </w:r>
+      <w:proofErr w:type="spellEnd"/>
+      <w:r>
+        <w:rPr>
+          <w:rFonts w:ascii="Times New Roman" w:hAnsi="Times New Roman" w:cs="Times New Roman"/>
+          <w:sz w:val="28"/>
+          <w:szCs w:val="28"/>
+        </w:rPr>
+        <w:t xml:space="preserve">   </w:t>
+      </w:r>
+    </w:p>
+    <w:p>
+      <w:pPr>
+        <w:ind w:right="0"/>
+        <w:rPr>
+          <w:rFonts w:ascii="Times New Roman" w:hAnsi="Times New Roman" w:cs="Times New Roman"/>
+          <w:sz w:val="28"/>
+          <w:szCs w:val="28"/>
+        </w:rPr>
+      </w:pPr>
+      <w:r>
+        <w:rPr>
+          <w:rFonts w:ascii="Times New Roman" w:hAnsi="Times New Roman" w:cs="Times New Roman"/>
+          <w:sz w:val="28"/>
+          <w:szCs w:val="28"/>
+        </w:rPr>
+        <w:t xml:space="preserve">  syntax.</w:t>
+      </w:r>
+    </w:p>
+    <w:p>
+      <w:pPr>
+        <w:ind w:right="0"/>
+        <w:rPr>
+          <w:rFonts w:ascii="Times New Roman" w:hAnsi="Times New Roman" w:cs="Times New Roman"/>
+          <w:sz w:val="28"/>
+          <w:szCs w:val="28"/>
+        </w:rPr>
+      </w:pPr>
+    </w:p>
+    <w:p>
+      <w:pPr>
+        <w:ind w:right="0"/>
+        <w:rPr>
+          <w:rFonts w:ascii="Times New Roman" w:hAnsi="Times New Roman" w:cs="Times New Roman"/>
+          <w:sz w:val="28"/>
+          <w:szCs w:val="28"/>
+        </w:rPr>
+      </w:pPr>
+      <w:r>
+        <w:rPr>
+          <w:rFonts w:ascii="Times New Roman" w:hAnsi="Times New Roman" w:cs="Times New Roman"/>
+          <w:sz w:val="28"/>
+          <w:szCs w:val="28"/>
+        </w:rPr>
+        <w:t xml:space="preserve"> D:\robot-navigation [</w:t>
+      </w:r>
+      <w:r>
+        <w:rPr>
+          <w:rFonts w:ascii="Cambria Math" w:hAnsi="Cambria Math" w:cs="Cambria Math"/>
+          <w:sz w:val="28"/>
+          <w:szCs w:val="28"/>
+        </w:rPr>
+        <w:t>⎇</w:t>
+      </w:r>
+      <w:r>
+        <w:rPr>
+          <w:rFonts w:ascii="Times New Roman" w:hAnsi="Times New Roman" w:cs="Times New Roman"/>
+          <w:sz w:val="28"/>
+          <w:szCs w:val="28"/>
+        </w:rPr>
+        <w:t xml:space="preserve"> main*]                                                                                               claude-haiku-4.5 (1x) </w:t>
+      </w:r>
+    </w:p>
+    <w:p>
+      <w:pPr>
+        <w:ind w:right="0"/>
+        <w:rPr>
+          <w:rFonts w:ascii="Times New Roman" w:hAnsi="Times New Roman" w:cs="Times New Roman"/>
+          <w:sz w:val="28"/>
+          <w:szCs w:val="28"/>
+        </w:rPr>
+      </w:pPr>
+      <w:r>
+        <w:rPr>
+          <w:rFonts w:ascii="Times New Roman" w:hAnsi="Times New Roman" w:cs="Times New Roman"/>
+          <w:sz w:val="28"/>
+          <w:szCs w:val="28"/>
+        </w:rPr>
+        <w:t>───────────────────────────────────────────────────────────────────────────────────────────────────────────────────────────────────────────────────</w:t>
+      </w:r>
+      <w:r>
+        <w:rPr>
+          <w:rFonts w:ascii="Segoe UI Symbol" w:hAnsi="Segoe UI Symbol" w:cs="Segoe UI Symbol"/>
+          <w:sz w:val="28"/>
+          <w:szCs w:val="28"/>
+        </w:rPr>
+        <w:t>❯</w:t>
+      </w:r>
+      <w:r>
+        <w:rPr>
+          <w:rFonts w:ascii="Times New Roman" w:hAnsi="Times New Roman" w:cs="Times New Roman"/>
+          <w:sz w:val="28"/>
+          <w:szCs w:val="28"/>
+        </w:rPr>
+        <w:t xml:space="preserve">  Type @ to mention files, # for issues/PRs, / for commands, or ? for shortcuts</w:t>
+      </w:r>
+    </w:p>
+    <w:p>
+      <w:pPr>
+        <w:ind w:right="0"/>
+        <w:rPr>
+          <w:rFonts w:ascii="Times New Roman" w:hAnsi="Times New Roman" w:cs="Times New Roman"/>
+          <w:sz w:val="28"/>
+          <w:szCs w:val="28"/>
+        </w:rPr>
+      </w:pPr>
+      <w:r>
+        <w:rPr>
+          <w:rFonts w:ascii="Times New Roman" w:hAnsi="Times New Roman" w:cs="Times New Roman"/>
+          <w:sz w:val="28"/>
+          <w:szCs w:val="28"/>
+        </w:rPr>
+        <w:t>────────────────────────────────────────────────────────────────────────────────────────────────────────</w:t>
+      </w:r>
+      <w:r>
+        <w:rPr>
+          <w:rFonts w:ascii="Times New Roman" w:hAnsi="Times New Roman" w:cs="Times New Roman"/>
+          <w:sz w:val="28"/>
+          <w:szCs w:val="28"/>
+        </w:rPr>
+        <w:lastRenderedPageBreak/>
+        <w:t xml:space="preserve">─────────────────────────────────────────── </w:t>
+      </w:r>
+      <w:proofErr w:type="spellStart"/>
+      <w:r>
+        <w:rPr>
+          <w:rFonts w:ascii="Times New Roman" w:hAnsi="Times New Roman" w:cs="Times New Roman"/>
+          <w:sz w:val="28"/>
+          <w:szCs w:val="28"/>
+        </w:rPr>
+        <w:t>shift+tab</w:t>
+      </w:r>
+      <w:proofErr w:type="spellEnd"/>
+      <w:r>
+        <w:rPr>
+          <w:rFonts w:ascii="Times New Roman" w:hAnsi="Times New Roman" w:cs="Times New Roman"/>
+          <w:sz w:val="28"/>
+          <w:szCs w:val="28"/>
+        </w:rPr>
+        <w:t xml:space="preserve"> switch mode ​                                                                                                       Remaining </w:t>
+      </w:r>
+      <w:proofErr w:type="spellStart"/>
+      <w:r>
+        <w:rPr>
+          <w:rFonts w:ascii="Times New Roman" w:hAnsi="Times New Roman" w:cs="Times New Roman"/>
+          <w:sz w:val="28"/>
+          <w:szCs w:val="28"/>
+        </w:rPr>
+        <w:t>reqs</w:t>
+      </w:r>
+      <w:proofErr w:type="spellEnd"/>
+      <w:r>
+        <w:rPr>
+          <w:rFonts w:ascii="Times New Roman" w:hAnsi="Times New Roman" w:cs="Times New Roman"/>
+          <w:sz w:val="28"/>
+          <w:szCs w:val="28"/>
+        </w:rPr>
+        <w:t>.: 0%</w:t>
+      </w:r>
+    </w:p>
+    <w:p>
+      <w:pPr>
+        <w:ind w:right="0"/>
+        <w:rPr>
+          <w:rFonts w:ascii="Times New Roman" w:hAnsi="Times New Roman" w:cs="Times New Roman"/>
+          <w:sz w:val="28"/>
+          <w:szCs w:val="28"/>
+        </w:rPr>
+      </w:pPr>
+    </w:p>
+    <w:p>
+      <w:pPr>
+        <w:ind w:right="0"/>
+        <w:rPr>
+          <w:rFonts w:ascii="Times New Roman" w:hAnsi="Times New Roman" w:cs="Times New Roman"/>
+          <w:sz w:val="28"/>
+          <w:szCs w:val="28"/>
+        </w:rPr>
+      </w:pPr>
+    </w:p>
+    <w:p>
+      <w:pPr>
+        <w:ind w:right="0"/>
+        <w:rPr>
+          <w:rFonts w:ascii="Times New Roman" w:hAnsi="Times New Roman" w:cs="Times New Roman"/>
+          <w:sz w:val="28"/>
+          <w:szCs w:val="28"/>
+        </w:rPr>
+      </w:pPr>
     </w:p>
     <w:p>
       <w:pPr>
